--- a/templates/Akt_10_Template.docx
+++ b/templates/Akt_10_Template.docx
@@ -165,7 +165,7 @@
           <w:sz w:val="24"/>
           <w:szCs w:val="24"/>
         </w:rPr>
-        <w:t xml:space="preserve">{{Консултант_Фирма}}, ЕИК {{Консултант_ЕИК}}, {{Консултант_Адрес}}, притежаващо Удостоверение {{Консултант_Удостоверение}}, с управител инж. {{Консултант_Управител}}</w:t>
+        <w:t>{{Консултант_Фирма}}, ЕИК {{Консултант_ЕИК}}, {{Консултант_Адрес}}, притежаващо Удостоверение {{Консултант_Удостоверение}}, с управител {{Консултант_Управител}}</w:t>
       </w:r>
     </w:p>
     <w:p>
@@ -421,7 +421,7 @@
           <w:sz w:val="24"/>
           <w:szCs w:val="24"/>
         </w:rPr>
-        <w:t xml:space="preserve">инж. {{Консултант_Управител}} — Управител на {{Консултант_Фирма}}</w:t>
+        <w:t>{{Консултант_Управител}} — Управител на {{Консултант_Фирма}}</w:t>
       </w:r>
     </w:p>
     <w:p>
@@ -1111,7 +1111,7 @@
           <w:sz w:val="24"/>
           <w:szCs w:val="24"/>
         </w:rPr>
-        <w:t xml:space="preserve">(инж. {{Управител_1и3}})</w:t>
+        <w:t>({{Управител_1и3}})</w:t>
       </w:r>
     </w:p>
     <w:p>

--- a/templates/Akt_10_Template.docx
+++ b/templates/Akt_10_Template.docx
@@ -156,7 +156,9 @@
           <w:sz w:val="24"/>
           <w:szCs w:val="24"/>
         </w:rPr>
-        <w:t xml:space="preserve">Строителен надзор:	</w:t>
+        <w:t>Консултант (строителен надзор):</w:t>
+        <w:tab/>
+        <w:t>{{Консултант_Фирма}}, ЕИК {{Консултант_ЕИК}}, {{Консултант_Адрес}}, притежаващо Удостоверение {{Консултант_Удостоверение}}, с управител {{Консултант_Управител}}</w:t>
       </w:r>
       <w:r>
         <w:rPr>
@@ -165,7 +167,6 @@
           <w:sz w:val="24"/>
           <w:szCs w:val="24"/>
         </w:rPr>
-        <w:t>{{Консултант_Фирма}}, ЕИК {{Консултант_ЕИК}}, {{Консултант_Адрес}}, притежаващо Удостоверение {{Консултант_Удостоверение}}, с управител {{Консултант_Управител}}</w:t>
       </w:r>
     </w:p>
     <w:p>
@@ -1091,16 +1092,15 @@
           <w:sz w:val="24"/>
           <w:szCs w:val="24"/>
         </w:rPr>
-        <w:t xml:space="preserve">Строителен надзор:  </w:t>
-      </w:r>
-      <w:r>
-        <w:rPr>
-          <w:rFonts w:ascii="Garamond" w:cs="Garamond" w:eastAsia="Garamond" w:hAnsi="Garamond"/>
-          <w:color w:val="9CA3AF"/>
-          <w:sz w:val="24"/>
-          <w:szCs w:val="24"/>
-        </w:rPr>
-        <w:t xml:space="preserve">..............................   </w:t>
+        <w:t>Управител СН:  ..............................   ({{Управител_1и3}})</w:t>
+      </w:r>
+      <w:r>
+        <w:rPr>
+          <w:rFonts w:ascii="Garamond" w:cs="Garamond" w:eastAsia="Garamond" w:hAnsi="Garamond"/>
+          <w:color w:val="9CA3AF"/>
+          <w:sz w:val="24"/>
+          <w:szCs w:val="24"/>
+        </w:rPr>
       </w:r>
       <w:r>
         <w:rPr>
@@ -1111,7 +1111,6 @@
           <w:sz w:val="24"/>
           <w:szCs w:val="24"/>
         </w:rPr>
-        <w:t>({{Управител_1и3}})</w:t>
       </w:r>
     </w:p>
     <w:p>

--- a/templates/Akt_10_Template.docx
+++ b/templates/Akt_10_Template.docx
@@ -55,6 +55,56 @@
     </w:p>
     <w:p>
       <w:pPr>
+        <w:spacing w:after="160" w:before="40"/>
+        <w:jc w:val="center"/>
+      </w:pPr>
+      <w:r>
+        <w:rPr>
+          <w:rFonts w:ascii="Garamond" w:cs="Garamond" w:eastAsia="Garamond" w:hAnsi="Garamond"/>
+          <w:b/>
+          <w:bCs/>
+          <w:color w:val="2D3561"/>
+          <w:sz w:val="24"/>
+          <w:szCs w:val="24"/>
+        </w:rPr>
+      </w:r>
+    </w:p>
+    <w:p>
+      <w:pPr>
+        <w:spacing w:after="160" w:before="40"/>
+        <w:jc w:val="center"/>
+      </w:pPr>
+      <w:r>
+        <w:rPr>
+          <w:rFonts w:ascii="Garamond" w:cs="Garamond" w:eastAsia="Garamond" w:hAnsi="Garamond"/>
+          <w:b/>
+          <w:bCs/>
+          <w:color w:val="2D3561"/>
+          <w:sz w:val="24"/>
+          <w:szCs w:val="24"/>
+        </w:rPr>
+        <w:t>поради ............................................................................................................</w:t>
+      </w:r>
+    </w:p>
+    <w:p>
+      <w:pPr>
+        <w:spacing w:after="160" w:before="40"/>
+        <w:jc w:val="center"/>
+      </w:pPr>
+      <w:r>
+        <w:rPr>
+          <w:rFonts w:ascii="Garamond" w:cs="Garamond" w:eastAsia="Garamond" w:hAnsi="Garamond"/>
+          <w:b/>
+          <w:bCs/>
+          <w:color w:val="2D3561"/>
+          <w:sz w:val="24"/>
+          <w:szCs w:val="24"/>
+        </w:rPr>
+        <w:t>(изменение в проектите; неизпълнение на задълженията на някоя от страните по договорите; забавяне на доставката на машини и съоръжения; неблагоприятни геоложки условия; смяна на строителя по реда на ЗУТ или друга причина — посочва се)</w:t>
+      </w:r>
+    </w:p>
+    <w:p>
+      <w:pPr>
         <w:pBdr>
           <w:bottom w:val="single" w:color="E5E7EB" w:sz="2" w:space="2"/>
         </w:pBdr>
@@ -217,6 +267,58 @@
           <w:szCs w:val="24"/>
         </w:rPr>
         <w:t xml:space="preserve">{{Строител_ТехРък}}</w:t>
+      </w:r>
+    </w:p>
+    <w:p>
+      <w:pPr>
+        <w:spacing w:after="40" w:before="40"/>
+      </w:pPr>
+      <w:r>
+        <w:rPr>
+          <w:rFonts w:ascii="Garamond" w:cs="Garamond" w:eastAsia="Garamond" w:hAnsi="Garamond"/>
+          <w:b/>
+          <w:bCs/>
+          <w:color w:val="2D3561"/>
+          <w:sz w:val="24"/>
+          <w:szCs w:val="24"/>
+        </w:rPr>
+        <w:t>Проектант:</w:t>
+        <w:tab/>
+        <w:t>{{Проектанти_Имена}}</w:t>
+      </w:r>
+      <w:r>
+        <w:rPr>
+          <w:rFonts w:ascii="Garamond" w:cs="Garamond" w:eastAsia="Garamond" w:hAnsi="Garamond"/>
+          <w:color w:val="6B7280"/>
+          <w:sz w:val="24"/>
+          <w:szCs w:val="24"/>
+        </w:rPr>
+      </w:r>
+    </w:p>
+    <w:p>
+      <w:pPr>
+        <w:spacing w:after="40" w:before="40"/>
+      </w:pPr>
+      <w:r>
+        <w:rPr>
+          <w:rFonts w:ascii="Garamond" w:cs="Garamond" w:eastAsia="Garamond" w:hAnsi="Garamond"/>
+          <w:b/>
+          <w:bCs/>
+          <w:color w:val="2D3561"/>
+          <w:sz w:val="24"/>
+          <w:szCs w:val="24"/>
+        </w:rPr>
+        <w:t>Технически контрол за част "Конструктивна":</w:t>
+        <w:tab/>
+        <w:t>___________________________________________</w:t>
+      </w:r>
+      <w:r>
+        <w:rPr>
+          <w:rFonts w:ascii="Garamond" w:cs="Garamond" w:eastAsia="Garamond" w:hAnsi="Garamond"/>
+          <w:color w:val="6B7280"/>
+          <w:sz w:val="24"/>
+          <w:szCs w:val="24"/>
+        </w:rPr>
       </w:r>
     </w:p>
     <w:p>
@@ -282,7 +384,7 @@
           <w:sz w:val="24"/>
           <w:szCs w:val="24"/>
         </w:rPr>
-        <w:t xml:space="preserve">Строителя:</w:t>
+        <w:t>1. Строителя:</w:t>
       </w:r>
     </w:p>
     <w:p>
@@ -325,38 +427,6 @@
     </w:p>
     <w:p>
       <w:pPr>
-        <w:spacing w:after="0" w:before="0"/>
-      </w:pPr>
-      <w:r>
-        <w:rPr>
-          <w:rFonts w:ascii="Garamond" w:cs="Garamond" w:eastAsia="Garamond" w:hAnsi="Garamond"/>
-          <w:sz w:val="24"/>
-          <w:szCs w:val="24"/>
-        </w:rPr>
-        <w:t xml:space="preserve"/>
-      </w:r>
-    </w:p>
-    <w:p>
-      <w:pPr>
-        <w:pBdr>
-          <w:bottom w:val="single" w:color="FDE8EC" w:sz="2" w:space="2"/>
-        </w:pBdr>
-        <w:spacing w:after="80" w:before="200"/>
-      </w:pPr>
-      <w:r>
-        <w:rPr>
-          <w:rFonts w:ascii="Garamond" w:cs="Garamond" w:eastAsia="Garamond" w:hAnsi="Garamond"/>
-          <w:b/>
-          <w:bCs/>
-          <w:color w:val="E8647A"/>
-          <w:sz w:val="24"/>
-          <w:szCs w:val="24"/>
-        </w:rPr>
-        <w:t xml:space="preserve">Проектант:</w:t>
-      </w:r>
-    </w:p>
-    <w:p>
-      <w:pPr>
         <w:spacing w:after="60" w:before="60"/>
         <w:jc w:val="both"/>
       </w:pPr>
@@ -371,7 +441,7 @@
           <w:sz w:val="24"/>
           <w:szCs w:val="24"/>
         </w:rPr>
-        <w:t xml:space="preserve">{{Проектанти_Списък}}</w:t>
+        <w:t>(строителя — трите имена или фирмена регистрация)</w:t>
       </w:r>
     </w:p>
     <w:p>
@@ -403,7 +473,7 @@
           <w:sz w:val="24"/>
           <w:szCs w:val="24"/>
         </w:rPr>
-        <w:t xml:space="preserve">Строителен надзор:</w:t>
+        <w:t>2. Строителен надзор:</w:t>
       </w:r>
     </w:p>
     <w:p>
@@ -441,39 +511,7 @@
           <w:sz w:val="24"/>
           <w:szCs w:val="24"/>
         </w:rPr>
-        <w:t xml:space="preserve">{{Консултанти_Списък}}</w:t>
-      </w:r>
-    </w:p>
-    <w:p>
-      <w:pPr>
-        <w:spacing w:after="0" w:before="0"/>
-      </w:pPr>
-      <w:r>
-        <w:rPr>
-          <w:rFonts w:ascii="Garamond" w:cs="Garamond" w:eastAsia="Garamond" w:hAnsi="Garamond"/>
-          <w:sz w:val="24"/>
-          <w:szCs w:val="24"/>
-        </w:rPr>
-        <w:t xml:space="preserve"/>
-      </w:r>
-    </w:p>
-    <w:p>
-      <w:pPr>
-        <w:pBdr>
-          <w:bottom w:val="single" w:color="FDE8EC" w:sz="2" w:space="2"/>
-        </w:pBdr>
-        <w:spacing w:after="80" w:before="200"/>
-      </w:pPr>
-      <w:r>
-        <w:rPr>
-          <w:rFonts w:ascii="Garamond" w:cs="Garamond" w:eastAsia="Garamond" w:hAnsi="Garamond"/>
-          <w:b/>
-          <w:bCs/>
-          <w:color w:val="E8647A"/>
-          <w:sz w:val="24"/>
-          <w:szCs w:val="24"/>
-        </w:rPr>
-        <w:t xml:space="preserve">Възложителя:</w:t>
+        <w:t>{{Консултанти_Списък}}</w:t>
       </w:r>
     </w:p>
     <w:p>
@@ -492,7 +530,7 @@
           <w:sz w:val="24"/>
           <w:szCs w:val="24"/>
         </w:rPr>
-        <w:t xml:space="preserve">{{Възложител_Блок}}</w:t>
+        <w:t>(лицето, упражняващо строителен надзор, и технически правоспособните физически лица по съответните части за изпълненото строителство)</w:t>
       </w:r>
     </w:p>
     <w:p>
@@ -506,6 +544,25 @@
           <w:szCs w:val="24"/>
         </w:rPr>
         <w:t xml:space="preserve"/>
+      </w:r>
+    </w:p>
+    <w:p>
+      <w:pPr>
+        <w:pBdr>
+          <w:bottom w:val="single" w:color="FDE8EC" w:sz="2" w:space="2"/>
+        </w:pBdr>
+        <w:spacing w:after="80" w:before="200"/>
+      </w:pPr>
+      <w:r>
+        <w:rPr>
+          <w:rFonts w:ascii="Garamond" w:cs="Garamond" w:eastAsia="Garamond" w:hAnsi="Garamond"/>
+          <w:b/>
+          <w:bCs/>
+          <w:color w:val="E8647A"/>
+          <w:sz w:val="24"/>
+          <w:szCs w:val="24"/>
+        </w:rPr>
+        <w:t>3. Проектантите по съответните части:</w:t>
       </w:r>
     </w:p>
     <w:p>
@@ -524,523 +581,7 @@
           <w:sz w:val="24"/>
           <w:szCs w:val="24"/>
         </w:rPr>
-        <w:t xml:space="preserve">съставихме този акт, с който установихме, че на ...................................... г. състоянието на строежа, етапа или част от него е следното:</w:t>
-      </w:r>
-    </w:p>
-    <w:p>
-      <w:pPr>
-        <w:spacing w:after="0" w:before="0"/>
-      </w:pPr>
-      <w:r>
-        <w:rPr>
-          <w:rFonts w:ascii="Garamond" w:cs="Garamond" w:eastAsia="Garamond" w:hAnsi="Garamond"/>
-          <w:sz w:val="24"/>
-          <w:szCs w:val="24"/>
-        </w:rPr>
-        <w:t xml:space="preserve"/>
-      </w:r>
-    </w:p>
-    <w:p>
-      <w:pPr>
-        <w:spacing w:after="60" w:before="60"/>
-      </w:pPr>
-      <w:r>
-        <w:rPr>
-          <w:rFonts w:ascii="Garamond" w:cs="Garamond" w:eastAsia="Garamond" w:hAnsi="Garamond"/>
-          <w:color w:val="2D3561"/>
-          <w:sz w:val="24"/>
-          <w:szCs w:val="24"/>
-        </w:rPr>
-        <w:t xml:space="preserve">Изпълнени СМР по одобрен проект: </w:t>
-      </w:r>
-      <w:r>
-        <w:rPr>
-          <w:rFonts w:ascii="Garamond" w:cs="Garamond" w:eastAsia="Garamond" w:hAnsi="Garamond"/>
-          <w:color w:val="9CA3AF"/>
-          <w:sz w:val="24"/>
-          <w:szCs w:val="24"/>
-        </w:rPr>
-        <w:t xml:space="preserve">.................................................................................................</w:t>
-      </w:r>
-    </w:p>
-    <w:p>
-      <w:pPr>
-        <w:spacing w:after="40" w:before="40"/>
-      </w:pPr>
-      <w:r>
-        <w:rPr>
-          <w:rFonts w:ascii="Garamond" w:cs="Garamond" w:eastAsia="Garamond" w:hAnsi="Garamond"/>
-          <w:color w:val="9CA3AF"/>
-          <w:sz w:val="24"/>
-          <w:szCs w:val="24"/>
-        </w:rPr>
-        <w:t xml:space="preserve">................................................................................................................................................................</w:t>
-      </w:r>
-    </w:p>
-    <w:p>
-      <w:pPr>
-        <w:spacing w:after="40" w:before="40"/>
-      </w:pPr>
-      <w:r>
-        <w:rPr>
-          <w:rFonts w:ascii="Garamond" w:cs="Garamond" w:eastAsia="Garamond" w:hAnsi="Garamond"/>
-          <w:color w:val="9CA3AF"/>
-          <w:sz w:val="24"/>
-          <w:szCs w:val="24"/>
-        </w:rPr>
-        <w:t xml:space="preserve">................................................................................................................................................................</w:t>
-      </w:r>
-    </w:p>
-    <w:p>
-      <w:pPr>
-        <w:spacing w:after="0" w:before="0"/>
-      </w:pPr>
-      <w:r>
-        <w:rPr>
-          <w:rFonts w:ascii="Garamond" w:cs="Garamond" w:eastAsia="Garamond" w:hAnsi="Garamond"/>
-          <w:sz w:val="24"/>
-          <w:szCs w:val="24"/>
-        </w:rPr>
-        <w:t xml:space="preserve"/>
-      </w:r>
-    </w:p>
-    <w:p>
-      <w:pPr>
-        <w:spacing w:after="60" w:before="60"/>
-      </w:pPr>
-      <w:r>
-        <w:rPr>
-          <w:rFonts w:ascii="Garamond" w:cs="Garamond" w:eastAsia="Garamond" w:hAnsi="Garamond"/>
-          <w:color w:val="2D3561"/>
-          <w:sz w:val="24"/>
-          <w:szCs w:val="24"/>
-        </w:rPr>
-        <w:t xml:space="preserve">Изпълнени СМР в отклонение от одобрен проект: </w:t>
-      </w:r>
-      <w:r>
-        <w:rPr>
-          <w:rFonts w:ascii="Garamond" w:cs="Garamond" w:eastAsia="Garamond" w:hAnsi="Garamond"/>
-          <w:color w:val="9CA3AF"/>
-          <w:sz w:val="24"/>
-          <w:szCs w:val="24"/>
-        </w:rPr>
-        <w:t xml:space="preserve">.................................................................................................</w:t>
-      </w:r>
-    </w:p>
-    <w:p>
-      <w:pPr>
-        <w:spacing w:after="40" w:before="40"/>
-      </w:pPr>
-      <w:r>
-        <w:rPr>
-          <w:rFonts w:ascii="Garamond" w:cs="Garamond" w:eastAsia="Garamond" w:hAnsi="Garamond"/>
-          <w:color w:val="9CA3AF"/>
-          <w:sz w:val="24"/>
-          <w:szCs w:val="24"/>
-        </w:rPr>
-        <w:t xml:space="preserve">................................................................................................................................................................</w:t>
-      </w:r>
-    </w:p>
-    <w:p>
-      <w:pPr>
-        <w:spacing w:after="0" w:before="0"/>
-      </w:pPr>
-      <w:r>
-        <w:rPr>
-          <w:rFonts w:ascii="Garamond" w:cs="Garamond" w:eastAsia="Garamond" w:hAnsi="Garamond"/>
-          <w:sz w:val="24"/>
-          <w:szCs w:val="24"/>
-        </w:rPr>
-        <w:t xml:space="preserve"/>
-      </w:r>
-    </w:p>
-    <w:p>
-      <w:pPr>
-        <w:spacing w:after="60" w:before="60"/>
-      </w:pPr>
-      <w:r>
-        <w:rPr>
-          <w:rFonts w:ascii="Garamond" w:cs="Garamond" w:eastAsia="Garamond" w:hAnsi="Garamond"/>
-          <w:color w:val="2D3561"/>
-          <w:sz w:val="24"/>
-          <w:szCs w:val="24"/>
-        </w:rPr>
-        <w:t xml:space="preserve">Доставени материали, неупотребени в строежа: </w:t>
-      </w:r>
-      <w:r>
-        <w:rPr>
-          <w:rFonts w:ascii="Garamond" w:cs="Garamond" w:eastAsia="Garamond" w:hAnsi="Garamond"/>
-          <w:color w:val="9CA3AF"/>
-          <w:sz w:val="24"/>
-          <w:szCs w:val="24"/>
-        </w:rPr>
-        <w:t xml:space="preserve">.................................................................................................</w:t>
-      </w:r>
-    </w:p>
-    <w:p>
-      <w:pPr>
-        <w:spacing w:after="40" w:before="40"/>
-      </w:pPr>
-      <w:r>
-        <w:rPr>
-          <w:rFonts w:ascii="Garamond" w:cs="Garamond" w:eastAsia="Garamond" w:hAnsi="Garamond"/>
-          <w:color w:val="9CA3AF"/>
-          <w:sz w:val="24"/>
-          <w:szCs w:val="24"/>
-        </w:rPr>
-        <w:t xml:space="preserve">................................................................................................................................................................</w:t>
-      </w:r>
-    </w:p>
-    <w:p>
-      <w:pPr>
-        <w:spacing w:after="0" w:before="0"/>
-      </w:pPr>
-      <w:r>
-        <w:rPr>
-          <w:rFonts w:ascii="Garamond" w:cs="Garamond" w:eastAsia="Garamond" w:hAnsi="Garamond"/>
-          <w:sz w:val="24"/>
-          <w:szCs w:val="24"/>
-        </w:rPr>
-        <w:t xml:space="preserve"/>
-      </w:r>
-    </w:p>
-    <w:p>
-      <w:pPr>
-        <w:spacing w:after="60" w:before="60"/>
-      </w:pPr>
-      <w:r>
-        <w:rPr>
-          <w:rFonts w:ascii="Garamond" w:cs="Garamond" w:eastAsia="Garamond" w:hAnsi="Garamond"/>
-          <w:color w:val="2D3561"/>
-          <w:sz w:val="24"/>
-          <w:szCs w:val="24"/>
-        </w:rPr>
-        <w:t xml:space="preserve">Необходими работи за осигуряване здравината и консервирането: </w:t>
-      </w:r>
-      <w:r>
-        <w:rPr>
-          <w:rFonts w:ascii="Garamond" w:cs="Garamond" w:eastAsia="Garamond" w:hAnsi="Garamond"/>
-          <w:color w:val="9CA3AF"/>
-          <w:sz w:val="24"/>
-          <w:szCs w:val="24"/>
-        </w:rPr>
-        <w:t xml:space="preserve">.................................................................................................</w:t>
-      </w:r>
-    </w:p>
-    <w:p>
-      <w:pPr>
-        <w:spacing w:after="40" w:before="40"/>
-      </w:pPr>
-      <w:r>
-        <w:rPr>
-          <w:rFonts w:ascii="Garamond" w:cs="Garamond" w:eastAsia="Garamond" w:hAnsi="Garamond"/>
-          <w:color w:val="9CA3AF"/>
-          <w:sz w:val="24"/>
-          <w:szCs w:val="24"/>
-        </w:rPr>
-        <w:t xml:space="preserve">................................................................................................................................................................</w:t>
-      </w:r>
-    </w:p>
-    <w:p>
-      <w:pPr>
-        <w:spacing w:after="0" w:before="0"/>
-      </w:pPr>
-      <w:r>
-        <w:rPr>
-          <w:rFonts w:ascii="Garamond" w:cs="Garamond" w:eastAsia="Garamond" w:hAnsi="Garamond"/>
-          <w:sz w:val="24"/>
-          <w:szCs w:val="24"/>
-        </w:rPr>
-        <w:t xml:space="preserve"/>
-      </w:r>
-    </w:p>
-    <w:p>
-      <w:pPr>
-        <w:spacing w:after="60" w:before="60"/>
-      </w:pPr>
-      <w:r>
-        <w:rPr>
-          <w:rFonts w:ascii="Garamond" w:cs="Garamond" w:eastAsia="Garamond" w:hAnsi="Garamond"/>
-          <w:color w:val="2D3561"/>
-          <w:sz w:val="24"/>
-          <w:szCs w:val="24"/>
-        </w:rPr>
-        <w:t xml:space="preserve">Необходими допълнителни проекти, експертизи и срокове: </w:t>
-      </w:r>
-      <w:r>
-        <w:rPr>
-          <w:rFonts w:ascii="Garamond" w:cs="Garamond" w:eastAsia="Garamond" w:hAnsi="Garamond"/>
-          <w:color w:val="9CA3AF"/>
-          <w:sz w:val="24"/>
-          <w:szCs w:val="24"/>
-        </w:rPr>
-        <w:t xml:space="preserve">.................................................................................................</w:t>
-      </w:r>
-    </w:p>
-    <w:p>
-      <w:pPr>
-        <w:spacing w:after="40" w:before="40"/>
-      </w:pPr>
-      <w:r>
-        <w:rPr>
-          <w:rFonts w:ascii="Garamond" w:cs="Garamond" w:eastAsia="Garamond" w:hAnsi="Garamond"/>
-          <w:color w:val="9CA3AF"/>
-          <w:sz w:val="24"/>
-          <w:szCs w:val="24"/>
-        </w:rPr>
-        <w:t xml:space="preserve">................................................................................................................................................................</w:t>
-      </w:r>
-    </w:p>
-    <w:p>
-      <w:pPr>
-        <w:spacing w:after="0" w:before="0"/>
-      </w:pPr>
-      <w:r>
-        <w:rPr>
-          <w:rFonts w:ascii="Garamond" w:cs="Garamond" w:eastAsia="Garamond" w:hAnsi="Garamond"/>
-          <w:sz w:val="24"/>
-          <w:szCs w:val="24"/>
-        </w:rPr>
-        <w:t xml:space="preserve"/>
-      </w:r>
-    </w:p>
-    <w:p>
-      <w:pPr>
-        <w:spacing w:after="60" w:before="60"/>
-      </w:pPr>
-      <w:r>
-        <w:rPr>
-          <w:rFonts w:ascii="Garamond" w:cs="Garamond" w:eastAsia="Garamond" w:hAnsi="Garamond"/>
-          <w:color w:val="2D3561"/>
-          <w:sz w:val="24"/>
-          <w:szCs w:val="24"/>
-        </w:rPr>
-        <w:t xml:space="preserve">Необходими допълнителни материали и съоръжения: </w:t>
-      </w:r>
-      <w:r>
-        <w:rPr>
-          <w:rFonts w:ascii="Garamond" w:cs="Garamond" w:eastAsia="Garamond" w:hAnsi="Garamond"/>
-          <w:color w:val="9CA3AF"/>
-          <w:sz w:val="24"/>
-          <w:szCs w:val="24"/>
-        </w:rPr>
-        <w:t xml:space="preserve">.................................................................................................</w:t>
-      </w:r>
-    </w:p>
-    <w:p>
-      <w:pPr>
-        <w:spacing w:after="40" w:before="40"/>
-      </w:pPr>
-      <w:r>
-        <w:rPr>
-          <w:rFonts w:ascii="Garamond" w:cs="Garamond" w:eastAsia="Garamond" w:hAnsi="Garamond"/>
-          <w:color w:val="9CA3AF"/>
-          <w:sz w:val="24"/>
-          <w:szCs w:val="24"/>
-        </w:rPr>
-        <w:t xml:space="preserve">................................................................................................................................................................</w:t>
-      </w:r>
-    </w:p>
-    <w:p>
-      <w:pPr>
-        <w:spacing w:after="0" w:before="0"/>
-      </w:pPr>
-      <w:r>
-        <w:rPr>
-          <w:rFonts w:ascii="Garamond" w:cs="Garamond" w:eastAsia="Garamond" w:hAnsi="Garamond"/>
-          <w:sz w:val="24"/>
-          <w:szCs w:val="24"/>
-        </w:rPr>
-        <w:t xml:space="preserve"/>
-      </w:r>
-    </w:p>
-    <w:p>
-      <w:pPr>
-        <w:spacing w:after="60" w:before="60"/>
-      </w:pPr>
-      <w:r>
-        <w:rPr>
-          <w:rFonts w:ascii="Garamond" w:cs="Garamond" w:eastAsia="Garamond" w:hAnsi="Garamond"/>
-          <w:color w:val="2D3561"/>
-          <w:sz w:val="24"/>
-          <w:szCs w:val="24"/>
-        </w:rPr>
-        <w:t xml:space="preserve">Необходими промени в доставката на машини и съоръжения: </w:t>
-      </w:r>
-      <w:r>
-        <w:rPr>
-          <w:rFonts w:ascii="Garamond" w:cs="Garamond" w:eastAsia="Garamond" w:hAnsi="Garamond"/>
-          <w:color w:val="9CA3AF"/>
-          <w:sz w:val="24"/>
-          <w:szCs w:val="24"/>
-        </w:rPr>
-        <w:t xml:space="preserve">.................................................................................................</w:t>
-      </w:r>
-    </w:p>
-    <w:p>
-      <w:pPr>
-        <w:spacing w:after="40" w:before="40"/>
-      </w:pPr>
-      <w:r>
-        <w:rPr>
-          <w:rFonts w:ascii="Garamond" w:cs="Garamond" w:eastAsia="Garamond" w:hAnsi="Garamond"/>
-          <w:color w:val="9CA3AF"/>
-          <w:sz w:val="24"/>
-          <w:szCs w:val="24"/>
-        </w:rPr>
-        <w:t xml:space="preserve">................................................................................................................................................................</w:t>
-      </w:r>
-    </w:p>
-    <w:p>
-      <w:pPr>
-        <w:spacing w:after="0" w:before="0"/>
-      </w:pPr>
-      <w:r>
-        <w:rPr>
-          <w:rFonts w:ascii="Garamond" w:cs="Garamond" w:eastAsia="Garamond" w:hAnsi="Garamond"/>
-          <w:sz w:val="24"/>
-          <w:szCs w:val="24"/>
-        </w:rPr>
-        <w:t xml:space="preserve"/>
-      </w:r>
-    </w:p>
-    <w:p>
-      <w:pPr>
-        <w:spacing w:after="60" w:before="60"/>
-      </w:pPr>
-      <w:r>
-        <w:rPr>
-          <w:rFonts w:ascii="Garamond" w:cs="Garamond" w:eastAsia="Garamond" w:hAnsi="Garamond"/>
-          <w:color w:val="2D3561"/>
-          <w:sz w:val="24"/>
-          <w:szCs w:val="24"/>
-        </w:rPr>
-        <w:t xml:space="preserve">Други изисквания за замразяване и мерки при продължаване: </w:t>
-      </w:r>
-      <w:r>
-        <w:rPr>
-          <w:rFonts w:ascii="Garamond" w:cs="Garamond" w:eastAsia="Garamond" w:hAnsi="Garamond"/>
-          <w:color w:val="9CA3AF"/>
-          <w:sz w:val="24"/>
-          <w:szCs w:val="24"/>
-        </w:rPr>
-        <w:t xml:space="preserve">.................................................................................................</w:t>
-      </w:r>
-    </w:p>
-    <w:p>
-      <w:pPr>
-        <w:spacing w:after="40" w:before="40"/>
-      </w:pPr>
-      <w:r>
-        <w:rPr>
-          <w:rFonts w:ascii="Garamond" w:cs="Garamond" w:eastAsia="Garamond" w:hAnsi="Garamond"/>
-          <w:color w:val="9CA3AF"/>
-          <w:sz w:val="24"/>
-          <w:szCs w:val="24"/>
-        </w:rPr>
-        <w:t xml:space="preserve">................................................................................................................................................................</w:t>
-      </w:r>
-    </w:p>
-    <w:p>
-      <w:pPr>
-        <w:pBdr>
-          <w:bottom w:val="single" w:color="E5E7EB" w:sz="2" w:space="2"/>
-        </w:pBdr>
-        <w:spacing w:after="120" w:before="120"/>
-      </w:pPr>
-      <w:r>
-        <w:rPr>
-          <w:sz w:val="8"/>
-          <w:szCs w:val="8"/>
-        </w:rPr>
-        <w:t xml:space="preserve"/>
-      </w:r>
-    </w:p>
-    <w:p>
-      <w:pPr>
-        <w:pBdr>
-          <w:bottom w:val="single" w:color="FDE8EC" w:sz="2" w:space="2"/>
-        </w:pBdr>
-        <w:spacing w:after="80" w:before="200"/>
-      </w:pPr>
-      <w:r>
-        <w:rPr>
-          <w:rFonts w:ascii="Garamond" w:cs="Garamond" w:eastAsia="Garamond" w:hAnsi="Garamond"/>
-          <w:b/>
-          <w:bCs/>
-          <w:color w:val="E8647A"/>
-          <w:sz w:val="24"/>
-          <w:szCs w:val="24"/>
-        </w:rPr>
-        <w:t xml:space="preserve">Съставили:</w:t>
-      </w:r>
-    </w:p>
-    <w:p>
-      <w:pPr>
-        <w:spacing w:after="60" w:before="100"/>
-      </w:pPr>
-      <w:r>
-        <w:rPr>
-          <w:rFonts w:ascii="Garamond" w:cs="Garamond" w:eastAsia="Garamond" w:hAnsi="Garamond"/>
-          <w:color w:val="2D3561"/>
-          <w:sz w:val="24"/>
-          <w:szCs w:val="24"/>
-        </w:rPr>
-        <w:t xml:space="preserve">Строител:  </w:t>
-      </w:r>
-      <w:r>
-        <w:rPr>
-          <w:rFonts w:ascii="Garamond" w:cs="Garamond" w:eastAsia="Garamond" w:hAnsi="Garamond"/>
-          <w:color w:val="9CA3AF"/>
-          <w:sz w:val="24"/>
-          <w:szCs w:val="24"/>
-        </w:rPr>
-        <w:t xml:space="preserve">..............................   </w:t>
-      </w:r>
-      <w:r>
-        <w:rPr>
-          <w:rFonts w:ascii="Garamond" w:cs="Garamond" w:eastAsia="Garamond" w:hAnsi="Garamond"/>
-          <w:i/>
-          <w:iCs/>
-          <w:color w:val="6B7280"/>
-          <w:sz w:val="24"/>
-          <w:szCs w:val="24"/>
-        </w:rPr>
-        <w:t xml:space="preserve">({{Строител_Управител_1и3}})</w:t>
-      </w:r>
-    </w:p>
-    <w:p>
-      <w:pPr>
-        <w:spacing w:after="60" w:before="100"/>
-      </w:pPr>
-      <w:r>
-        <w:rPr>
-          <w:rFonts w:ascii="Garamond" w:cs="Garamond" w:eastAsia="Garamond" w:hAnsi="Garamond"/>
-          <w:color w:val="2D3561"/>
-          <w:sz w:val="24"/>
-          <w:szCs w:val="24"/>
-        </w:rPr>
-        <w:t xml:space="preserve">Техн. ръководител:  </w:t>
-      </w:r>
-      <w:r>
-        <w:rPr>
-          <w:rFonts w:ascii="Garamond" w:cs="Garamond" w:eastAsia="Garamond" w:hAnsi="Garamond"/>
-          <w:color w:val="9CA3AF"/>
-          <w:sz w:val="24"/>
-          <w:szCs w:val="24"/>
-        </w:rPr>
-        <w:t xml:space="preserve">..............................   </w:t>
-      </w:r>
-      <w:r>
-        <w:rPr>
-          <w:rFonts w:ascii="Garamond" w:cs="Garamond" w:eastAsia="Garamond" w:hAnsi="Garamond"/>
-          <w:i/>
-          <w:iCs/>
-          <w:color w:val="6B7280"/>
-          <w:sz w:val="24"/>
-          <w:szCs w:val="24"/>
-        </w:rPr>
-        <w:t xml:space="preserve">({{ТехРък_1и3}})</w:t>
+        <w:t>{{Проектанти_Списък}}</w:t>
       </w:r>
     </w:p>
     <w:p>
@@ -1059,7 +600,745 @@
           <w:sz w:val="24"/>
           <w:szCs w:val="24"/>
         </w:rPr>
-        <w:t xml:space="preserve">Проектанти:</w:t>
+        <w:t>(проектантите по съответните части за изпълненото строителство — трите имена по документ за самоличност и длъжност)</w:t>
+      </w:r>
+    </w:p>
+    <w:p>
+      <w:pPr>
+        <w:spacing w:after="0" w:before="0"/>
+      </w:pPr>
+      <w:r>
+        <w:rPr>
+          <w:rFonts w:ascii="Garamond" w:cs="Garamond" w:eastAsia="Garamond" w:hAnsi="Garamond"/>
+          <w:sz w:val="24"/>
+          <w:szCs w:val="24"/>
+        </w:rPr>
+        <w:t xml:space="preserve"/>
+      </w:r>
+    </w:p>
+    <w:p>
+      <w:pPr>
+        <w:pBdr>
+          <w:bottom w:val="single" w:color="FDE8EC" w:sz="2" w:space="2"/>
+        </w:pBdr>
+        <w:spacing w:after="80" w:before="200"/>
+      </w:pPr>
+      <w:r>
+        <w:rPr>
+          <w:rFonts w:ascii="Garamond" w:cs="Garamond" w:eastAsia="Garamond" w:hAnsi="Garamond"/>
+          <w:b/>
+          <w:bCs/>
+          <w:color w:val="E8647A"/>
+          <w:sz w:val="24"/>
+          <w:szCs w:val="24"/>
+        </w:rPr>
+        <w:t>4. Технически контрол за част "Конструктивна":</w:t>
+      </w:r>
+    </w:p>
+    <w:p>
+      <w:pPr>
+        <w:spacing w:after="60" w:before="60"/>
+        <w:jc w:val="both"/>
+      </w:pPr>
+      <w:r>
+        <w:rPr>
+          <w:rFonts w:ascii="Garamond" w:cs="Garamond" w:eastAsia="Garamond" w:hAnsi="Garamond"/>
+          <w:b w:val="false"/>
+          <w:bCs w:val="false"/>
+          <w:i w:val="false"/>
+          <w:iCs w:val="false"/>
+          <w:color w:val="1F2937"/>
+          <w:sz w:val="24"/>
+          <w:szCs w:val="24"/>
+        </w:rPr>
+        <w:t>___________________________________________</w:t>
+      </w:r>
+    </w:p>
+    <w:p>
+      <w:pPr>
+        <w:spacing w:after="60" w:before="60"/>
+        <w:jc w:val="both"/>
+      </w:pPr>
+      <w:r>
+        <w:rPr>
+          <w:rFonts w:ascii="Garamond" w:cs="Garamond" w:eastAsia="Garamond" w:hAnsi="Garamond"/>
+          <w:b w:val="false"/>
+          <w:bCs w:val="false"/>
+          <w:i w:val="false"/>
+          <w:iCs w:val="false"/>
+          <w:color w:val="1F2937"/>
+          <w:sz w:val="24"/>
+          <w:szCs w:val="24"/>
+        </w:rPr>
+        <w:t>(технически контрол за част "Конструктивна" — трите имена и ЕГН)</w:t>
+      </w:r>
+    </w:p>
+    <w:p>
+      <w:pPr>
+        <w:spacing w:after="60" w:before="60"/>
+        <w:jc w:val="both"/>
+      </w:pPr>
+      <w:r>
+        <w:rPr>
+          <w:rFonts w:ascii="Garamond" w:cs="Garamond" w:eastAsia="Garamond" w:hAnsi="Garamond"/>
+          <w:b w:val="false"/>
+          <w:bCs w:val="false"/>
+          <w:i w:val="false"/>
+          <w:iCs w:val="false"/>
+          <w:color w:val="1F2937"/>
+          <w:sz w:val="24"/>
+          <w:szCs w:val="24"/>
+        </w:rPr>
+      </w:r>
+    </w:p>
+    <w:p>
+      <w:pPr>
+        <w:spacing w:after="60" w:before="60"/>
+        <w:jc w:val="both"/>
+      </w:pPr>
+      <w:r>
+        <w:rPr>
+          <w:rFonts w:ascii="Garamond" w:cs="Garamond" w:eastAsia="Garamond" w:hAnsi="Garamond"/>
+          <w:b w:val="false"/>
+          <w:bCs w:val="false"/>
+          <w:i w:val="false"/>
+          <w:iCs w:val="false"/>
+          <w:color w:val="1F2937"/>
+          <w:sz w:val="24"/>
+          <w:szCs w:val="24"/>
+        </w:rPr>
+        <w:t>5. Възложителя:</w:t>
+      </w:r>
+    </w:p>
+    <w:p>
+      <w:pPr>
+        <w:spacing w:after="60" w:before="60"/>
+        <w:jc w:val="both"/>
+      </w:pPr>
+      <w:r>
+        <w:rPr>
+          <w:rFonts w:ascii="Garamond" w:cs="Garamond" w:eastAsia="Garamond" w:hAnsi="Garamond"/>
+          <w:b w:val="false"/>
+          <w:bCs w:val="false"/>
+          <w:i w:val="false"/>
+          <w:iCs w:val="false"/>
+          <w:color w:val="1F2937"/>
+          <w:sz w:val="24"/>
+          <w:szCs w:val="24"/>
+        </w:rPr>
+        <w:t>{{Възложител_Блок}}</w:t>
+      </w:r>
+    </w:p>
+    <w:p>
+      <w:pPr>
+        <w:spacing w:after="60" w:before="60"/>
+        <w:jc w:val="both"/>
+      </w:pPr>
+      <w:r>
+        <w:rPr>
+          <w:rFonts w:ascii="Garamond" w:cs="Garamond" w:eastAsia="Garamond" w:hAnsi="Garamond"/>
+          <w:b w:val="false"/>
+          <w:bCs w:val="false"/>
+          <w:i w:val="false"/>
+          <w:iCs w:val="false"/>
+          <w:color w:val="1F2937"/>
+          <w:sz w:val="24"/>
+          <w:szCs w:val="24"/>
+        </w:rPr>
+        <w:t>(възложител — трите имена и ЕГН или фирмена регистрация)</w:t>
+      </w:r>
+    </w:p>
+    <w:p>
+      <w:pPr>
+        <w:spacing w:after="0" w:before="0"/>
+      </w:pPr>
+      <w:r>
+        <w:rPr>
+          <w:rFonts w:ascii="Garamond" w:cs="Garamond" w:eastAsia="Garamond" w:hAnsi="Garamond"/>
+          <w:sz w:val="24"/>
+          <w:szCs w:val="24"/>
+        </w:rPr>
+        <w:t xml:space="preserve"/>
+      </w:r>
+    </w:p>
+    <w:p>
+      <w:pPr>
+        <w:spacing w:after="60" w:before="60"/>
+        <w:jc w:val="both"/>
+      </w:pPr>
+      <w:r>
+        <w:rPr>
+          <w:rFonts w:ascii="Garamond" w:cs="Garamond" w:eastAsia="Garamond" w:hAnsi="Garamond"/>
+          <w:b w:val="false"/>
+          <w:bCs w:val="false"/>
+          <w:i w:val="false"/>
+          <w:iCs w:val="false"/>
+          <w:color w:val="1F2937"/>
+          <w:sz w:val="24"/>
+          <w:szCs w:val="24"/>
+        </w:rPr>
+        <w:t>във връзка с ................................................ съставихме този акт, с който установихме, че на ........................ г.</w:t>
+      </w:r>
+    </w:p>
+    <w:p>
+      <w:pPr>
+        <w:spacing w:after="60" w:before="60"/>
+        <w:jc w:val="both"/>
+      </w:pPr>
+      <w:r>
+        <w:rPr>
+          <w:rFonts w:ascii="Garamond" w:cs="Garamond" w:eastAsia="Garamond" w:hAnsi="Garamond"/>
+          <w:b w:val="false"/>
+          <w:bCs w:val="false"/>
+          <w:i w:val="false"/>
+          <w:iCs w:val="false"/>
+          <w:color w:val="1F2937"/>
+          <w:sz w:val="24"/>
+          <w:szCs w:val="24"/>
+        </w:rPr>
+        <w:t>(посочва се основанието)</w:t>
+      </w:r>
+    </w:p>
+    <w:p>
+      <w:pPr>
+        <w:spacing w:after="60" w:before="60"/>
+        <w:jc w:val="both"/>
+      </w:pPr>
+      <w:r>
+        <w:rPr>
+          <w:rFonts w:ascii="Garamond" w:cs="Garamond" w:eastAsia="Garamond" w:hAnsi="Garamond"/>
+          <w:b w:val="false"/>
+          <w:bCs w:val="false"/>
+          <w:i w:val="false"/>
+          <w:iCs w:val="false"/>
+          <w:color w:val="1F2937"/>
+          <w:sz w:val="24"/>
+          <w:szCs w:val="24"/>
+        </w:rPr>
+        <w:t>състоянието на строежа, етапа или частта от него е следното:</w:t>
+      </w:r>
+    </w:p>
+    <w:p>
+      <w:pPr>
+        <w:spacing w:after="0" w:before="0"/>
+      </w:pPr>
+      <w:r>
+        <w:rPr>
+          <w:rFonts w:ascii="Garamond" w:cs="Garamond" w:eastAsia="Garamond" w:hAnsi="Garamond"/>
+          <w:sz w:val="24"/>
+          <w:szCs w:val="24"/>
+        </w:rPr>
+        <w:t xml:space="preserve"/>
+      </w:r>
+    </w:p>
+    <w:p>
+      <w:pPr>
+        <w:spacing w:after="60" w:before="60"/>
+      </w:pPr>
+      <w:r>
+        <w:rPr>
+          <w:rFonts w:ascii="Garamond" w:cs="Garamond" w:eastAsia="Garamond" w:hAnsi="Garamond"/>
+          <w:color w:val="2D3561"/>
+          <w:sz w:val="24"/>
+          <w:szCs w:val="24"/>
+        </w:rPr>
+        <w:t>1. Изпълнени строителни и монтажни работи по одобрен проект: ............................................................................................................</w:t>
+      </w:r>
+      <w:r>
+        <w:rPr>
+          <w:rFonts w:ascii="Garamond" w:cs="Garamond" w:eastAsia="Garamond" w:hAnsi="Garamond"/>
+          <w:color w:val="9CA3AF"/>
+          <w:sz w:val="24"/>
+          <w:szCs w:val="24"/>
+        </w:rPr>
+      </w:r>
+    </w:p>
+    <w:p>
+      <w:pPr>
+        <w:spacing w:after="40" w:before="40"/>
+      </w:pPr>
+      <w:r>
+        <w:rPr>
+          <w:rFonts w:ascii="Garamond" w:cs="Garamond" w:eastAsia="Garamond" w:hAnsi="Garamond"/>
+          <w:color w:val="9CA3AF"/>
+          <w:sz w:val="24"/>
+          <w:szCs w:val="24"/>
+        </w:rPr>
+        <w:t xml:space="preserve">................................................................................................................................................................</w:t>
+      </w:r>
+    </w:p>
+    <w:p>
+      <w:pPr>
+        <w:spacing w:after="40" w:before="40"/>
+      </w:pPr>
+      <w:r>
+        <w:rPr>
+          <w:rFonts w:ascii="Garamond" w:cs="Garamond" w:eastAsia="Garamond" w:hAnsi="Garamond"/>
+          <w:color w:val="9CA3AF"/>
+          <w:sz w:val="24"/>
+          <w:szCs w:val="24"/>
+        </w:rPr>
+        <w:t xml:space="preserve">................................................................................................................................................................</w:t>
+      </w:r>
+    </w:p>
+    <w:p>
+      <w:pPr>
+        <w:spacing w:after="0" w:before="0"/>
+      </w:pPr>
+      <w:r>
+        <w:rPr>
+          <w:rFonts w:ascii="Garamond" w:cs="Garamond" w:eastAsia="Garamond" w:hAnsi="Garamond"/>
+          <w:sz w:val="24"/>
+          <w:szCs w:val="24"/>
+        </w:rPr>
+        <w:t xml:space="preserve"/>
+      </w:r>
+    </w:p>
+    <w:p>
+      <w:pPr>
+        <w:spacing w:after="60" w:before="60"/>
+      </w:pPr>
+      <w:r>
+        <w:rPr>
+          <w:rFonts w:ascii="Garamond" w:cs="Garamond" w:eastAsia="Garamond" w:hAnsi="Garamond"/>
+          <w:color w:val="2D3561"/>
+          <w:sz w:val="24"/>
+          <w:szCs w:val="24"/>
+        </w:rPr>
+        <w:t>2. Изпълнени строителни и монтажни работи в отклонение от одобрен проект: ............................................................................................................</w:t>
+      </w:r>
+      <w:r>
+        <w:rPr>
+          <w:rFonts w:ascii="Garamond" w:cs="Garamond" w:eastAsia="Garamond" w:hAnsi="Garamond"/>
+          <w:color w:val="9CA3AF"/>
+          <w:sz w:val="24"/>
+          <w:szCs w:val="24"/>
+        </w:rPr>
+      </w:r>
+    </w:p>
+    <w:p>
+      <w:pPr>
+        <w:spacing w:after="40" w:before="40"/>
+      </w:pPr>
+      <w:r>
+        <w:rPr>
+          <w:rFonts w:ascii="Garamond" w:cs="Garamond" w:eastAsia="Garamond" w:hAnsi="Garamond"/>
+          <w:color w:val="9CA3AF"/>
+          <w:sz w:val="24"/>
+          <w:szCs w:val="24"/>
+        </w:rPr>
+        <w:t xml:space="preserve">................................................................................................................................................................</w:t>
+      </w:r>
+    </w:p>
+    <w:p>
+      <w:pPr>
+        <w:spacing w:after="0" w:before="0"/>
+      </w:pPr>
+      <w:r>
+        <w:rPr>
+          <w:rFonts w:ascii="Garamond" w:cs="Garamond" w:eastAsia="Garamond" w:hAnsi="Garamond"/>
+          <w:sz w:val="24"/>
+          <w:szCs w:val="24"/>
+        </w:rPr>
+        <w:t xml:space="preserve"/>
+      </w:r>
+    </w:p>
+    <w:p>
+      <w:pPr>
+        <w:spacing w:after="60" w:before="60"/>
+      </w:pPr>
+      <w:r>
+        <w:rPr>
+          <w:rFonts w:ascii="Garamond" w:cs="Garamond" w:eastAsia="Garamond" w:hAnsi="Garamond"/>
+          <w:color w:val="2D3561"/>
+          <w:sz w:val="24"/>
+          <w:szCs w:val="24"/>
+        </w:rPr>
+        <w:t>3. Доставени материали, инвентар, съоръжения и др., неупотребени в строежа: ............................................................................................................</w:t>
+      </w:r>
+      <w:r>
+        <w:rPr>
+          <w:rFonts w:ascii="Garamond" w:cs="Garamond" w:eastAsia="Garamond" w:hAnsi="Garamond"/>
+          <w:color w:val="9CA3AF"/>
+          <w:sz w:val="24"/>
+          <w:szCs w:val="24"/>
+        </w:rPr>
+      </w:r>
+    </w:p>
+    <w:p>
+      <w:pPr>
+        <w:spacing w:after="40" w:before="40"/>
+      </w:pPr>
+      <w:r>
+        <w:rPr>
+          <w:rFonts w:ascii="Garamond" w:cs="Garamond" w:eastAsia="Garamond" w:hAnsi="Garamond"/>
+          <w:color w:val="9CA3AF"/>
+          <w:sz w:val="24"/>
+          <w:szCs w:val="24"/>
+        </w:rPr>
+        <w:t xml:space="preserve">................................................................................................................................................................</w:t>
+      </w:r>
+    </w:p>
+    <w:p>
+      <w:pPr>
+        <w:spacing w:after="0" w:before="0"/>
+      </w:pPr>
+      <w:r>
+        <w:rPr>
+          <w:rFonts w:ascii="Garamond" w:cs="Garamond" w:eastAsia="Garamond" w:hAnsi="Garamond"/>
+          <w:sz w:val="24"/>
+          <w:szCs w:val="24"/>
+        </w:rPr>
+        <w:t xml:space="preserve"/>
+      </w:r>
+    </w:p>
+    <w:p>
+      <w:pPr>
+        <w:spacing w:after="60" w:before="60"/>
+      </w:pPr>
+      <w:r>
+        <w:rPr>
+          <w:rFonts w:ascii="Garamond" w:cs="Garamond" w:eastAsia="Garamond" w:hAnsi="Garamond"/>
+          <w:color w:val="2D3561"/>
+          <w:sz w:val="24"/>
+          <w:szCs w:val="24"/>
+        </w:rPr>
+        <w:t>4. Необходими работи за осигуряване здравината, пространствената устойчивост и консервирането на строежа: ............................................................................................................</w:t>
+      </w:r>
+      <w:r>
+        <w:rPr>
+          <w:rFonts w:ascii="Garamond" w:cs="Garamond" w:eastAsia="Garamond" w:hAnsi="Garamond"/>
+          <w:color w:val="9CA3AF"/>
+          <w:sz w:val="24"/>
+          <w:szCs w:val="24"/>
+        </w:rPr>
+      </w:r>
+    </w:p>
+    <w:p>
+      <w:pPr>
+        <w:spacing w:after="40" w:before="40"/>
+      </w:pPr>
+      <w:r>
+        <w:rPr>
+          <w:rFonts w:ascii="Garamond" w:cs="Garamond" w:eastAsia="Garamond" w:hAnsi="Garamond"/>
+          <w:color w:val="9CA3AF"/>
+          <w:sz w:val="24"/>
+          <w:szCs w:val="24"/>
+        </w:rPr>
+        <w:t xml:space="preserve">................................................................................................................................................................</w:t>
+      </w:r>
+    </w:p>
+    <w:p>
+      <w:pPr>
+        <w:spacing w:after="0" w:before="0"/>
+      </w:pPr>
+      <w:r>
+        <w:rPr>
+          <w:rFonts w:ascii="Garamond" w:cs="Garamond" w:eastAsia="Garamond" w:hAnsi="Garamond"/>
+          <w:sz w:val="24"/>
+          <w:szCs w:val="24"/>
+        </w:rPr>
+        <w:t xml:space="preserve"/>
+      </w:r>
+    </w:p>
+    <w:p>
+      <w:pPr>
+        <w:spacing w:after="60" w:before="60"/>
+      </w:pPr>
+      <w:r>
+        <w:rPr>
+          <w:rFonts w:ascii="Garamond" w:cs="Garamond" w:eastAsia="Garamond" w:hAnsi="Garamond"/>
+          <w:color w:val="2D3561"/>
+          <w:sz w:val="24"/>
+          <w:szCs w:val="24"/>
+        </w:rPr>
+        <w:t>4.1. Необходими допълнителни проекти, експертизи и др. и срокове за представянето им: ............................................................................................................</w:t>
+      </w:r>
+      <w:r>
+        <w:rPr>
+          <w:rFonts w:ascii="Garamond" w:cs="Garamond" w:eastAsia="Garamond" w:hAnsi="Garamond"/>
+          <w:color w:val="9CA3AF"/>
+          <w:sz w:val="24"/>
+          <w:szCs w:val="24"/>
+        </w:rPr>
+      </w:r>
+    </w:p>
+    <w:p>
+      <w:pPr>
+        <w:spacing w:after="40" w:before="40"/>
+      </w:pPr>
+      <w:r>
+        <w:rPr>
+          <w:rFonts w:ascii="Garamond" w:cs="Garamond" w:eastAsia="Garamond" w:hAnsi="Garamond"/>
+          <w:color w:val="9CA3AF"/>
+          <w:sz w:val="24"/>
+          <w:szCs w:val="24"/>
+        </w:rPr>
+        <w:t xml:space="preserve">................................................................................................................................................................</w:t>
+      </w:r>
+    </w:p>
+    <w:p>
+      <w:pPr>
+        <w:spacing w:after="0" w:before="0"/>
+      </w:pPr>
+      <w:r>
+        <w:rPr>
+          <w:rFonts w:ascii="Garamond" w:cs="Garamond" w:eastAsia="Garamond" w:hAnsi="Garamond"/>
+          <w:sz w:val="24"/>
+          <w:szCs w:val="24"/>
+        </w:rPr>
+        <w:t xml:space="preserve"/>
+      </w:r>
+    </w:p>
+    <w:p>
+      <w:pPr>
+        <w:spacing w:after="60" w:before="60"/>
+      </w:pPr>
+      <w:r>
+        <w:rPr>
+          <w:rFonts w:ascii="Garamond" w:cs="Garamond" w:eastAsia="Garamond" w:hAnsi="Garamond"/>
+          <w:color w:val="2D3561"/>
+          <w:sz w:val="24"/>
+          <w:szCs w:val="24"/>
+        </w:rPr>
+        <w:t>4.2. Необходими допълнителни материали, съоръжения, конструкции и др.: ............................................................................................................</w:t>
+      </w:r>
+      <w:r>
+        <w:rPr>
+          <w:rFonts w:ascii="Garamond" w:cs="Garamond" w:eastAsia="Garamond" w:hAnsi="Garamond"/>
+          <w:color w:val="9CA3AF"/>
+          <w:sz w:val="24"/>
+          <w:szCs w:val="24"/>
+        </w:rPr>
+      </w:r>
+    </w:p>
+    <w:p>
+      <w:pPr>
+        <w:spacing w:after="40" w:before="40"/>
+      </w:pPr>
+      <w:r>
+        <w:rPr>
+          <w:rFonts w:ascii="Garamond" w:cs="Garamond" w:eastAsia="Garamond" w:hAnsi="Garamond"/>
+          <w:color w:val="9CA3AF"/>
+          <w:sz w:val="24"/>
+          <w:szCs w:val="24"/>
+        </w:rPr>
+        <w:t xml:space="preserve">................................................................................................................................................................</w:t>
+      </w:r>
+    </w:p>
+    <w:p>
+      <w:pPr>
+        <w:spacing w:after="0" w:before="0"/>
+      </w:pPr>
+      <w:r>
+        <w:rPr>
+          <w:rFonts w:ascii="Garamond" w:cs="Garamond" w:eastAsia="Garamond" w:hAnsi="Garamond"/>
+          <w:sz w:val="24"/>
+          <w:szCs w:val="24"/>
+        </w:rPr>
+        <w:t xml:space="preserve"/>
+      </w:r>
+    </w:p>
+    <w:p>
+      <w:pPr>
+        <w:spacing w:after="60" w:before="60"/>
+      </w:pPr>
+      <w:r>
+        <w:rPr>
+          <w:rFonts w:ascii="Garamond" w:cs="Garamond" w:eastAsia="Garamond" w:hAnsi="Garamond"/>
+          <w:color w:val="2D3561"/>
+          <w:sz w:val="24"/>
+          <w:szCs w:val="24"/>
+        </w:rPr>
+        <w:t>4.3. Необходими промени в доставката на машини и съоръжения: ............................................................................................................</w:t>
+      </w:r>
+      <w:r>
+        <w:rPr>
+          <w:rFonts w:ascii="Garamond" w:cs="Garamond" w:eastAsia="Garamond" w:hAnsi="Garamond"/>
+          <w:color w:val="9CA3AF"/>
+          <w:sz w:val="24"/>
+          <w:szCs w:val="24"/>
+        </w:rPr>
+      </w:r>
+    </w:p>
+    <w:p>
+      <w:pPr>
+        <w:spacing w:after="40" w:before="40"/>
+      </w:pPr>
+      <w:r>
+        <w:rPr>
+          <w:rFonts w:ascii="Garamond" w:cs="Garamond" w:eastAsia="Garamond" w:hAnsi="Garamond"/>
+          <w:color w:val="9CA3AF"/>
+          <w:sz w:val="24"/>
+          <w:szCs w:val="24"/>
+        </w:rPr>
+        <w:t xml:space="preserve">................................................................................................................................................................</w:t>
+      </w:r>
+    </w:p>
+    <w:p>
+      <w:pPr>
+        <w:spacing w:after="0" w:before="0"/>
+      </w:pPr>
+      <w:r>
+        <w:rPr>
+          <w:rFonts w:ascii="Garamond" w:cs="Garamond" w:eastAsia="Garamond" w:hAnsi="Garamond"/>
+          <w:sz w:val="24"/>
+          <w:szCs w:val="24"/>
+        </w:rPr>
+        <w:t xml:space="preserve"/>
+      </w:r>
+    </w:p>
+    <w:p>
+      <w:pPr>
+        <w:spacing w:after="60" w:before="60"/>
+      </w:pPr>
+      <w:r>
+        <w:rPr>
+          <w:rFonts w:ascii="Garamond" w:cs="Garamond" w:eastAsia="Garamond" w:hAnsi="Garamond"/>
+          <w:color w:val="2D3561"/>
+          <w:sz w:val="24"/>
+          <w:szCs w:val="24"/>
+        </w:rPr>
+        <w:t>4.4. Други изисквания за замразяване, както и необходими мерки при продължаване на строителството: ............................................................................................................</w:t>
+      </w:r>
+      <w:r>
+        <w:rPr>
+          <w:rFonts w:ascii="Garamond" w:cs="Garamond" w:eastAsia="Garamond" w:hAnsi="Garamond"/>
+          <w:color w:val="9CA3AF"/>
+          <w:sz w:val="24"/>
+          <w:szCs w:val="24"/>
+        </w:rPr>
+      </w:r>
+    </w:p>
+    <w:p>
+      <w:pPr>
+        <w:spacing w:after="40" w:before="40"/>
+      </w:pPr>
+      <w:r>
+        <w:rPr>
+          <w:rFonts w:ascii="Garamond" w:cs="Garamond" w:eastAsia="Garamond" w:hAnsi="Garamond"/>
+          <w:color w:val="9CA3AF"/>
+          <w:sz w:val="24"/>
+          <w:szCs w:val="24"/>
+        </w:rPr>
+        <w:t xml:space="preserve">................................................................................................................................................................</w:t>
+      </w:r>
+    </w:p>
+    <w:p>
+      <w:pPr>
+        <w:pBdr>
+          <w:bottom w:val="single" w:color="E5E7EB" w:sz="2" w:space="2"/>
+        </w:pBdr>
+        <w:spacing w:after="120" w:before="120"/>
+      </w:pPr>
+      <w:r>
+        <w:rPr>
+          <w:sz w:val="8"/>
+          <w:szCs w:val="8"/>
+        </w:rPr>
+        <w:t xml:space="preserve"/>
+      </w:r>
+    </w:p>
+    <w:p>
+      <w:pPr>
+        <w:pBdr>
+          <w:bottom w:val="single" w:color="FDE8EC" w:sz="2" w:space="2"/>
+        </w:pBdr>
+        <w:spacing w:after="80" w:before="200"/>
+      </w:pPr>
+      <w:r>
+        <w:rPr>
+          <w:rFonts w:ascii="Garamond" w:cs="Garamond" w:eastAsia="Garamond" w:hAnsi="Garamond"/>
+          <w:b/>
+          <w:bCs/>
+          <w:color w:val="E8647A"/>
+          <w:sz w:val="24"/>
+          <w:szCs w:val="24"/>
+        </w:rPr>
+        <w:t xml:space="preserve">Съставили:</w:t>
+      </w:r>
+    </w:p>
+    <w:p>
+      <w:pPr>
+        <w:spacing w:after="60" w:before="100"/>
+      </w:pPr>
+      <w:r>
+        <w:rPr>
+          <w:rFonts w:ascii="Garamond" w:cs="Garamond" w:eastAsia="Garamond" w:hAnsi="Garamond"/>
+          <w:color w:val="2D3561"/>
+          <w:sz w:val="24"/>
+          <w:szCs w:val="24"/>
+        </w:rPr>
+        <w:t>1. Строител:  ..............................   ({{Строител_Управител_1и3}})</w:t>
+      </w:r>
+      <w:r>
+        <w:rPr>
+          <w:rFonts w:ascii="Garamond" w:cs="Garamond" w:eastAsia="Garamond" w:hAnsi="Garamond"/>
+          <w:color w:val="9CA3AF"/>
+          <w:sz w:val="24"/>
+          <w:szCs w:val="24"/>
+        </w:rPr>
+      </w:r>
+      <w:r>
+        <w:rPr>
+          <w:rFonts w:ascii="Garamond" w:cs="Garamond" w:eastAsia="Garamond" w:hAnsi="Garamond"/>
+          <w:i/>
+          <w:iCs/>
+          <w:color w:val="6B7280"/>
+          <w:sz w:val="24"/>
+          <w:szCs w:val="24"/>
+        </w:rPr>
+      </w:r>
+    </w:p>
+    <w:p>
+      <w:pPr>
+        <w:spacing w:after="60" w:before="100"/>
+      </w:pPr>
+      <w:r>
+        <w:rPr>
+          <w:rFonts w:ascii="Garamond" w:cs="Garamond" w:eastAsia="Garamond" w:hAnsi="Garamond"/>
+          <w:color w:val="2D3561"/>
+          <w:sz w:val="24"/>
+          <w:szCs w:val="24"/>
+        </w:rPr>
+        <w:t xml:space="preserve">   Техн. ръководител:  ..............................   ({{ТехРък_1и3}})</w:t>
+      </w:r>
+      <w:r>
+        <w:rPr>
+          <w:rFonts w:ascii="Garamond" w:cs="Garamond" w:eastAsia="Garamond" w:hAnsi="Garamond"/>
+          <w:color w:val="9CA3AF"/>
+          <w:sz w:val="24"/>
+          <w:szCs w:val="24"/>
+        </w:rPr>
+      </w:r>
+      <w:r>
+        <w:rPr>
+          <w:rFonts w:ascii="Garamond" w:cs="Garamond" w:eastAsia="Garamond" w:hAnsi="Garamond"/>
+          <w:i/>
+          <w:iCs/>
+          <w:color w:val="6B7280"/>
+          <w:sz w:val="24"/>
+          <w:szCs w:val="24"/>
+        </w:rPr>
+      </w:r>
+    </w:p>
+    <w:p>
+      <w:pPr>
+        <w:spacing w:after="60" w:before="60"/>
+        <w:jc w:val="both"/>
+      </w:pPr>
+      <w:r>
+        <w:rPr>
+          <w:rFonts w:ascii="Garamond" w:cs="Garamond" w:eastAsia="Garamond" w:hAnsi="Garamond"/>
+          <w:b w:val="false"/>
+          <w:bCs w:val="false"/>
+          <w:i w:val="false"/>
+          <w:iCs w:val="false"/>
+          <w:color w:val="1F2937"/>
+          <w:sz w:val="24"/>
+          <w:szCs w:val="24"/>
+        </w:rPr>
+        <w:t>2. Управител СН:  ..............................   ({{Управител_1и3}})</w:t>
       </w:r>
     </w:p>
     <w:p>
@@ -1078,7 +1357,7 @@
           <w:sz w:val="24"/>
           <w:szCs w:val="24"/>
         </w:rPr>
-        <w:t xml:space="preserve">{{Проектанти_Подписи}}</w:t>
+        <w:t>{{Консултанти_Подписи}}</w:t>
       </w:r>
     </w:p>
     <w:p>
@@ -1092,7 +1371,7 @@
           <w:sz w:val="24"/>
           <w:szCs w:val="24"/>
         </w:rPr>
-        <w:t>Управител СН:  ..............................   ({{Управител_1и3}})</w:t>
+        <w:t>3. Проектанти:</w:t>
       </w:r>
       <w:r>
         <w:rPr>
@@ -1124,16 +1403,15 @@
           <w:sz w:val="24"/>
           <w:szCs w:val="24"/>
         </w:rPr>
-        <w:t xml:space="preserve">Възложител:  </w:t>
-      </w:r>
-      <w:r>
-        <w:rPr>
-          <w:rFonts w:ascii="Garamond" w:cs="Garamond" w:eastAsia="Garamond" w:hAnsi="Garamond"/>
-          <w:color w:val="9CA3AF"/>
-          <w:sz w:val="24"/>
-          <w:szCs w:val="24"/>
-        </w:rPr>
-        <w:t xml:space="preserve">..............................   </w:t>
+        <w:t>{{Проектанти_Подписи}}</w:t>
+      </w:r>
+      <w:r>
+        <w:rPr>
+          <w:rFonts w:ascii="Garamond" w:cs="Garamond" w:eastAsia="Garamond" w:hAnsi="Garamond"/>
+          <w:color w:val="9CA3AF"/>
+          <w:sz w:val="24"/>
+          <w:szCs w:val="24"/>
+        </w:rPr>
       </w:r>
       <w:r>
         <w:rPr>
@@ -1144,7 +1422,197 @@
           <w:sz w:val="24"/>
           <w:szCs w:val="24"/>
         </w:rPr>
-        <w:t xml:space="preserve">({{Възложител_1и3}})</w:t>
+      </w:r>
+    </w:p>
+    <w:p>
+      <w:pPr>
+        <w:spacing w:after="60" w:before="100"/>
+      </w:pPr>
+      <w:r>
+        <w:rPr>
+          <w:rFonts w:ascii="Garamond" w:cs="Garamond" w:eastAsia="Garamond" w:hAnsi="Garamond"/>
+          <w:color w:val="2D3561"/>
+          <w:sz w:val="24"/>
+          <w:szCs w:val="24"/>
+        </w:rPr>
+        <w:t>4. Технически контрол "Конструктивна":  ..............................   (___________________________________________)</w:t>
+      </w:r>
+      <w:r>
+        <w:rPr>
+          <w:rFonts w:ascii="Garamond" w:cs="Garamond" w:eastAsia="Garamond" w:hAnsi="Garamond"/>
+          <w:color w:val="9CA3AF"/>
+          <w:sz w:val="24"/>
+          <w:szCs w:val="24"/>
+        </w:rPr>
+      </w:r>
+      <w:r>
+        <w:rPr>
+          <w:rFonts w:ascii="Garamond" w:cs="Garamond" w:eastAsia="Garamond" w:hAnsi="Garamond"/>
+          <w:i/>
+          <w:iCs/>
+          <w:color w:val="6B7280"/>
+          <w:sz w:val="24"/>
+          <w:szCs w:val="24"/>
+        </w:rPr>
+      </w:r>
+    </w:p>
+    <w:p>
+      <w:pPr>
+        <w:spacing w:after="60" w:before="100"/>
+      </w:pPr>
+      <w:r>
+        <w:rPr>
+          <w:rFonts w:ascii="Garamond" w:cs="Garamond" w:eastAsia="Garamond" w:hAnsi="Garamond"/>
+          <w:color w:val="2D3561"/>
+          <w:sz w:val="24"/>
+          <w:szCs w:val="24"/>
+        </w:rPr>
+        <w:t>5. Възложител:</w:t>
+      </w:r>
+      <w:r>
+        <w:rPr>
+          <w:rFonts w:ascii="Garamond" w:cs="Garamond" w:eastAsia="Garamond" w:hAnsi="Garamond"/>
+          <w:color w:val="9CA3AF"/>
+          <w:sz w:val="24"/>
+          <w:szCs w:val="24"/>
+        </w:rPr>
+      </w:r>
+      <w:r>
+        <w:rPr>
+          <w:rFonts w:ascii="Garamond" w:cs="Garamond" w:eastAsia="Garamond" w:hAnsi="Garamond"/>
+          <w:i/>
+          <w:iCs/>
+          <w:color w:val="6B7280"/>
+          <w:sz w:val="24"/>
+          <w:szCs w:val="24"/>
+        </w:rPr>
+      </w:r>
+    </w:p>
+    <w:p>
+      <w:pPr>
+        <w:spacing w:after="60" w:before="100"/>
+      </w:pPr>
+      <w:r>
+        <w:rPr>
+          <w:rFonts w:ascii="Garamond" w:cs="Garamond" w:eastAsia="Garamond" w:hAnsi="Garamond"/>
+          <w:color w:val="2D3561"/>
+          <w:sz w:val="24"/>
+          <w:szCs w:val="24"/>
+        </w:rPr>
+        <w:t>{{Възложители_Подписни_Редове}}</w:t>
+      </w:r>
+      <w:r>
+        <w:rPr>
+          <w:rFonts w:ascii="Garamond" w:cs="Garamond" w:eastAsia="Garamond" w:hAnsi="Garamond"/>
+          <w:color w:val="9CA3AF"/>
+          <w:sz w:val="24"/>
+          <w:szCs w:val="24"/>
+        </w:rPr>
+      </w:r>
+      <w:r>
+        <w:rPr>
+          <w:rFonts w:ascii="Garamond" w:cs="Garamond" w:eastAsia="Garamond" w:hAnsi="Garamond"/>
+          <w:i/>
+          <w:iCs/>
+          <w:color w:val="6B7280"/>
+          <w:sz w:val="24"/>
+          <w:szCs w:val="24"/>
+        </w:rPr>
+      </w:r>
+    </w:p>
+    <w:p>
+      <w:pPr>
+        <w:spacing w:after="60" w:before="100"/>
+      </w:pPr>
+      <w:r>
+        <w:rPr>
+          <w:rFonts w:ascii="Garamond" w:cs="Garamond" w:eastAsia="Garamond" w:hAnsi="Garamond"/>
+          <w:color w:val="2D3561"/>
+          <w:sz w:val="24"/>
+          <w:szCs w:val="24"/>
+        </w:rPr>
+      </w:r>
+      <w:r>
+        <w:rPr>
+          <w:rFonts w:ascii="Garamond" w:cs="Garamond" w:eastAsia="Garamond" w:hAnsi="Garamond"/>
+          <w:color w:val="9CA3AF"/>
+          <w:sz w:val="24"/>
+          <w:szCs w:val="24"/>
+        </w:rPr>
+      </w:r>
+      <w:r>
+        <w:rPr>
+          <w:rFonts w:ascii="Garamond" w:cs="Garamond" w:eastAsia="Garamond" w:hAnsi="Garamond"/>
+          <w:i/>
+          <w:iCs/>
+          <w:color w:val="6B7280"/>
+          <w:sz w:val="24"/>
+          <w:szCs w:val="24"/>
+        </w:rPr>
+      </w:r>
+    </w:p>
+    <w:p>
+      <w:pPr>
+        <w:spacing w:after="60" w:before="100"/>
+      </w:pPr>
+      <w:r>
+        <w:rPr>
+          <w:rFonts w:ascii="Garamond" w:cs="Garamond" w:eastAsia="Garamond" w:hAnsi="Garamond"/>
+          <w:color w:val="2D3561"/>
+          <w:sz w:val="24"/>
+          <w:szCs w:val="24"/>
+        </w:rPr>
+        <w:t>..............................................................</w:t>
+      </w:r>
+      <w:r>
+        <w:rPr>
+          <w:rFonts w:ascii="Garamond" w:cs="Garamond" w:eastAsia="Garamond" w:hAnsi="Garamond"/>
+          <w:color w:val="9CA3AF"/>
+          <w:sz w:val="24"/>
+          <w:szCs w:val="24"/>
+        </w:rPr>
+      </w:r>
+      <w:r>
+        <w:rPr>
+          <w:rFonts w:ascii="Garamond" w:cs="Garamond" w:eastAsia="Garamond" w:hAnsi="Garamond"/>
+          <w:i/>
+          <w:iCs/>
+          <w:color w:val="6B7280"/>
+          <w:sz w:val="24"/>
+          <w:szCs w:val="24"/>
+        </w:rPr>
+      </w:r>
+    </w:p>
+    <w:p>
+      <w:pPr>
+        <w:spacing w:after="60" w:before="100"/>
+      </w:pPr>
+      <w:r>
+        <w:rPr>
+          <w:rFonts w:ascii="Garamond" w:cs="Garamond" w:eastAsia="Garamond" w:hAnsi="Garamond"/>
+          <w:color w:val="2D3561"/>
+          <w:sz w:val="24"/>
+          <w:szCs w:val="24"/>
+        </w:rPr>
+        <w:t>(име и фамилия, подпис и печат)</w:t>
+      </w:r>
+      <w:r>
+        <w:rPr>
+          <w:rFonts w:ascii="Garamond" w:cs="Garamond" w:eastAsia="Garamond" w:hAnsi="Garamond"/>
+          <w:color w:val="9CA3AF"/>
+          <w:sz w:val="24"/>
+          <w:szCs w:val="24"/>
+        </w:rPr>
+      </w:r>
+      <w:r>
+        <w:rPr>
+          <w:rFonts w:ascii="Garamond" w:cs="Garamond" w:eastAsia="Garamond" w:hAnsi="Garamond"/>
+          <w:i/>
+          <w:iCs/>
+          <w:color w:val="6B7280"/>
+          <w:sz w:val="24"/>
+          <w:szCs w:val="24"/>
+        </w:rPr>
       </w:r>
     </w:p>
     <w:sectPr>

--- a/templates/Akt_10_Template.docx
+++ b/templates/Akt_10_Template.docx
@@ -16,7 +16,7 @@
           <w:sz w:val="18"/>
           <w:szCs w:val="18"/>
         </w:rPr>
-        <w:t xml:space="preserve">Приложение № 10  |  към чл. 7, ал. 3, т. 10</w:t>
+        <w:t>Приложение № 10 към чл. 7, ал. 3, т. 10</w:t>
       </w:r>
     </w:p>
     <w:p>
@@ -118,209 +118,577 @@
         <w:t xml:space="preserve"/>
       </w:r>
     </w:p>
-    <w:p>
-      <w:pPr>
-        <w:spacing w:after="40" w:before="40"/>
-      </w:pPr>
-      <w:r>
-        <w:rPr>
-          <w:rFonts w:ascii="Garamond" w:cs="Garamond" w:eastAsia="Garamond" w:hAnsi="Garamond"/>
-          <w:b/>
-          <w:bCs/>
-          <w:color w:val="2D3561"/>
-          <w:sz w:val="24"/>
-          <w:szCs w:val="24"/>
-        </w:rPr>
-        <w:t xml:space="preserve">Строеж:	</w:t>
-      </w:r>
-      <w:r>
-        <w:rPr>
-          <w:rFonts w:ascii="Garamond" w:cs="Garamond" w:eastAsia="Garamond" w:hAnsi="Garamond"/>
-          <w:color w:val="6B7280"/>
-          <w:sz w:val="24"/>
-          <w:szCs w:val="24"/>
-        </w:rPr>
-        <w:t xml:space="preserve">{{Строеж}}</w:t>
-      </w:r>
-    </w:p>
-    <w:p>
-      <w:pPr>
-        <w:spacing w:after="40" w:before="40"/>
-      </w:pPr>
-      <w:r>
-        <w:rPr>
-          <w:rFonts w:ascii="Garamond" w:cs="Garamond" w:eastAsia="Garamond" w:hAnsi="Garamond"/>
-          <w:b/>
-          <w:bCs/>
-          <w:color w:val="2D3561"/>
-          <w:sz w:val="24"/>
-          <w:szCs w:val="24"/>
-        </w:rPr>
-        <w:t xml:space="preserve">Местонахождение:	</w:t>
-      </w:r>
-      <w:r>
-        <w:rPr>
-          <w:rFonts w:ascii="Garamond" w:cs="Garamond" w:eastAsia="Garamond" w:hAnsi="Garamond"/>
-          <w:color w:val="6B7280"/>
-          <w:sz w:val="24"/>
-          <w:szCs w:val="24"/>
-        </w:rPr>
-        <w:t xml:space="preserve">{{Адрес}}</w:t>
-      </w:r>
-    </w:p>
-    <w:p>
-      <w:pPr>
-        <w:spacing w:after="40" w:before="40"/>
-      </w:pPr>
-      <w:r>
-        <w:rPr>
-          <w:rFonts w:ascii="Garamond" w:cs="Garamond" w:eastAsia="Garamond" w:hAnsi="Garamond"/>
-          <w:b/>
-          <w:bCs/>
-          <w:color w:val="2D3561"/>
-          <w:sz w:val="24"/>
-          <w:szCs w:val="24"/>
-        </w:rPr>
-        <w:t xml:space="preserve">Възложител:	</w:t>
-      </w:r>
-      <w:r>
-        <w:rPr>
-          <w:rFonts w:ascii="Garamond" w:cs="Garamond" w:eastAsia="Garamond" w:hAnsi="Garamond"/>
-          <w:color w:val="6B7280"/>
-          <w:sz w:val="24"/>
-          <w:szCs w:val="24"/>
-        </w:rPr>
-        <w:t xml:space="preserve">{{Възложител_Блок}}</w:t>
-      </w:r>
-    </w:p>
-    <w:p>
-      <w:pPr>
-        <w:spacing w:after="40" w:before="40"/>
-      </w:pPr>
-      <w:r>
-        <w:rPr>
-          <w:rFonts w:ascii="Garamond" w:cs="Garamond" w:eastAsia="Garamond" w:hAnsi="Garamond"/>
-          <w:b/>
-          <w:bCs/>
-          <w:color w:val="2D3561"/>
-          <w:sz w:val="24"/>
-          <w:szCs w:val="24"/>
-        </w:rPr>
-        <w:t>Консултант (строителен надзор):</w:t>
-        <w:tab/>
-        <w:t>{{Консултант_Фирма}}, ЕИК {{Консултант_ЕИК}}, {{Консултант_Адрес}}, притежаващо Удостоверение {{Консултант_Удостоверение}}, с управител {{Консултант_Управител}}</w:t>
-      </w:r>
-      <w:r>
-        <w:rPr>
-          <w:rFonts w:ascii="Garamond" w:cs="Garamond" w:eastAsia="Garamond" w:hAnsi="Garamond"/>
-          <w:color w:val="6B7280"/>
-          <w:sz w:val="24"/>
-          <w:szCs w:val="24"/>
-        </w:rPr>
-      </w:r>
-    </w:p>
-    <w:p>
-      <w:pPr>
-        <w:spacing w:after="40" w:before="40"/>
-      </w:pPr>
-      <w:r>
-        <w:rPr>
-          <w:rFonts w:ascii="Garamond" w:cs="Garamond" w:eastAsia="Garamond" w:hAnsi="Garamond"/>
-          <w:b/>
-          <w:bCs/>
-          <w:color w:val="2D3561"/>
-          <w:sz w:val="24"/>
-          <w:szCs w:val="24"/>
-        </w:rPr>
-        <w:t xml:space="preserve">Строител:	</w:t>
-      </w:r>
-      <w:r>
-        <w:rPr>
-          <w:rFonts w:ascii="Garamond" w:cs="Garamond" w:eastAsia="Garamond" w:hAnsi="Garamond"/>
-          <w:color w:val="6B7280"/>
-          <w:sz w:val="24"/>
-          <w:szCs w:val="24"/>
-        </w:rPr>
-        <w:t xml:space="preserve">{{Строител_Фирма}}, ЕИК {{Строител_ЕИК}}, представлявано от {{Строител_Управител}}</w:t>
-      </w:r>
-    </w:p>
-    <w:p>
-      <w:pPr>
-        <w:spacing w:after="40" w:before="40"/>
-      </w:pPr>
-      <w:r>
-        <w:rPr>
-          <w:rFonts w:ascii="Garamond" w:cs="Garamond" w:eastAsia="Garamond" w:hAnsi="Garamond"/>
-          <w:b/>
-          <w:bCs/>
-          <w:color w:val="2D3561"/>
-          <w:sz w:val="24"/>
-          <w:szCs w:val="24"/>
-        </w:rPr>
-        <w:t xml:space="preserve">Техн. ръководител:	</w:t>
-      </w:r>
-      <w:r>
-        <w:rPr>
-          <w:rFonts w:ascii="Garamond" w:cs="Garamond" w:eastAsia="Garamond" w:hAnsi="Garamond"/>
-          <w:color w:val="6B7280"/>
-          <w:sz w:val="24"/>
-          <w:szCs w:val="24"/>
-        </w:rPr>
-        <w:t xml:space="preserve">{{Строител_ТехРък}}</w:t>
-      </w:r>
-    </w:p>
-    <w:p>
-      <w:pPr>
-        <w:spacing w:after="40" w:before="40"/>
-      </w:pPr>
-      <w:r>
-        <w:rPr>
-          <w:rFonts w:ascii="Garamond" w:cs="Garamond" w:eastAsia="Garamond" w:hAnsi="Garamond"/>
-          <w:b/>
-          <w:bCs/>
-          <w:color w:val="2D3561"/>
-          <w:sz w:val="24"/>
-          <w:szCs w:val="24"/>
-        </w:rPr>
-        <w:t>Проектант:</w:t>
-        <w:tab/>
-        <w:t>{{Проектанти_Имена}}</w:t>
-      </w:r>
-      <w:r>
-        <w:rPr>
-          <w:rFonts w:ascii="Garamond" w:cs="Garamond" w:eastAsia="Garamond" w:hAnsi="Garamond"/>
-          <w:color w:val="6B7280"/>
-          <w:sz w:val="24"/>
-          <w:szCs w:val="24"/>
-        </w:rPr>
-      </w:r>
-    </w:p>
-    <w:p>
-      <w:pPr>
-        <w:spacing w:after="40" w:before="40"/>
-      </w:pPr>
-      <w:r>
-        <w:rPr>
-          <w:rFonts w:ascii="Garamond" w:cs="Garamond" w:eastAsia="Garamond" w:hAnsi="Garamond"/>
-          <w:b/>
-          <w:bCs/>
-          <w:color w:val="2D3561"/>
-          <w:sz w:val="24"/>
-          <w:szCs w:val="24"/>
-        </w:rPr>
-        <w:t>Технически контрол за част "Конструктивна":</w:t>
-        <w:tab/>
-        <w:t>___________________________________________</w:t>
-      </w:r>
-      <w:r>
-        <w:rPr>
-          <w:rFonts w:ascii="Garamond" w:cs="Garamond" w:eastAsia="Garamond" w:hAnsi="Garamond"/>
-          <w:color w:val="6B7280"/>
-          <w:sz w:val="24"/>
-          <w:szCs w:val="24"/>
-        </w:rPr>
-      </w:r>
-    </w:p>
+    <w:tbl>
+      <w:tblPr>
+        <w:tblW w:w="0" w:type="auto"/>
+        <w:jc w:val="center"/>
+        <w:tblLayout w:type="fixed"/>
+        <w:tblLook w:val="04A0" w:firstRow="1" w:lastRow="0" w:firstColumn="1" w:lastColumn="0" w:noHBand="0" w:noVBand="1"/>
+      </w:tblPr>
+      <w:tblGrid>
+        <w:gridCol w:w="2438"/>
+        <w:gridCol w:w="7427"/>
+      </w:tblGrid>
+      <w:tr>
+        <w:trPr>
+          <w:cantSplit/>
+          <w:jc w:val="center"/>
+        </w:trPr>
+        <w:tc>
+          <w:tcPr>
+            <w:tcW w:w="2438" w:type="dxa"/>
+            <w:tcBorders>
+              <w:top w:val="nil"/>
+              <w:left w:val="nil"/>
+              <w:bottom w:val="nil"/>
+              <w:right w:val="nil"/>
+            </w:tcBorders>
+            <w:tcMar>
+              <w:top w:w="35" w:type="dxa"/>
+              <w:left w:w="40" w:type="dxa"/>
+              <w:bottom w:w="35" w:type="dxa"/>
+              <w:right w:w="60" w:type="dxa"/>
+            </w:tcMar>
+          </w:tcPr>
+          <w:p>
+            <w:pPr>
+              <w:pStyle w:val="FieldLabel"/>
+              <w:keepLines/>
+            </w:pPr>
+            <w:proofErr w:type="spellStart"/>
+            <w:r>
+              <w:t>Строеж:</w:t>
+            </w:r>
+            <w:proofErr w:type="spellEnd"/>
+            <w:r/>
+          </w:p>
+        </w:tc>
+        <w:tc>
+          <w:tcPr>
+            <w:tcW w:w="7427" w:type="dxa"/>
+            <w:tcBorders>
+              <w:top w:val="nil"/>
+              <w:left w:val="nil"/>
+              <w:bottom w:val="nil"/>
+              <w:right w:val="nil"/>
+            </w:tcBorders>
+            <w:tcMar>
+              <w:top w:w="35" w:type="dxa"/>
+              <w:left w:w="40" w:type="dxa"/>
+              <w:bottom w:w="35" w:type="dxa"/>
+              <w:right w:w="60" w:type="dxa"/>
+            </w:tcMar>
+          </w:tcPr>
+          <w:p>
+            <w:pPr>
+              <w:pStyle w:val="FieldValue"/>
+              <w:keepLines/>
+              <w:pBdr>
+                <w:bottom w:val="single" w:sz="5" w:space="1" w:color="BCBCBC"/>
+              </w:pBdr>
+            </w:pPr>
+            <w:r>
+              <w:rPr>
+                <w:rFonts w:eastAsia="Georgia" w:cs="Georgia"/>
+                <w:sz w:val="20"/>
+              </w:rPr>
+              <w:t>{{Строеж}}</w:t>
+            </w:r>
+          </w:p>
+        </w:tc>
+      </w:tr>
+      <w:tr>
+        <w:trPr>
+          <w:cantSplit/>
+          <w:jc w:val="center"/>
+        </w:trPr>
+        <w:tc>
+          <w:tcPr>
+            <w:tcW w:w="2438" w:type="dxa"/>
+            <w:tcBorders>
+              <w:top w:val="nil"/>
+              <w:left w:val="nil"/>
+              <w:bottom w:val="nil"/>
+              <w:right w:val="nil"/>
+            </w:tcBorders>
+            <w:tcMar>
+              <w:top w:w="35" w:type="dxa"/>
+              <w:left w:w="40" w:type="dxa"/>
+              <w:bottom w:w="35" w:type="dxa"/>
+              <w:right w:w="60" w:type="dxa"/>
+            </w:tcMar>
+          </w:tcPr>
+          <w:p>
+            <w:pPr>
+              <w:pStyle w:val="FieldLabel"/>
+              <w:keepLines/>
+            </w:pPr>
+            <w:proofErr w:type="spellStart"/>
+            <w:r>
+              <w:t>Местонахождение:</w:t>
+            </w:r>
+            <w:proofErr w:type="spellEnd"/>
+            <w:r/>
+          </w:p>
+        </w:tc>
+        <w:tc>
+          <w:tcPr>
+            <w:tcW w:w="7427" w:type="dxa"/>
+            <w:tcBorders>
+              <w:top w:val="nil"/>
+              <w:left w:val="nil"/>
+              <w:bottom w:val="nil"/>
+              <w:right w:val="nil"/>
+            </w:tcBorders>
+            <w:tcMar>
+              <w:top w:w="35" w:type="dxa"/>
+              <w:left w:w="40" w:type="dxa"/>
+              <w:bottom w:w="35" w:type="dxa"/>
+              <w:right w:w="60" w:type="dxa"/>
+            </w:tcMar>
+          </w:tcPr>
+          <w:p>
+            <w:pPr>
+              <w:pStyle w:val="FieldValue"/>
+              <w:keepLines/>
+              <w:pBdr>
+                <w:bottom w:val="single" w:sz="5" w:space="1" w:color="BCBCBC"/>
+              </w:pBdr>
+            </w:pPr>
+            <w:r>
+              <w:rPr>
+                <w:rFonts w:eastAsia="Georgia" w:cs="Georgia"/>
+                <w:sz w:val="20"/>
+              </w:rPr>
+              <w:t>{{Адрес}}</w:t>
+            </w:r>
+          </w:p>
+        </w:tc>
+      </w:tr>
+      <w:tr>
+        <w:trPr>
+          <w:cantSplit/>
+          <w:jc w:val="center"/>
+        </w:trPr>
+        <w:tc>
+          <w:tcPr>
+            <w:tcW w:w="2438" w:type="dxa"/>
+            <w:tcBorders>
+              <w:top w:val="nil"/>
+              <w:left w:val="nil"/>
+              <w:bottom w:val="nil"/>
+              <w:right w:val="nil"/>
+            </w:tcBorders>
+            <w:tcMar>
+              <w:top w:w="35" w:type="dxa"/>
+              <w:left w:w="40" w:type="dxa"/>
+              <w:bottom w:w="35" w:type="dxa"/>
+              <w:right w:w="60" w:type="dxa"/>
+            </w:tcMar>
+          </w:tcPr>
+          <w:p>
+            <w:pPr>
+              <w:pStyle w:val="FieldLabel"/>
+              <w:keepLines/>
+            </w:pPr>
+            <w:proofErr w:type="spellStart"/>
+            <w:r>
+              <w:t>Възложител:</w:t>
+            </w:r>
+            <w:proofErr w:type="spellEnd"/>
+            <w:r/>
+          </w:p>
+        </w:tc>
+        <w:tc>
+          <w:tcPr>
+            <w:tcW w:w="7427" w:type="dxa"/>
+            <w:tcBorders>
+              <w:top w:val="nil"/>
+              <w:left w:val="nil"/>
+              <w:bottom w:val="nil"/>
+              <w:right w:val="nil"/>
+            </w:tcBorders>
+            <w:tcMar>
+              <w:top w:w="35" w:type="dxa"/>
+              <w:left w:w="40" w:type="dxa"/>
+              <w:bottom w:w="35" w:type="dxa"/>
+              <w:right w:w="60" w:type="dxa"/>
+            </w:tcMar>
+          </w:tcPr>
+          <w:p>
+            <w:pPr>
+              <w:pStyle w:val="FieldValue"/>
+              <w:keepLines/>
+              <w:pBdr>
+                <w:bottom w:val="single" w:sz="5" w:space="1" w:color="BCBCBC"/>
+              </w:pBdr>
+            </w:pPr>
+            <w:r>
+              <w:rPr>
+                <w:rFonts w:eastAsia="Georgia" w:cs="Georgia"/>
+                <w:sz w:val="20"/>
+              </w:rPr>
+              <w:t>{{Възложител_Блок}}</w:t>
+            </w:r>
+          </w:p>
+        </w:tc>
+      </w:tr>
+      <w:tr>
+        <w:trPr>
+          <w:cantSplit/>
+          <w:jc w:val="center"/>
+        </w:trPr>
+        <w:tc>
+          <w:tcPr>
+            <w:tcW w:w="2438" w:type="dxa"/>
+            <w:tcBorders>
+              <w:top w:val="nil"/>
+              <w:left w:val="nil"/>
+              <w:bottom w:val="nil"/>
+              <w:right w:val="nil"/>
+            </w:tcBorders>
+            <w:tcMar>
+              <w:top w:w="35" w:type="dxa"/>
+              <w:left w:w="40" w:type="dxa"/>
+              <w:bottom w:w="35" w:type="dxa"/>
+              <w:right w:w="60" w:type="dxa"/>
+            </w:tcMar>
+          </w:tcPr>
+          <w:p>
+            <w:pPr>
+              <w:pStyle w:val="FieldLabel"/>
+              <w:keepLines/>
+            </w:pPr>
+            <w:proofErr w:type="spellStart"/>
+            <w:r>
+              <w:t>Консултант (строителен надзор):</w:t>
+            </w:r>
+            <w:bookmarkStart w:id="0" w:name="_GoBack"/>
+            <w:bookmarkEnd w:id="0"/>
+            <w:r/>
+            <w:proofErr w:type="spellEnd"/>
+            <w:r/>
+            <w:proofErr w:type="spellStart"/>
+            <w:r/>
+            <w:proofErr w:type="spellEnd"/>
+            <w:r/>
+            <w:proofErr w:type="spellStart"/>
+            <w:r/>
+            <w:proofErr w:type="spellEnd"/>
+            <w:r/>
+          </w:p>
+        </w:tc>
+        <w:tc>
+          <w:tcPr>
+            <w:tcW w:w="7427" w:type="dxa"/>
+            <w:tcBorders>
+              <w:top w:val="nil"/>
+              <w:left w:val="nil"/>
+              <w:bottom w:val="nil"/>
+              <w:right w:val="nil"/>
+            </w:tcBorders>
+            <w:tcMar>
+              <w:top w:w="35" w:type="dxa"/>
+              <w:left w:w="40" w:type="dxa"/>
+              <w:bottom w:w="35" w:type="dxa"/>
+              <w:right w:w="60" w:type="dxa"/>
+            </w:tcMar>
+          </w:tcPr>
+          <w:p>
+            <w:pPr>
+              <w:pStyle w:val="FieldValue"/>
+              <w:keepLines/>
+              <w:pBdr>
+                <w:bottom w:val="single" w:sz="5" w:space="1" w:color="BCBCBC"/>
+              </w:pBdr>
+            </w:pPr>
+            <w:r>
+              <w:rPr>
+                <w:rFonts w:eastAsia="Georgia" w:cs="Georgia"/>
+                <w:sz w:val="20"/>
+              </w:rPr>
+              <w:t>{{Консултант_Фирма}}, ЕИК {{Консултант_ЕИК}}, {{Консултант_Адрес}}, притежаващо Удостоверение {{Консултант_Удостоверение}}, с управител {{Консултант_Управител}}</w:t>
+            </w:r>
+          </w:p>
+        </w:tc>
+      </w:tr>
+      <w:tr>
+        <w:trPr>
+          <w:cantSplit/>
+          <w:jc w:val="center"/>
+        </w:trPr>
+        <w:tc>
+          <w:tcPr>
+            <w:tcW w:w="2438" w:type="dxa"/>
+            <w:tcBorders>
+              <w:top w:val="nil"/>
+              <w:left w:val="nil"/>
+              <w:bottom w:val="nil"/>
+              <w:right w:val="nil"/>
+            </w:tcBorders>
+            <w:tcMar>
+              <w:top w:w="35" w:type="dxa"/>
+              <w:left w:w="40" w:type="dxa"/>
+              <w:bottom w:w="35" w:type="dxa"/>
+              <w:right w:w="60" w:type="dxa"/>
+            </w:tcMar>
+          </w:tcPr>
+          <w:p>
+            <w:pPr>
+              <w:pStyle w:val="FieldLabel"/>
+              <w:keepLines/>
+            </w:pPr>
+            <w:proofErr w:type="spellStart"/>
+            <w:r>
+              <w:t>Строител:</w:t>
+            </w:r>
+            <w:proofErr w:type="spellEnd"/>
+            <w:r/>
+            <w:proofErr w:type="spellStart"/>
+            <w:r/>
+            <w:proofErr w:type="spellEnd"/>
+            <w:r/>
+          </w:p>
+        </w:tc>
+        <w:tc>
+          <w:tcPr>
+            <w:tcW w:w="7427" w:type="dxa"/>
+            <w:tcBorders>
+              <w:top w:val="nil"/>
+              <w:left w:val="nil"/>
+              <w:bottom w:val="nil"/>
+              <w:right w:val="nil"/>
+            </w:tcBorders>
+            <w:tcMar>
+              <w:top w:w="35" w:type="dxa"/>
+              <w:left w:w="40" w:type="dxa"/>
+              <w:bottom w:w="35" w:type="dxa"/>
+              <w:right w:w="60" w:type="dxa"/>
+            </w:tcMar>
+          </w:tcPr>
+          <w:p>
+            <w:pPr>
+              <w:pStyle w:val="FieldValue"/>
+              <w:keepLines/>
+              <w:pBdr>
+                <w:bottom w:val="single" w:sz="5" w:space="1" w:color="BCBCBC"/>
+              </w:pBdr>
+            </w:pPr>
+            <w:r>
+              <w:rPr>
+                <w:rFonts w:eastAsia="Georgia" w:cs="Georgia"/>
+                <w:sz w:val="20"/>
+              </w:rPr>
+              <w:t>{{Строител_Фирма}}, ЕИК {{Строител_ЕИК}}, представлявано от {{Строител_Управител}}</w:t>
+            </w:r>
+          </w:p>
+        </w:tc>
+      </w:tr>
+      <w:tr>
+        <w:trPr>
+          <w:cantSplit/>
+          <w:jc w:val="center"/>
+        </w:trPr>
+        <w:tc>
+          <w:tcPr>
+            <w:tcW w:w="2438" w:type="dxa"/>
+            <w:tcBorders>
+              <w:top w:val="nil"/>
+              <w:left w:val="nil"/>
+              <w:bottom w:val="nil"/>
+              <w:right w:val="nil"/>
+            </w:tcBorders>
+            <w:tcMar>
+              <w:top w:w="35" w:type="dxa"/>
+              <w:left w:w="40" w:type="dxa"/>
+              <w:bottom w:w="35" w:type="dxa"/>
+              <w:right w:w="60" w:type="dxa"/>
+            </w:tcMar>
+          </w:tcPr>
+          <w:p>
+            <w:pPr>
+              <w:pStyle w:val="FieldLabel"/>
+              <w:keepLines/>
+            </w:pPr>
+            <w:proofErr w:type="spellStart"/>
+            <w:r>
+              <w:t>Техн. ръководител:</w:t>
+            </w:r>
+            <w:proofErr w:type="spellEnd"/>
+            <w:r/>
+          </w:p>
+        </w:tc>
+        <w:tc>
+          <w:tcPr>
+            <w:tcW w:w="7427" w:type="dxa"/>
+            <w:tcBorders>
+              <w:top w:val="nil"/>
+              <w:left w:val="nil"/>
+              <w:bottom w:val="nil"/>
+              <w:right w:val="nil"/>
+            </w:tcBorders>
+            <w:tcMar>
+              <w:top w:w="35" w:type="dxa"/>
+              <w:left w:w="40" w:type="dxa"/>
+              <w:bottom w:w="35" w:type="dxa"/>
+              <w:right w:w="60" w:type="dxa"/>
+            </w:tcMar>
+          </w:tcPr>
+          <w:p>
+            <w:pPr>
+              <w:pStyle w:val="FieldValue"/>
+              <w:keepLines/>
+              <w:pBdr>
+                <w:bottom w:val="single" w:sz="5" w:space="1" w:color="BCBCBC"/>
+              </w:pBdr>
+            </w:pPr>
+            <w:r>
+              <w:rPr>
+                <w:rFonts w:eastAsia="Georgia" w:cs="Georgia"/>
+                <w:sz w:val="20"/>
+              </w:rPr>
+              <w:t>{{Строител_ТехРък}}</w:t>
+            </w:r>
+          </w:p>
+        </w:tc>
+      </w:tr>
+      <w:tr>
+        <w:trPr>
+          <w:cantSplit/>
+          <w:jc w:val="center"/>
+        </w:trPr>
+        <w:tc>
+          <w:tcPr>
+            <w:tcW w:w="2438" w:type="dxa"/>
+            <w:tcBorders>
+              <w:top w:val="nil"/>
+              <w:left w:val="nil"/>
+              <w:bottom w:val="nil"/>
+              <w:right w:val="nil"/>
+            </w:tcBorders>
+            <w:tcMar>
+              <w:top w:w="35" w:type="dxa"/>
+              <w:left w:w="40" w:type="dxa"/>
+              <w:bottom w:w="35" w:type="dxa"/>
+              <w:right w:w="60" w:type="dxa"/>
+            </w:tcMar>
+          </w:tcPr>
+          <w:p>
+            <w:pPr>
+              <w:pStyle w:val="FieldLabel"/>
+              <w:keepLines/>
+            </w:pPr>
+            <w:proofErr w:type="spellStart"/>
+            <w:r>
+              <w:t>Проектант:</w:t>
+            </w:r>
+            <w:proofErr w:type="spellEnd"/>
+            <w:r/>
+          </w:p>
+        </w:tc>
+        <w:tc>
+          <w:tcPr>
+            <w:tcW w:w="7427" w:type="dxa"/>
+            <w:tcBorders>
+              <w:top w:val="nil"/>
+              <w:left w:val="nil"/>
+              <w:bottom w:val="nil"/>
+              <w:right w:val="nil"/>
+            </w:tcBorders>
+            <w:tcMar>
+              <w:top w:w="35" w:type="dxa"/>
+              <w:left w:w="40" w:type="dxa"/>
+              <w:bottom w:w="35" w:type="dxa"/>
+              <w:right w:w="60" w:type="dxa"/>
+            </w:tcMar>
+          </w:tcPr>
+          <w:p>
+            <w:pPr>
+              <w:pStyle w:val="FieldValue"/>
+              <w:keepLines/>
+              <w:pBdr>
+                <w:bottom w:val="single" w:sz="5" w:space="1" w:color="BCBCBC"/>
+              </w:pBdr>
+            </w:pPr>
+            <w:r>
+              <w:rPr>
+                <w:rFonts w:eastAsia="Georgia" w:cs="Georgia"/>
+                <w:sz w:val="20"/>
+              </w:rPr>
+              <w:t>{{Проектанти_Имена}}</w:t>
+            </w:r>
+          </w:p>
+        </w:tc>
+      </w:tr>
+      <w:tr>
+        <w:trPr>
+          <w:cantSplit/>
+          <w:jc w:val="center"/>
+        </w:trPr>
+        <w:tc>
+          <w:tcPr>
+            <w:tcW w:w="2438" w:type="dxa"/>
+            <w:tcBorders>
+              <w:top w:val="nil"/>
+              <w:left w:val="nil"/>
+              <w:bottom w:val="nil"/>
+              <w:right w:val="nil"/>
+            </w:tcBorders>
+            <w:tcMar>
+              <w:top w:w="35" w:type="dxa"/>
+              <w:left w:w="40" w:type="dxa"/>
+              <w:bottom w:w="35" w:type="dxa"/>
+              <w:right w:w="60" w:type="dxa"/>
+            </w:tcMar>
+          </w:tcPr>
+          <w:p>
+            <w:pPr>
+              <w:pStyle w:val="FieldLabel"/>
+              <w:keepLines/>
+            </w:pPr>
+            <w:proofErr w:type="spellStart"/>
+            <w:r>
+              <w:t>Технически контрол за част „Конструктивна“:</w:t>
+            </w:r>
+            <w:proofErr w:type="spellEnd"/>
+            <w:r/>
+          </w:p>
+        </w:tc>
+        <w:tc>
+          <w:tcPr>
+            <w:tcW w:w="7427" w:type="dxa"/>
+            <w:tcBorders>
+              <w:top w:val="nil"/>
+              <w:left w:val="nil"/>
+              <w:bottom w:val="nil"/>
+              <w:right w:val="nil"/>
+            </w:tcBorders>
+            <w:tcMar>
+              <w:top w:w="35" w:type="dxa"/>
+              <w:left w:w="40" w:type="dxa"/>
+              <w:bottom w:w="35" w:type="dxa"/>
+              <w:right w:w="60" w:type="dxa"/>
+            </w:tcMar>
+          </w:tcPr>
+          <w:p>
+            <w:pPr>
+              <w:pStyle w:val="FieldValue"/>
+              <w:keepLines/>
+              <w:pBdr>
+                <w:bottom w:val="single" w:sz="5" w:space="1" w:color="BCBCBC"/>
+              </w:pBdr>
+            </w:pPr>
+            <w:r>
+              <w:rPr>
+                <w:rFonts w:eastAsia="Georgia" w:cs="Georgia"/>
+                <w:sz w:val="20"/>
+              </w:rPr>
+              <w:t>...........................................</w:t>
+            </w:r>
+          </w:p>
+        </w:tc>
+      </w:tr>
+    </w:tbl>
     <w:p>
       <w:pPr>
         <w:pBdr>
@@ -632,7 +1000,7 @@
           <w:sz w:val="24"/>
           <w:szCs w:val="24"/>
         </w:rPr>
-        <w:t>4. Технически контрол за част "Конструктивна":</w:t>
+        <w:t>4. Технически контрол за част „Конструктивна“:</w:t>
       </w:r>
     </w:p>
     <w:p>
@@ -651,7 +1019,7 @@
           <w:sz w:val="24"/>
           <w:szCs w:val="24"/>
         </w:rPr>
-        <w:t>___________________________________________</w:t>
+        <w:t>...........................................</w:t>
       </w:r>
     </w:p>
     <w:p>
@@ -670,7 +1038,7 @@
           <w:sz w:val="24"/>
           <w:szCs w:val="24"/>
         </w:rPr>
-        <w:t>(технически контрол за част "Конструктивна" — трите имена и ЕГН)</w:t>
+        <w:t>(технически контрол за част „Конструктивна“ — трите имена и ЕГН)</w:t>
       </w:r>
     </w:p>
     <w:p>
@@ -1435,7 +1803,7 @@
           <w:sz w:val="24"/>
           <w:szCs w:val="24"/>
         </w:rPr>
-        <w:t>4. Технически контрол "Конструктивна":  ..............................   (___________________________________________)</w:t>
+        <w:t>4. Технически контрол „Конструктивна“:  ..............................   (...........................................)</w:t>
       </w:r>
       <w:r>
         <w:rPr>
@@ -1616,8 +1984,6 @@
       </w:r>
     </w:p>
     <w:sectPr>
-      <w:headerReference w:type="default" r:id="rId7"/>
-      <w:footerReference w:type="default" r:id="rId8"/>
       <w:pgSz w:w="11906" w:h="16838" w:orient="portrait"/>
       <w:pgMar w:top="1134" w:right="1134" w:bottom="1134" w:left="1701" w:header="708" w:footer="708" w:gutter="0"/>
       <w:pgNumType/>
@@ -1668,40 +2034,6 @@
 </w:endnotes>
 </file>
 
-<file path=word/footer1.xml><?xml version="1.0" encoding="utf-8"?>
-<w:ftr xmlns:wpc="http://schemas.microsoft.com/office/word/2010/wordprocessingCanvas" xmlns:mc="http://schemas.openxmlformats.org/markup-compatibility/2006" xmlns:o="urn:schemas-microsoft-com:office:office" xmlns:r="http://schemas.openxmlformats.org/officeDocument/2006/relationships" xmlns:m="http://schemas.openxmlformats.org/officeDocument/2006/math" xmlns:v="urn:schemas-microsoft-com:vml" xmlns:wp14="http://schemas.microsoft.com/office/word/2010/wordprocessingDrawing" xmlns:wp="http://schemas.openxmlformats.org/drawingml/2006/wordprocessingDrawing" xmlns:w10="urn:schemas-microsoft-com:office:word" xmlns:w="http://schemas.openxmlformats.org/wordprocessingml/2006/main" xmlns:w14="http://schemas.microsoft.com/office/word/2010/wordml" xmlns:w15="http://schemas.microsoft.com/office/word/2012/wordml" xmlns:wpg="http://schemas.microsoft.com/office/word/2010/wordprocessingGroup" xmlns:wpi="http://schemas.microsoft.com/office/word/2010/wordprocessingInk" xmlns:wne="http://schemas.microsoft.com/office/word/2006/wordml" xmlns:wps="http://schemas.microsoft.com/office/word/2010/wordprocessingShape">
-  <w:p>
-    <w:pPr>
-      <w:pBdr>
-        <w:top w:val="single" w:color="E8647A" w:sz="4" w:space="4"/>
-      </w:pBdr>
-      <w:jc w:val="center"/>
-    </w:pPr>
-    <w:r>
-      <w:rPr>
-        <w:rFonts w:ascii="Garamond" w:cs="Garamond" w:eastAsia="Garamond" w:hAnsi="Garamond"/>
-        <w:color w:val="6B7280"/>
-        <w:sz w:val="18"/>
-        <w:szCs w:val="18"/>
-      </w:rPr>
-      <w:t xml:space="preserve">СиБиТи Консулт ООД   |   </w:t>
-    </w:r>
-    <w:r>
-      <w:rPr>
-        <w:rFonts w:ascii="Garamond" w:cs="Garamond" w:eastAsia="Garamond" w:hAnsi="Garamond"/>
-        <w:color w:val="E8647A"/>
-        <w:sz w:val="18"/>
-        <w:szCs w:val="18"/>
-      </w:rPr>
-      <w:fldChar w:fldCharType="begin"/>
-      <w:instrText xml:space="preserve">PAGE</w:instrText>
-      <w:fldChar w:fldCharType="separate"/>
-      <w:fldChar w:fldCharType="end"/>
-    </w:r>
-  </w:p>
-</w:ftr>
-</file>
-
 <file path=word/footnotes.xml><?xml version="1.0" encoding="utf-8"?>
 <w:footnotes xmlns:wpc="http://schemas.microsoft.com/office/word/2010/wordprocessingCanvas" xmlns:mc="http://schemas.openxmlformats.org/markup-compatibility/2006" xmlns:o="urn:schemas-microsoft-com:office:office" xmlns:r="http://schemas.openxmlformats.org/officeDocument/2006/relationships" xmlns:m="http://schemas.openxmlformats.org/officeDocument/2006/math" xmlns:v="urn:schemas-microsoft-com:vml" xmlns:wp14="http://schemas.microsoft.com/office/word/2010/wordprocessingDrawing" xmlns:wp="http://schemas.openxmlformats.org/drawingml/2006/wordprocessingDrawing" xmlns:w10="urn:schemas-microsoft-com:office:word" xmlns:w="http://schemas.openxmlformats.org/wordprocessingml/2006/main" xmlns:w14="http://schemas.microsoft.com/office/word/2010/wordml" xmlns:w15="http://schemas.microsoft.com/office/word/2012/wordml" xmlns:wpg="http://schemas.microsoft.com/office/word/2010/wordprocessingGroup" xmlns:wpi="http://schemas.microsoft.com/office/word/2010/wordprocessingInk" xmlns:wne="http://schemas.microsoft.com/office/word/2006/wordml" xmlns:wps="http://schemas.microsoft.com/office/word/2010/wordprocessingShape" mc:Ignorable="w14 w15 wp14">
   <w:footnote w:type="separator" w:id="-1">
@@ -1737,31 +2069,6 @@
     </w:p>
   </w:footnote>
 </w:footnotes>
-</file>
-
-<file path=word/header1.xml><?xml version="1.0" encoding="utf-8"?>
-<w:hdr xmlns:wpc="http://schemas.microsoft.com/office/word/2010/wordprocessingCanvas" xmlns:mc="http://schemas.openxmlformats.org/markup-compatibility/2006" xmlns:o="urn:schemas-microsoft-com:office:office" xmlns:r="http://schemas.openxmlformats.org/officeDocument/2006/relationships" xmlns:m="http://schemas.openxmlformats.org/officeDocument/2006/math" xmlns:v="urn:schemas-microsoft-com:vml" xmlns:wp14="http://schemas.microsoft.com/office/word/2010/wordprocessingDrawing" xmlns:wp="http://schemas.openxmlformats.org/drawingml/2006/wordprocessingDrawing" xmlns:w10="urn:schemas-microsoft-com:office:word" xmlns:w="http://schemas.openxmlformats.org/wordprocessingml/2006/main" xmlns:w14="http://schemas.microsoft.com/office/word/2010/wordml" xmlns:w15="http://schemas.microsoft.com/office/word/2012/wordml" xmlns:wpg="http://schemas.microsoft.com/office/word/2010/wordprocessingGroup" xmlns:wpi="http://schemas.microsoft.com/office/word/2010/wordprocessingInk" xmlns:wne="http://schemas.microsoft.com/office/word/2006/wordml" xmlns:wps="http://schemas.microsoft.com/office/word/2010/wordprocessingShape" xmlns:cx="http://schemas.microsoft.com/office/drawing/2014/chartex" xmlns:cx1="http://schemas.microsoft.com/office/drawing/2015/9/8/chartex" xmlns:cx2="http://schemas.microsoft.com/office/drawing/2015/10/21/chartex" xmlns:cx3="http://schemas.microsoft.com/office/drawing/2016/5/9/chartex" xmlns:cx4="http://schemas.microsoft.com/office/drawing/2016/5/10/chartex" xmlns:cx5="http://schemas.microsoft.com/office/drawing/2016/5/11/chartex" xmlns:cx6="http://schemas.microsoft.com/office/drawing/2016/5/12/chartex" xmlns:cx7="http://schemas.microsoft.com/office/drawing/2016/5/13/chartex" xmlns:cx8="http://schemas.microsoft.com/office/drawing/2016/5/14/chartex" xmlns:w16cid="http://schemas.microsoft.com/office/word/2016/wordml/cid" xmlns:w16se="http://schemas.microsoft.com/office/word/2015/wordml/symex">
-  <w:p>
-    <w:pPr>
-      <w:pBdr>
-        <w:bottom w:val="single" w:color="E8647A" w:sz="6" w:space="4"/>
-      </w:pBdr>
-      <w:spacing w:after="0"/>
-      <w:jc w:val="left"/>
-    </w:pPr>
-    <w:r>
-      <w:rPr>
-        <w:rFonts w:ascii="Garamond" w:cs="Garamond" w:eastAsia="Garamond" w:hAnsi="Garamond"/>
-        <w:b/>
-        <w:bCs/>
-        <w:color w:val="2D3561"/>
-        <w:sz w:val="20"/>
-        <w:szCs w:val="20"/>
-      </w:rPr>
-      <w:t xml:space="preserve">СиБиТи Консулт ООД</w:t>
-    </w:r>
-  </w:p>
-</w:hdr>
 </file>
 
 <file path=word/numbering.xml><?xml version="1.0" encoding="utf-8"?>
@@ -2036,5 +2343,81 @@
       <w:szCs w:val="20"/>
     </w:rPr>
   </w:style>
+  <w:style w:type="paragraph" w:customStyle="1" w:styleId="DocumentMeta">
+    <w:name w:val="Document Meta"/>
+    <w:basedOn w:val="Normal"/>
+    <w:pPr>
+      <w:spacing w:after="40" w:line="240" w:lineRule="auto"/>
+    </w:pPr>
+    <w:rPr>
+      <w:rFonts w:ascii="Arial" w:hAnsi="Arial"/>
+      <w:color w:val="6F6F6F"/>
+      <w:sz w:val="17"/>
+    </w:rPr>
+  </w:style>
+  <w:style w:type="paragraph" w:customStyle="1" w:styleId="FieldLabel">
+    <w:name w:val="Field Label"/>
+    <w:basedOn w:val="Normal"/>
+    <w:pPr>
+      <w:spacing w:after="0" w:line="252" w:lineRule="auto"/>
+    </w:pPr>
+    <w:rPr>
+      <w:rFonts w:ascii="Arial" w:hAnsi="Arial"/>
+      <w:b/>
+      <w:sz w:val="18"/>
+    </w:rPr>
+  </w:style>
+  <w:style w:type="paragraph" w:customStyle="1" w:styleId="FieldValue">
+    <w:name w:val="Field Value"/>
+    <w:basedOn w:val="Normal"/>
+    <w:pPr>
+      <w:spacing w:after="0" w:line="276" w:lineRule="auto"/>
+    </w:pPr>
+    <w:rPr>
+      <w:sz w:val="18"/>
+    </w:rPr>
+  </w:style>
+  <w:style w:type="paragraph" w:customStyle="1" w:styleId="FieldHint">
+    <w:name w:val="Field Hint"/>
+    <w:basedOn w:val="Normal"/>
+    <w:pPr>
+      <w:spacing w:after="80" w:line="252" w:lineRule="auto"/>
+    </w:pPr>
+    <w:rPr>
+      <w:rFonts w:ascii="Arial" w:hAnsi="Arial"/>
+      <w:i/>
+      <w:color w:val="6F6F6F"/>
+      <w:sz w:val="16"/>
+    </w:rPr>
+  </w:style>
+  <w:style w:type="paragraph" w:customStyle="1" w:styleId="DocumentTitle">
+    <w:name w:val="Document Title"/>
+    <w:basedOn w:val="Normal"/>
+    <w:pPr>
+      <w:spacing w:after="80" w:line="240" w:lineRule="auto"/>
+    </w:pPr>
+    <w:rPr>
+      <w:rFonts w:ascii="Arial" w:hAnsi="Arial"/>
+      <w:b/>
+      <w:color w:val="1F3A5F"/>
+      <w:sz w:val="32"/>
+    </w:rPr>
+  </w:style>
+  <w:style w:type="paragraph" w:customStyle="1" w:styleId="DocumentSubtitle">
+    <w:name w:val="Document Subtitle"/>
+    <w:basedOn w:val="Normal"/>
+    <w:pPr>
+      <w:spacing w:after="180" w:line="288" w:lineRule="auto"/>
+    </w:pPr>
+    <w:rPr>
+      <w:rFonts w:ascii="Arial" w:hAnsi="Arial"/>
+      <w:b/>
+      <w:sz w:val="21"/>
+    </w:rPr>
+  </w:style>
+  <w:style w:type="paragraph" w:customStyle="1" w:styleId="LegalBody">
+    <w:name w:val="Legal Body"/>
+    <w:basedOn w:val="Normal"/>
+  </w:style>
 </w:styles>
 </file>
--- a/templates/Akt_10_Template.docx
+++ b/templates/Akt_10_Template.docx
@@ -4,36 +4,38 @@
   <w:body>
     <w:p>
       <w:pPr>
-        <w:spacing w:after="80" w:before="200"/>
-        <w:jc w:val="center"/>
-      </w:pPr>
-      <w:r>
-        <w:rPr>
-          <w:rFonts w:ascii="Garamond" w:cs="Garamond" w:eastAsia="Garamond" w:hAnsi="Garamond"/>
+        <w:pStyle w:val="DocumentMeta"/>
+      </w:pPr>
+      <w:r>
+        <w:rPr>
           <w:i/>
           <w:iCs/>
-          <w:color w:val="6B7280"/>
-          <w:sz w:val="18"/>
-          <w:szCs w:val="18"/>
         </w:rPr>
         <w:t>Приложение № 10 към чл. 7, ал. 3, т. 10</w:t>
       </w:r>
     </w:p>
     <w:p>
       <w:pPr>
-        <w:spacing w:after="100" w:before="200"/>
-        <w:jc w:val="center"/>
-      </w:pPr>
-      <w:r>
-        <w:rPr>
-          <w:rFonts w:ascii="Garamond" w:cs="Garamond" w:eastAsia="Garamond" w:hAnsi="Garamond"/>
+        <w:pStyle w:val="DocumentTitle"/>
+      </w:pPr>
+      <w:r>
+        <w:rPr>
           <w:b/>
           <w:bCs/>
-          <w:color w:val="2D3561"/>
-          <w:sz w:val="28"/>
-          <w:szCs w:val="28"/>
         </w:rPr>
         <w:t xml:space="preserve">АКТ</w:t>
+      </w:r>
+    </w:p>
+    <w:p>
+      <w:pPr>
+        <w:pStyle w:val="DocumentSubtitle"/>
+      </w:pPr>
+      <w:r>
+        <w:rPr>
+          <w:b/>
+          <w:bCs/>
+        </w:rPr>
+        <w:t xml:space="preserve">за установяване състоянието на строежа при спиране на строителството</w:t>
       </w:r>
     </w:p>
     <w:p>
@@ -43,62 +45,31 @@
       </w:pPr>
       <w:r>
         <w:rPr>
-          <w:rFonts w:ascii="Garamond" w:cs="Garamond" w:eastAsia="Garamond" w:hAnsi="Garamond"/>
           <w:b/>
           <w:bCs/>
-          <w:color w:val="2D3561"/>
-          <w:sz w:val="24"/>
-          <w:szCs w:val="24"/>
-        </w:rPr>
-        <w:t xml:space="preserve">за установяване състоянието на строежа при спиране на строителството</w:t>
-      </w:r>
-    </w:p>
-    <w:p>
-      <w:pPr>
-        <w:spacing w:after="160" w:before="40"/>
-        <w:jc w:val="center"/>
-      </w:pPr>
-      <w:r>
-        <w:rPr>
-          <w:rFonts w:ascii="Garamond" w:cs="Garamond" w:eastAsia="Garamond" w:hAnsi="Garamond"/>
+        </w:rPr>
+      </w:r>
+    </w:p>
+    <w:p>
+      <w:pPr>
+        <w:pStyle w:val="LegalBody"/>
+      </w:pPr>
+      <w:r>
+        <w:rPr>
           <w:b/>
           <w:bCs/>
-          <w:color w:val="2D3561"/>
-          <w:sz w:val="24"/>
-          <w:szCs w:val="24"/>
-        </w:rPr>
-      </w:r>
-    </w:p>
-    <w:p>
-      <w:pPr>
-        <w:spacing w:after="160" w:before="40"/>
-        <w:jc w:val="center"/>
-      </w:pPr>
-      <w:r>
-        <w:rPr>
-          <w:rFonts w:ascii="Garamond" w:cs="Garamond" w:eastAsia="Garamond" w:hAnsi="Garamond"/>
+        </w:rPr>
+        <w:t>поради ............................................................................................................</w:t>
+      </w:r>
+    </w:p>
+    <w:p>
+      <w:pPr>
+        <w:pStyle w:val="FieldHint"/>
+      </w:pPr>
+      <w:r>
+        <w:rPr>
           <w:b/>
           <w:bCs/>
-          <w:color w:val="2D3561"/>
-          <w:sz w:val="24"/>
-          <w:szCs w:val="24"/>
-        </w:rPr>
-        <w:t>поради ............................................................................................................</w:t>
-      </w:r>
-    </w:p>
-    <w:p>
-      <w:pPr>
-        <w:spacing w:after="160" w:before="40"/>
-        <w:jc w:val="center"/>
-      </w:pPr>
-      <w:r>
-        <w:rPr>
-          <w:rFonts w:ascii="Garamond" w:cs="Garamond" w:eastAsia="Garamond" w:hAnsi="Garamond"/>
-          <w:b/>
-          <w:bCs/>
-          <w:color w:val="2D3561"/>
-          <w:sz w:val="24"/>
-          <w:szCs w:val="24"/>
         </w:rPr>
         <w:t>(изменение в проектите; неизпълнение на задълженията на някоя от страните по договорите; забавяне на доставката на машини и съоръжения; неблагоприятни геоложки условия; смяна на строителя по реда на ЗУТ или друга причина — посочва се)</w:t>
       </w:r>
@@ -111,10 +82,7 @@
         <w:spacing w:after="120" w:before="120"/>
       </w:pPr>
       <w:r>
-        <w:rPr>
-          <w:sz w:val="8"/>
-          <w:szCs w:val="8"/>
-        </w:rPr>
+        <w:rPr/>
         <w:t xml:space="preserve"/>
       </w:r>
     </w:p>
@@ -188,10 +156,7 @@
               </w:pBdr>
             </w:pPr>
             <w:r>
-              <w:rPr>
-                <w:rFonts w:eastAsia="Georgia" w:cs="Georgia"/>
-                <w:sz w:val="20"/>
-              </w:rPr>
+              <w:rPr/>
               <w:t>{{Строеж}}</w:t>
             </w:r>
           </w:p>
@@ -256,10 +221,7 @@
               </w:pBdr>
             </w:pPr>
             <w:r>
-              <w:rPr>
-                <w:rFonts w:eastAsia="Georgia" w:cs="Georgia"/>
-                <w:sz w:val="20"/>
-              </w:rPr>
+              <w:rPr/>
               <w:t>{{Адрес}}</w:t>
             </w:r>
           </w:p>
@@ -324,10 +286,7 @@
               </w:pBdr>
             </w:pPr>
             <w:r>
-              <w:rPr>
-                <w:rFonts w:eastAsia="Georgia" w:cs="Georgia"/>
-                <w:sz w:val="20"/>
-              </w:rPr>
+              <w:rPr/>
               <w:t>{{Възложител_Блок}}</w:t>
             </w:r>
           </w:p>
@@ -403,10 +362,7 @@
               </w:pBdr>
             </w:pPr>
             <w:r>
-              <w:rPr>
-                <w:rFonts w:eastAsia="Georgia" w:cs="Georgia"/>
-                <w:sz w:val="20"/>
-              </w:rPr>
+              <w:rPr/>
               <w:t>{{Консултант_Фирма}}, ЕИК {{Консултант_ЕИК}}, {{Консултант_Адрес}}, притежаващо Удостоверение {{Консултант_Удостоверение}}, с управител {{Консултант_Управител}}</w:t>
             </w:r>
           </w:p>
@@ -475,10 +431,7 @@
               </w:pBdr>
             </w:pPr>
             <w:r>
-              <w:rPr>
-                <w:rFonts w:eastAsia="Georgia" w:cs="Georgia"/>
-                <w:sz w:val="20"/>
-              </w:rPr>
+              <w:rPr/>
               <w:t>{{Строител_Фирма}}, ЕИК {{Строител_ЕИК}}, представлявано от {{Строител_Управител}}</w:t>
             </w:r>
           </w:p>
@@ -543,10 +496,7 @@
               </w:pBdr>
             </w:pPr>
             <w:r>
-              <w:rPr>
-                <w:rFonts w:eastAsia="Georgia" w:cs="Georgia"/>
-                <w:sz w:val="20"/>
-              </w:rPr>
+              <w:rPr/>
               <w:t>{{Строител_ТехРък}}</w:t>
             </w:r>
           </w:p>
@@ -611,10 +561,7 @@
               </w:pBdr>
             </w:pPr>
             <w:r>
-              <w:rPr>
-                <w:rFonts w:eastAsia="Georgia" w:cs="Georgia"/>
-                <w:sz w:val="20"/>
-              </w:rPr>
+              <w:rPr/>
               <w:t>{{Проектанти_Имена}}</w:t>
             </w:r>
           </w:p>
@@ -679,10 +626,7 @@
               </w:pBdr>
             </w:pPr>
             <w:r>
-              <w:rPr>
-                <w:rFonts w:eastAsia="Georgia" w:cs="Georgia"/>
-                <w:sz w:val="20"/>
-              </w:rPr>
+              <w:rPr/>
               <w:t>...........................................</w:t>
             </w:r>
           </w:p>
@@ -697,28 +641,20 @@
         <w:spacing w:after="120" w:before="120"/>
       </w:pPr>
       <w:r>
-        <w:rPr>
-          <w:sz w:val="8"/>
-          <w:szCs w:val="8"/>
-        </w:rPr>
+        <w:rPr/>
         <w:t xml:space="preserve"/>
       </w:r>
     </w:p>
     <w:p>
       <w:pPr>
-        <w:spacing w:after="60" w:before="60"/>
-        <w:jc w:val="both"/>
-      </w:pPr>
-      <w:r>
-        <w:rPr>
-          <w:rFonts w:ascii="Garamond" w:cs="Garamond" w:eastAsia="Garamond" w:hAnsi="Garamond"/>
+        <w:pStyle w:val="LegalBody"/>
+      </w:pPr>
+      <w:r>
+        <w:rPr>
           <w:b w:val="false"/>
           <w:bCs w:val="false"/>
           <w:i w:val="false"/>
           <w:iCs w:val="false"/>
-          <w:color w:val="1F2937"/>
-          <w:sz w:val="24"/>
-          <w:szCs w:val="24"/>
         </w:rPr>
         <w:t xml:space="preserve">Днес, ...................................... г., подписаните представители на:</w:t>
       </w:r>
@@ -728,86 +664,63 @@
         <w:spacing w:after="0" w:before="0"/>
       </w:pPr>
       <w:r>
-        <w:rPr>
-          <w:rFonts w:ascii="Garamond" w:cs="Garamond" w:eastAsia="Garamond" w:hAnsi="Garamond"/>
-          <w:sz w:val="24"/>
-          <w:szCs w:val="24"/>
-        </w:rPr>
+        <w:rPr/>
         <w:t xml:space="preserve"/>
       </w:r>
     </w:p>
     <w:p>
       <w:pPr>
+        <w:pStyle w:val="LegalBody"/>
         <w:pBdr>
           <w:bottom w:val="single" w:color="FDE8EC" w:sz="2" w:space="2"/>
         </w:pBdr>
-        <w:spacing w:after="80" w:before="200"/>
-      </w:pPr>
-      <w:r>
-        <w:rPr>
-          <w:rFonts w:ascii="Garamond" w:cs="Garamond" w:eastAsia="Garamond" w:hAnsi="Garamond"/>
+      </w:pPr>
+      <w:r>
+        <w:rPr>
           <w:b/>
           <w:bCs/>
-          <w:color w:val="E8647A"/>
-          <w:sz w:val="24"/>
-          <w:szCs w:val="24"/>
         </w:rPr>
         <w:t>1. Строителя:</w:t>
       </w:r>
     </w:p>
     <w:p>
       <w:pPr>
-        <w:spacing w:after="60" w:before="60"/>
-        <w:jc w:val="both"/>
-      </w:pPr>
-      <w:r>
-        <w:rPr>
-          <w:rFonts w:ascii="Garamond" w:cs="Garamond" w:eastAsia="Garamond" w:hAnsi="Garamond"/>
+        <w:pStyle w:val="LegalBody"/>
+      </w:pPr>
+      <w:r>
+        <w:rPr>
           <w:b w:val="false"/>
           <w:bCs w:val="false"/>
           <w:i w:val="false"/>
           <w:iCs w:val="false"/>
-          <w:color w:val="1F2937"/>
-          <w:sz w:val="24"/>
-          <w:szCs w:val="24"/>
         </w:rPr>
         <w:t xml:space="preserve">{{Строител_Управител}} — Управител на {{Строител_Фирма}}</w:t>
       </w:r>
     </w:p>
     <w:p>
       <w:pPr>
-        <w:spacing w:after="60" w:before="60"/>
-        <w:jc w:val="both"/>
-      </w:pPr>
-      <w:r>
-        <w:rPr>
-          <w:rFonts w:ascii="Garamond" w:cs="Garamond" w:eastAsia="Garamond" w:hAnsi="Garamond"/>
+        <w:pStyle w:val="LegalBody"/>
+      </w:pPr>
+      <w:r>
+        <w:rPr>
           <w:b w:val="false"/>
           <w:bCs w:val="false"/>
           <w:i w:val="false"/>
           <w:iCs w:val="false"/>
-          <w:color w:val="1F2937"/>
-          <w:sz w:val="24"/>
-          <w:szCs w:val="24"/>
         </w:rPr>
         <w:t xml:space="preserve">Технически ръководител: {{Строител_ТехРък}}</w:t>
       </w:r>
     </w:p>
     <w:p>
       <w:pPr>
-        <w:spacing w:after="60" w:before="60"/>
-        <w:jc w:val="both"/>
-      </w:pPr>
-      <w:r>
-        <w:rPr>
-          <w:rFonts w:ascii="Garamond" w:cs="Garamond" w:eastAsia="Garamond" w:hAnsi="Garamond"/>
+        <w:pStyle w:val="FieldHint"/>
+      </w:pPr>
+      <w:r>
+        <w:rPr>
           <w:b w:val="false"/>
           <w:bCs w:val="false"/>
           <w:i w:val="false"/>
           <w:iCs w:val="false"/>
-          <w:color w:val="1F2937"/>
-          <w:sz w:val="24"/>
-          <w:szCs w:val="24"/>
         </w:rPr>
         <w:t>(строителя — трите имена или фирмена регистрация)</w:t>
       </w:r>
@@ -817,86 +730,63 @@
         <w:spacing w:after="0" w:before="0"/>
       </w:pPr>
       <w:r>
-        <w:rPr>
-          <w:rFonts w:ascii="Garamond" w:cs="Garamond" w:eastAsia="Garamond" w:hAnsi="Garamond"/>
-          <w:sz w:val="24"/>
-          <w:szCs w:val="24"/>
-        </w:rPr>
+        <w:rPr/>
         <w:t xml:space="preserve"/>
       </w:r>
     </w:p>
     <w:p>
       <w:pPr>
+        <w:pStyle w:val="LegalBody"/>
         <w:pBdr>
           <w:bottom w:val="single" w:color="FDE8EC" w:sz="2" w:space="2"/>
         </w:pBdr>
-        <w:spacing w:after="80" w:before="200"/>
-      </w:pPr>
-      <w:r>
-        <w:rPr>
-          <w:rFonts w:ascii="Garamond" w:cs="Garamond" w:eastAsia="Garamond" w:hAnsi="Garamond"/>
+      </w:pPr>
+      <w:r>
+        <w:rPr>
           <w:b/>
           <w:bCs/>
-          <w:color w:val="E8647A"/>
-          <w:sz w:val="24"/>
-          <w:szCs w:val="24"/>
         </w:rPr>
         <w:t>2. Строителен надзор:</w:t>
       </w:r>
     </w:p>
     <w:p>
       <w:pPr>
-        <w:spacing w:after="60" w:before="60"/>
-        <w:jc w:val="both"/>
-      </w:pPr>
-      <w:r>
-        <w:rPr>
-          <w:rFonts w:ascii="Garamond" w:cs="Garamond" w:eastAsia="Garamond" w:hAnsi="Garamond"/>
+        <w:pStyle w:val="LegalBody"/>
+      </w:pPr>
+      <w:r>
+        <w:rPr>
           <w:b w:val="false"/>
           <w:bCs w:val="false"/>
           <w:i w:val="false"/>
           <w:iCs w:val="false"/>
-          <w:color w:val="1F2937"/>
-          <w:sz w:val="24"/>
-          <w:szCs w:val="24"/>
         </w:rPr>
         <w:t>{{Консултант_Управител}} — Управител на {{Консултант_Фирма}}</w:t>
       </w:r>
     </w:p>
     <w:p>
       <w:pPr>
-        <w:spacing w:after="60" w:before="60"/>
-        <w:jc w:val="both"/>
-      </w:pPr>
-      <w:r>
-        <w:rPr>
-          <w:rFonts w:ascii="Garamond" w:cs="Garamond" w:eastAsia="Garamond" w:hAnsi="Garamond"/>
+        <w:pStyle w:val="LegalBody"/>
+      </w:pPr>
+      <w:r>
+        <w:rPr>
           <w:b w:val="false"/>
           <w:bCs w:val="false"/>
           <w:i w:val="false"/>
           <w:iCs w:val="false"/>
-          <w:color w:val="1F2937"/>
-          <w:sz w:val="24"/>
-          <w:szCs w:val="24"/>
         </w:rPr>
         <w:t>{{Консултанти_Списък}}</w:t>
       </w:r>
     </w:p>
     <w:p>
       <w:pPr>
-        <w:spacing w:after="60" w:before="60"/>
-        <w:jc w:val="both"/>
-      </w:pPr>
-      <w:r>
-        <w:rPr>
-          <w:rFonts w:ascii="Garamond" w:cs="Garamond" w:eastAsia="Garamond" w:hAnsi="Garamond"/>
+        <w:pStyle w:val="FieldHint"/>
+      </w:pPr>
+      <w:r>
+        <w:rPr>
           <w:b w:val="false"/>
           <w:bCs w:val="false"/>
           <w:i w:val="false"/>
           <w:iCs w:val="false"/>
-          <w:color w:val="1F2937"/>
-          <w:sz w:val="24"/>
-          <w:szCs w:val="24"/>
         </w:rPr>
         <w:t>(лицето, упражняващо строителен надзор, и технически правоспособните физически лица по съответните части за изпълненото строителство)</w:t>
       </w:r>
@@ -906,67 +796,49 @@
         <w:spacing w:after="0" w:before="0"/>
       </w:pPr>
       <w:r>
-        <w:rPr>
-          <w:rFonts w:ascii="Garamond" w:cs="Garamond" w:eastAsia="Garamond" w:hAnsi="Garamond"/>
-          <w:sz w:val="24"/>
-          <w:szCs w:val="24"/>
-        </w:rPr>
+        <w:rPr/>
         <w:t xml:space="preserve"/>
       </w:r>
     </w:p>
     <w:p>
       <w:pPr>
+        <w:pStyle w:val="LegalBody"/>
         <w:pBdr>
           <w:bottom w:val="single" w:color="FDE8EC" w:sz="2" w:space="2"/>
         </w:pBdr>
-        <w:spacing w:after="80" w:before="200"/>
-      </w:pPr>
-      <w:r>
-        <w:rPr>
-          <w:rFonts w:ascii="Garamond" w:cs="Garamond" w:eastAsia="Garamond" w:hAnsi="Garamond"/>
+      </w:pPr>
+      <w:r>
+        <w:rPr>
           <w:b/>
           <w:bCs/>
-          <w:color w:val="E8647A"/>
-          <w:sz w:val="24"/>
-          <w:szCs w:val="24"/>
         </w:rPr>
         <w:t>3. Проектантите по съответните части:</w:t>
       </w:r>
     </w:p>
     <w:p>
       <w:pPr>
-        <w:spacing w:after="60" w:before="60"/>
-        <w:jc w:val="both"/>
-      </w:pPr>
-      <w:r>
-        <w:rPr>
-          <w:rFonts w:ascii="Garamond" w:cs="Garamond" w:eastAsia="Garamond" w:hAnsi="Garamond"/>
+        <w:pStyle w:val="LegalBody"/>
+      </w:pPr>
+      <w:r>
+        <w:rPr>
           <w:b w:val="false"/>
           <w:bCs w:val="false"/>
           <w:i w:val="false"/>
           <w:iCs w:val="false"/>
-          <w:color w:val="1F2937"/>
-          <w:sz w:val="24"/>
-          <w:szCs w:val="24"/>
         </w:rPr>
         <w:t>{{Проектанти_Списък}}</w:t>
       </w:r>
     </w:p>
     <w:p>
       <w:pPr>
-        <w:spacing w:after="60" w:before="60"/>
-        <w:jc w:val="both"/>
-      </w:pPr>
-      <w:r>
-        <w:rPr>
-          <w:rFonts w:ascii="Garamond" w:cs="Garamond" w:eastAsia="Garamond" w:hAnsi="Garamond"/>
+        <w:pStyle w:val="FieldHint"/>
+      </w:pPr>
+      <w:r>
+        <w:rPr>
           <w:b w:val="false"/>
           <w:bCs w:val="false"/>
           <w:i w:val="false"/>
           <w:iCs w:val="false"/>
-          <w:color w:val="1F2937"/>
-          <w:sz w:val="24"/>
-          <w:szCs w:val="24"/>
         </w:rPr>
         <w:t>(проектантите по съответните части за изпълненото строителство — трите имена по документ за самоличност и длъжност)</w:t>
       </w:r>
@@ -976,67 +848,49 @@
         <w:spacing w:after="0" w:before="0"/>
       </w:pPr>
       <w:r>
-        <w:rPr>
-          <w:rFonts w:ascii="Garamond" w:cs="Garamond" w:eastAsia="Garamond" w:hAnsi="Garamond"/>
-          <w:sz w:val="24"/>
-          <w:szCs w:val="24"/>
-        </w:rPr>
+        <w:rPr/>
         <w:t xml:space="preserve"/>
       </w:r>
     </w:p>
     <w:p>
       <w:pPr>
+        <w:pStyle w:val="LegalBody"/>
         <w:pBdr>
           <w:bottom w:val="single" w:color="FDE8EC" w:sz="2" w:space="2"/>
         </w:pBdr>
-        <w:spacing w:after="80" w:before="200"/>
-      </w:pPr>
-      <w:r>
-        <w:rPr>
-          <w:rFonts w:ascii="Garamond" w:cs="Garamond" w:eastAsia="Garamond" w:hAnsi="Garamond"/>
+      </w:pPr>
+      <w:r>
+        <w:rPr>
           <w:b/>
           <w:bCs/>
-          <w:color w:val="E8647A"/>
-          <w:sz w:val="24"/>
-          <w:szCs w:val="24"/>
         </w:rPr>
         <w:t>4. Технически контрол за част „Конструктивна“:</w:t>
       </w:r>
     </w:p>
     <w:p>
       <w:pPr>
-        <w:spacing w:after="60" w:before="60"/>
-        <w:jc w:val="both"/>
-      </w:pPr>
-      <w:r>
-        <w:rPr>
-          <w:rFonts w:ascii="Garamond" w:cs="Garamond" w:eastAsia="Garamond" w:hAnsi="Garamond"/>
+        <w:pStyle w:val="FieldHint"/>
+      </w:pPr>
+      <w:r>
+        <w:rPr>
           <w:b w:val="false"/>
           <w:bCs w:val="false"/>
           <w:i w:val="false"/>
           <w:iCs w:val="false"/>
-          <w:color w:val="1F2937"/>
-          <w:sz w:val="24"/>
-          <w:szCs w:val="24"/>
         </w:rPr>
         <w:t>...........................................</w:t>
       </w:r>
     </w:p>
     <w:p>
       <w:pPr>
-        <w:spacing w:after="60" w:before="60"/>
-        <w:jc w:val="both"/>
-      </w:pPr>
-      <w:r>
-        <w:rPr>
-          <w:rFonts w:ascii="Garamond" w:cs="Garamond" w:eastAsia="Garamond" w:hAnsi="Garamond"/>
+        <w:pStyle w:val="FieldHint"/>
+      </w:pPr>
+      <w:r>
+        <w:rPr>
           <w:b w:val="false"/>
           <w:bCs w:val="false"/>
           <w:i w:val="false"/>
           <w:iCs w:val="false"/>
-          <w:color w:val="1F2937"/>
-          <w:sz w:val="24"/>
-          <w:szCs w:val="24"/>
         </w:rPr>
         <w:t>(технически контрол за част „Конструктивна“ — трите имена и ЕГН)</w:t>
       </w:r>
@@ -1048,70 +902,51 @@
       </w:pPr>
       <w:r>
         <w:rPr>
-          <w:rFonts w:ascii="Garamond" w:cs="Garamond" w:eastAsia="Garamond" w:hAnsi="Garamond"/>
           <w:b w:val="false"/>
           <w:bCs w:val="false"/>
           <w:i w:val="false"/>
           <w:iCs w:val="false"/>
-          <w:color w:val="1F2937"/>
-          <w:sz w:val="24"/>
-          <w:szCs w:val="24"/>
-        </w:rPr>
-      </w:r>
-    </w:p>
-    <w:p>
-      <w:pPr>
-        <w:spacing w:after="60" w:before="60"/>
-        <w:jc w:val="both"/>
-      </w:pPr>
-      <w:r>
-        <w:rPr>
-          <w:rFonts w:ascii="Garamond" w:cs="Garamond" w:eastAsia="Garamond" w:hAnsi="Garamond"/>
+        </w:rPr>
+      </w:r>
+    </w:p>
+    <w:p>
+      <w:pPr>
+        <w:pStyle w:val="LegalBody"/>
+      </w:pPr>
+      <w:r>
+        <w:rPr>
           <w:b w:val="false"/>
           <w:bCs w:val="false"/>
           <w:i w:val="false"/>
           <w:iCs w:val="false"/>
-          <w:color w:val="1F2937"/>
-          <w:sz w:val="24"/>
-          <w:szCs w:val="24"/>
         </w:rPr>
         <w:t>5. Възложителя:</w:t>
       </w:r>
     </w:p>
     <w:p>
       <w:pPr>
-        <w:spacing w:after="60" w:before="60"/>
-        <w:jc w:val="both"/>
-      </w:pPr>
-      <w:r>
-        <w:rPr>
-          <w:rFonts w:ascii="Garamond" w:cs="Garamond" w:eastAsia="Garamond" w:hAnsi="Garamond"/>
+        <w:pStyle w:val="LegalBody"/>
+      </w:pPr>
+      <w:r>
+        <w:rPr>
           <w:b w:val="false"/>
           <w:bCs w:val="false"/>
           <w:i w:val="false"/>
           <w:iCs w:val="false"/>
-          <w:color w:val="1F2937"/>
-          <w:sz w:val="24"/>
-          <w:szCs w:val="24"/>
         </w:rPr>
         <w:t>{{Възложител_Блок}}</w:t>
       </w:r>
     </w:p>
     <w:p>
       <w:pPr>
-        <w:spacing w:after="60" w:before="60"/>
-        <w:jc w:val="both"/>
-      </w:pPr>
-      <w:r>
-        <w:rPr>
-          <w:rFonts w:ascii="Garamond" w:cs="Garamond" w:eastAsia="Garamond" w:hAnsi="Garamond"/>
+        <w:pStyle w:val="FieldHint"/>
+      </w:pPr>
+      <w:r>
+        <w:rPr>
           <w:b w:val="false"/>
           <w:bCs w:val="false"/>
           <w:i w:val="false"/>
           <w:iCs w:val="false"/>
-          <w:color w:val="1F2937"/>
-          <w:sz w:val="24"/>
-          <w:szCs w:val="24"/>
         </w:rPr>
         <w:t>(възложител — трите имена и ЕГН или фирмена регистрация)</w:t>
       </w:r>
@@ -1121,67 +956,48 @@
         <w:spacing w:after="0" w:before="0"/>
       </w:pPr>
       <w:r>
-        <w:rPr>
-          <w:rFonts w:ascii="Garamond" w:cs="Garamond" w:eastAsia="Garamond" w:hAnsi="Garamond"/>
-          <w:sz w:val="24"/>
-          <w:szCs w:val="24"/>
-        </w:rPr>
+        <w:rPr/>
         <w:t xml:space="preserve"/>
       </w:r>
     </w:p>
     <w:p>
       <w:pPr>
-        <w:spacing w:after="60" w:before="60"/>
-        <w:jc w:val="both"/>
-      </w:pPr>
-      <w:r>
-        <w:rPr>
-          <w:rFonts w:ascii="Garamond" w:cs="Garamond" w:eastAsia="Garamond" w:hAnsi="Garamond"/>
+        <w:pStyle w:val="LegalBody"/>
+      </w:pPr>
+      <w:r>
+        <w:rPr>
           <w:b w:val="false"/>
           <w:bCs w:val="false"/>
           <w:i w:val="false"/>
           <w:iCs w:val="false"/>
-          <w:color w:val="1F2937"/>
-          <w:sz w:val="24"/>
-          <w:szCs w:val="24"/>
         </w:rPr>
         <w:t>във връзка с ................................................ съставихме този акт, с който установихме, че на ........................ г.</w:t>
       </w:r>
     </w:p>
     <w:p>
       <w:pPr>
-        <w:spacing w:after="60" w:before="60"/>
-        <w:jc w:val="both"/>
-      </w:pPr>
-      <w:r>
-        <w:rPr>
-          <w:rFonts w:ascii="Garamond" w:cs="Garamond" w:eastAsia="Garamond" w:hAnsi="Garamond"/>
+        <w:pStyle w:val="FieldHint"/>
+      </w:pPr>
+      <w:r>
+        <w:rPr>
           <w:b w:val="false"/>
           <w:bCs w:val="false"/>
           <w:i w:val="false"/>
           <w:iCs w:val="false"/>
-          <w:color w:val="1F2937"/>
-          <w:sz w:val="24"/>
-          <w:szCs w:val="24"/>
         </w:rPr>
         <w:t>(посочва се основанието)</w:t>
       </w:r>
     </w:p>
     <w:p>
       <w:pPr>
-        <w:spacing w:after="60" w:before="60"/>
-        <w:jc w:val="both"/>
-      </w:pPr>
-      <w:r>
-        <w:rPr>
-          <w:rFonts w:ascii="Garamond" w:cs="Garamond" w:eastAsia="Garamond" w:hAnsi="Garamond"/>
+        <w:pStyle w:val="LegalBody"/>
+      </w:pPr>
+      <w:r>
+        <w:rPr>
           <w:b w:val="false"/>
           <w:bCs w:val="false"/>
           <w:i w:val="false"/>
           <w:iCs w:val="false"/>
-          <w:color w:val="1F2937"/>
-          <w:sz w:val="24"/>
-          <w:szCs w:val="24"/>
         </w:rPr>
         <w:t>състоянието на строежа, етапа или частта от него е следното:</w:t>
       </w:r>
@@ -1191,61 +1007,37 @@
         <w:spacing w:after="0" w:before="0"/>
       </w:pPr>
       <w:r>
-        <w:rPr>
-          <w:rFonts w:ascii="Garamond" w:cs="Garamond" w:eastAsia="Garamond" w:hAnsi="Garamond"/>
-          <w:sz w:val="24"/>
-          <w:szCs w:val="24"/>
-        </w:rPr>
+        <w:rPr/>
         <w:t xml:space="preserve"/>
       </w:r>
     </w:p>
     <w:p>
       <w:pPr>
-        <w:spacing w:after="60" w:before="60"/>
-      </w:pPr>
-      <w:r>
-        <w:rPr>
-          <w:rFonts w:ascii="Garamond" w:cs="Garamond" w:eastAsia="Garamond" w:hAnsi="Garamond"/>
-          <w:color w:val="2D3561"/>
-          <w:sz w:val="24"/>
-          <w:szCs w:val="24"/>
-        </w:rPr>
+        <w:pStyle w:val="LegalBody"/>
+      </w:pPr>
+      <w:r>
+        <w:rPr/>
         <w:t>1. Изпълнени строителни и монтажни работи по одобрен проект: ............................................................................................................</w:t>
       </w:r>
       <w:r>
-        <w:rPr>
-          <w:rFonts w:ascii="Garamond" w:cs="Garamond" w:eastAsia="Garamond" w:hAnsi="Garamond"/>
-          <w:color w:val="9CA3AF"/>
-          <w:sz w:val="24"/>
-          <w:szCs w:val="24"/>
-        </w:rPr>
-      </w:r>
-    </w:p>
-    <w:p>
-      <w:pPr>
-        <w:spacing w:after="40" w:before="40"/>
-      </w:pPr>
-      <w:r>
-        <w:rPr>
-          <w:rFonts w:ascii="Garamond" w:cs="Garamond" w:eastAsia="Garamond" w:hAnsi="Garamond"/>
-          <w:color w:val="9CA3AF"/>
-          <w:sz w:val="24"/>
-          <w:szCs w:val="24"/>
-        </w:rPr>
+        <w:rPr/>
+      </w:r>
+    </w:p>
+    <w:p>
+      <w:pPr>
+        <w:pStyle w:val="FieldHint"/>
+      </w:pPr>
+      <w:r>
+        <w:rPr/>
         <w:t xml:space="preserve">................................................................................................................................................................</w:t>
       </w:r>
     </w:p>
     <w:p>
       <w:pPr>
-        <w:spacing w:after="40" w:before="40"/>
-      </w:pPr>
-      <w:r>
-        <w:rPr>
-          <w:rFonts w:ascii="Garamond" w:cs="Garamond" w:eastAsia="Garamond" w:hAnsi="Garamond"/>
-          <w:color w:val="9CA3AF"/>
-          <w:sz w:val="24"/>
-          <w:szCs w:val="24"/>
-        </w:rPr>
+        <w:pStyle w:val="FieldHint"/>
+      </w:pPr>
+      <w:r>
+        <w:rPr/>
         <w:t xml:space="preserve">................................................................................................................................................................</w:t>
       </w:r>
     </w:p>
@@ -1254,47 +1046,28 @@
         <w:spacing w:after="0" w:before="0"/>
       </w:pPr>
       <w:r>
-        <w:rPr>
-          <w:rFonts w:ascii="Garamond" w:cs="Garamond" w:eastAsia="Garamond" w:hAnsi="Garamond"/>
-          <w:sz w:val="24"/>
-          <w:szCs w:val="24"/>
-        </w:rPr>
+        <w:rPr/>
         <w:t xml:space="preserve"/>
       </w:r>
     </w:p>
     <w:p>
       <w:pPr>
-        <w:spacing w:after="60" w:before="60"/>
-      </w:pPr>
-      <w:r>
-        <w:rPr>
-          <w:rFonts w:ascii="Garamond" w:cs="Garamond" w:eastAsia="Garamond" w:hAnsi="Garamond"/>
-          <w:color w:val="2D3561"/>
-          <w:sz w:val="24"/>
-          <w:szCs w:val="24"/>
-        </w:rPr>
+        <w:pStyle w:val="LegalBody"/>
+      </w:pPr>
+      <w:r>
+        <w:rPr/>
         <w:t>2. Изпълнени строителни и монтажни работи в отклонение от одобрен проект: ............................................................................................................</w:t>
       </w:r>
       <w:r>
-        <w:rPr>
-          <w:rFonts w:ascii="Garamond" w:cs="Garamond" w:eastAsia="Garamond" w:hAnsi="Garamond"/>
-          <w:color w:val="9CA3AF"/>
-          <w:sz w:val="24"/>
-          <w:szCs w:val="24"/>
-        </w:rPr>
-      </w:r>
-    </w:p>
-    <w:p>
-      <w:pPr>
-        <w:spacing w:after="40" w:before="40"/>
-      </w:pPr>
-      <w:r>
-        <w:rPr>
-          <w:rFonts w:ascii="Garamond" w:cs="Garamond" w:eastAsia="Garamond" w:hAnsi="Garamond"/>
-          <w:color w:val="9CA3AF"/>
-          <w:sz w:val="24"/>
-          <w:szCs w:val="24"/>
-        </w:rPr>
+        <w:rPr/>
+      </w:r>
+    </w:p>
+    <w:p>
+      <w:pPr>
+        <w:pStyle w:val="FieldHint"/>
+      </w:pPr>
+      <w:r>
+        <w:rPr/>
         <w:t xml:space="preserve">................................................................................................................................................................</w:t>
       </w:r>
     </w:p>
@@ -1303,47 +1076,28 @@
         <w:spacing w:after="0" w:before="0"/>
       </w:pPr>
       <w:r>
-        <w:rPr>
-          <w:rFonts w:ascii="Garamond" w:cs="Garamond" w:eastAsia="Garamond" w:hAnsi="Garamond"/>
-          <w:sz w:val="24"/>
-          <w:szCs w:val="24"/>
-        </w:rPr>
+        <w:rPr/>
         <w:t xml:space="preserve"/>
       </w:r>
     </w:p>
     <w:p>
       <w:pPr>
-        <w:spacing w:after="60" w:before="60"/>
-      </w:pPr>
-      <w:r>
-        <w:rPr>
-          <w:rFonts w:ascii="Garamond" w:cs="Garamond" w:eastAsia="Garamond" w:hAnsi="Garamond"/>
-          <w:color w:val="2D3561"/>
-          <w:sz w:val="24"/>
-          <w:szCs w:val="24"/>
-        </w:rPr>
+        <w:pStyle w:val="LegalBody"/>
+      </w:pPr>
+      <w:r>
+        <w:rPr/>
         <w:t>3. Доставени материали, инвентар, съоръжения и др., неупотребени в строежа: ............................................................................................................</w:t>
       </w:r>
       <w:r>
-        <w:rPr>
-          <w:rFonts w:ascii="Garamond" w:cs="Garamond" w:eastAsia="Garamond" w:hAnsi="Garamond"/>
-          <w:color w:val="9CA3AF"/>
-          <w:sz w:val="24"/>
-          <w:szCs w:val="24"/>
-        </w:rPr>
-      </w:r>
-    </w:p>
-    <w:p>
-      <w:pPr>
-        <w:spacing w:after="40" w:before="40"/>
-      </w:pPr>
-      <w:r>
-        <w:rPr>
-          <w:rFonts w:ascii="Garamond" w:cs="Garamond" w:eastAsia="Garamond" w:hAnsi="Garamond"/>
-          <w:color w:val="9CA3AF"/>
-          <w:sz w:val="24"/>
-          <w:szCs w:val="24"/>
-        </w:rPr>
+        <w:rPr/>
+      </w:r>
+    </w:p>
+    <w:p>
+      <w:pPr>
+        <w:pStyle w:val="FieldHint"/>
+      </w:pPr>
+      <w:r>
+        <w:rPr/>
         <w:t xml:space="preserve">................................................................................................................................................................</w:t>
       </w:r>
     </w:p>
@@ -1352,47 +1106,28 @@
         <w:spacing w:after="0" w:before="0"/>
       </w:pPr>
       <w:r>
-        <w:rPr>
-          <w:rFonts w:ascii="Garamond" w:cs="Garamond" w:eastAsia="Garamond" w:hAnsi="Garamond"/>
-          <w:sz w:val="24"/>
-          <w:szCs w:val="24"/>
-        </w:rPr>
+        <w:rPr/>
         <w:t xml:space="preserve"/>
       </w:r>
     </w:p>
     <w:p>
       <w:pPr>
-        <w:spacing w:after="60" w:before="60"/>
-      </w:pPr>
-      <w:r>
-        <w:rPr>
-          <w:rFonts w:ascii="Garamond" w:cs="Garamond" w:eastAsia="Garamond" w:hAnsi="Garamond"/>
-          <w:color w:val="2D3561"/>
-          <w:sz w:val="24"/>
-          <w:szCs w:val="24"/>
-        </w:rPr>
+        <w:pStyle w:val="LegalBody"/>
+      </w:pPr>
+      <w:r>
+        <w:rPr/>
         <w:t>4. Необходими работи за осигуряване здравината, пространствената устойчивост и консервирането на строежа: ............................................................................................................</w:t>
       </w:r>
       <w:r>
-        <w:rPr>
-          <w:rFonts w:ascii="Garamond" w:cs="Garamond" w:eastAsia="Garamond" w:hAnsi="Garamond"/>
-          <w:color w:val="9CA3AF"/>
-          <w:sz w:val="24"/>
-          <w:szCs w:val="24"/>
-        </w:rPr>
-      </w:r>
-    </w:p>
-    <w:p>
-      <w:pPr>
-        <w:spacing w:after="40" w:before="40"/>
-      </w:pPr>
-      <w:r>
-        <w:rPr>
-          <w:rFonts w:ascii="Garamond" w:cs="Garamond" w:eastAsia="Garamond" w:hAnsi="Garamond"/>
-          <w:color w:val="9CA3AF"/>
-          <w:sz w:val="24"/>
-          <w:szCs w:val="24"/>
-        </w:rPr>
+        <w:rPr/>
+      </w:r>
+    </w:p>
+    <w:p>
+      <w:pPr>
+        <w:pStyle w:val="FieldHint"/>
+      </w:pPr>
+      <w:r>
+        <w:rPr/>
         <w:t xml:space="preserve">................................................................................................................................................................</w:t>
       </w:r>
     </w:p>
@@ -1401,47 +1136,28 @@
         <w:spacing w:after="0" w:before="0"/>
       </w:pPr>
       <w:r>
-        <w:rPr>
-          <w:rFonts w:ascii="Garamond" w:cs="Garamond" w:eastAsia="Garamond" w:hAnsi="Garamond"/>
-          <w:sz w:val="24"/>
-          <w:szCs w:val="24"/>
-        </w:rPr>
+        <w:rPr/>
         <w:t xml:space="preserve"/>
       </w:r>
     </w:p>
     <w:p>
       <w:pPr>
-        <w:spacing w:after="60" w:before="60"/>
-      </w:pPr>
-      <w:r>
-        <w:rPr>
-          <w:rFonts w:ascii="Garamond" w:cs="Garamond" w:eastAsia="Garamond" w:hAnsi="Garamond"/>
-          <w:color w:val="2D3561"/>
-          <w:sz w:val="24"/>
-          <w:szCs w:val="24"/>
-        </w:rPr>
+        <w:pStyle w:val="LegalBody"/>
+      </w:pPr>
+      <w:r>
+        <w:rPr/>
         <w:t>4.1. Необходими допълнителни проекти, експертизи и др. и срокове за представянето им: ............................................................................................................</w:t>
       </w:r>
       <w:r>
-        <w:rPr>
-          <w:rFonts w:ascii="Garamond" w:cs="Garamond" w:eastAsia="Garamond" w:hAnsi="Garamond"/>
-          <w:color w:val="9CA3AF"/>
-          <w:sz w:val="24"/>
-          <w:szCs w:val="24"/>
-        </w:rPr>
-      </w:r>
-    </w:p>
-    <w:p>
-      <w:pPr>
-        <w:spacing w:after="40" w:before="40"/>
-      </w:pPr>
-      <w:r>
-        <w:rPr>
-          <w:rFonts w:ascii="Garamond" w:cs="Garamond" w:eastAsia="Garamond" w:hAnsi="Garamond"/>
-          <w:color w:val="9CA3AF"/>
-          <w:sz w:val="24"/>
-          <w:szCs w:val="24"/>
-        </w:rPr>
+        <w:rPr/>
+      </w:r>
+    </w:p>
+    <w:p>
+      <w:pPr>
+        <w:pStyle w:val="FieldHint"/>
+      </w:pPr>
+      <w:r>
+        <w:rPr/>
         <w:t xml:space="preserve">................................................................................................................................................................</w:t>
       </w:r>
     </w:p>
@@ -1450,47 +1166,28 @@
         <w:spacing w:after="0" w:before="0"/>
       </w:pPr>
       <w:r>
-        <w:rPr>
-          <w:rFonts w:ascii="Garamond" w:cs="Garamond" w:eastAsia="Garamond" w:hAnsi="Garamond"/>
-          <w:sz w:val="24"/>
-          <w:szCs w:val="24"/>
-        </w:rPr>
+        <w:rPr/>
         <w:t xml:space="preserve"/>
       </w:r>
     </w:p>
     <w:p>
       <w:pPr>
-        <w:spacing w:after="60" w:before="60"/>
-      </w:pPr>
-      <w:r>
-        <w:rPr>
-          <w:rFonts w:ascii="Garamond" w:cs="Garamond" w:eastAsia="Garamond" w:hAnsi="Garamond"/>
-          <w:color w:val="2D3561"/>
-          <w:sz w:val="24"/>
-          <w:szCs w:val="24"/>
-        </w:rPr>
+        <w:pStyle w:val="LegalBody"/>
+      </w:pPr>
+      <w:r>
+        <w:rPr/>
         <w:t>4.2. Необходими допълнителни материали, съоръжения, конструкции и др.: ............................................................................................................</w:t>
       </w:r>
       <w:r>
-        <w:rPr>
-          <w:rFonts w:ascii="Garamond" w:cs="Garamond" w:eastAsia="Garamond" w:hAnsi="Garamond"/>
-          <w:color w:val="9CA3AF"/>
-          <w:sz w:val="24"/>
-          <w:szCs w:val="24"/>
-        </w:rPr>
-      </w:r>
-    </w:p>
-    <w:p>
-      <w:pPr>
-        <w:spacing w:after="40" w:before="40"/>
-      </w:pPr>
-      <w:r>
-        <w:rPr>
-          <w:rFonts w:ascii="Garamond" w:cs="Garamond" w:eastAsia="Garamond" w:hAnsi="Garamond"/>
-          <w:color w:val="9CA3AF"/>
-          <w:sz w:val="24"/>
-          <w:szCs w:val="24"/>
-        </w:rPr>
+        <w:rPr/>
+      </w:r>
+    </w:p>
+    <w:p>
+      <w:pPr>
+        <w:pStyle w:val="FieldHint"/>
+      </w:pPr>
+      <w:r>
+        <w:rPr/>
         <w:t xml:space="preserve">................................................................................................................................................................</w:t>
       </w:r>
     </w:p>
@@ -1499,47 +1196,28 @@
         <w:spacing w:after="0" w:before="0"/>
       </w:pPr>
       <w:r>
-        <w:rPr>
-          <w:rFonts w:ascii="Garamond" w:cs="Garamond" w:eastAsia="Garamond" w:hAnsi="Garamond"/>
-          <w:sz w:val="24"/>
-          <w:szCs w:val="24"/>
-        </w:rPr>
+        <w:rPr/>
         <w:t xml:space="preserve"/>
       </w:r>
     </w:p>
     <w:p>
       <w:pPr>
-        <w:spacing w:after="60" w:before="60"/>
-      </w:pPr>
-      <w:r>
-        <w:rPr>
-          <w:rFonts w:ascii="Garamond" w:cs="Garamond" w:eastAsia="Garamond" w:hAnsi="Garamond"/>
-          <w:color w:val="2D3561"/>
-          <w:sz w:val="24"/>
-          <w:szCs w:val="24"/>
-        </w:rPr>
+        <w:pStyle w:val="LegalBody"/>
+      </w:pPr>
+      <w:r>
+        <w:rPr/>
         <w:t>4.3. Необходими промени в доставката на машини и съоръжения: ............................................................................................................</w:t>
       </w:r>
       <w:r>
-        <w:rPr>
-          <w:rFonts w:ascii="Garamond" w:cs="Garamond" w:eastAsia="Garamond" w:hAnsi="Garamond"/>
-          <w:color w:val="9CA3AF"/>
-          <w:sz w:val="24"/>
-          <w:szCs w:val="24"/>
-        </w:rPr>
-      </w:r>
-    </w:p>
-    <w:p>
-      <w:pPr>
-        <w:spacing w:after="40" w:before="40"/>
-      </w:pPr>
-      <w:r>
-        <w:rPr>
-          <w:rFonts w:ascii="Garamond" w:cs="Garamond" w:eastAsia="Garamond" w:hAnsi="Garamond"/>
-          <w:color w:val="9CA3AF"/>
-          <w:sz w:val="24"/>
-          <w:szCs w:val="24"/>
-        </w:rPr>
+        <w:rPr/>
+      </w:r>
+    </w:p>
+    <w:p>
+      <w:pPr>
+        <w:pStyle w:val="FieldHint"/>
+      </w:pPr>
+      <w:r>
+        <w:rPr/>
         <w:t xml:space="preserve">................................................................................................................................................................</w:t>
       </w:r>
     </w:p>
@@ -1548,47 +1226,28 @@
         <w:spacing w:after="0" w:before="0"/>
       </w:pPr>
       <w:r>
-        <w:rPr>
-          <w:rFonts w:ascii="Garamond" w:cs="Garamond" w:eastAsia="Garamond" w:hAnsi="Garamond"/>
-          <w:sz w:val="24"/>
-          <w:szCs w:val="24"/>
-        </w:rPr>
+        <w:rPr/>
         <w:t xml:space="preserve"/>
       </w:r>
     </w:p>
     <w:p>
       <w:pPr>
-        <w:spacing w:after="60" w:before="60"/>
-      </w:pPr>
-      <w:r>
-        <w:rPr>
-          <w:rFonts w:ascii="Garamond" w:cs="Garamond" w:eastAsia="Garamond" w:hAnsi="Garamond"/>
-          <w:color w:val="2D3561"/>
-          <w:sz w:val="24"/>
-          <w:szCs w:val="24"/>
-        </w:rPr>
+        <w:pStyle w:val="LegalBody"/>
+      </w:pPr>
+      <w:r>
+        <w:rPr/>
         <w:t>4.4. Други изисквания за замразяване, както и необходими мерки при продължаване на строителството: ............................................................................................................</w:t>
       </w:r>
       <w:r>
-        <w:rPr>
-          <w:rFonts w:ascii="Garamond" w:cs="Garamond" w:eastAsia="Garamond" w:hAnsi="Garamond"/>
-          <w:color w:val="9CA3AF"/>
-          <w:sz w:val="24"/>
-          <w:szCs w:val="24"/>
-        </w:rPr>
-      </w:r>
-    </w:p>
-    <w:p>
-      <w:pPr>
-        <w:spacing w:after="40" w:before="40"/>
-      </w:pPr>
-      <w:r>
-        <w:rPr>
-          <w:rFonts w:ascii="Garamond" w:cs="Garamond" w:eastAsia="Garamond" w:hAnsi="Garamond"/>
-          <w:color w:val="9CA3AF"/>
-          <w:sz w:val="24"/>
-          <w:szCs w:val="24"/>
-        </w:rPr>
+        <w:rPr/>
+      </w:r>
+    </w:p>
+    <w:p>
+      <w:pPr>
+        <w:pStyle w:val="FieldHint"/>
+      </w:pPr>
+      <w:r>
+        <w:rPr/>
         <w:t xml:space="preserve">................................................................................................................................................................</w:t>
       </w:r>
     </w:p>
@@ -1600,291 +1259,176 @@
         <w:spacing w:after="120" w:before="120"/>
       </w:pPr>
       <w:r>
-        <w:rPr>
-          <w:sz w:val="8"/>
-          <w:szCs w:val="8"/>
-        </w:rPr>
+        <w:rPr/>
         <w:t xml:space="preserve"/>
       </w:r>
     </w:p>
     <w:p>
       <w:pPr>
+        <w:pStyle w:val="LegalBody"/>
         <w:pBdr>
           <w:bottom w:val="single" w:color="FDE8EC" w:sz="2" w:space="2"/>
         </w:pBdr>
-        <w:spacing w:after="80" w:before="200"/>
-      </w:pPr>
-      <w:r>
-        <w:rPr>
-          <w:rFonts w:ascii="Garamond" w:cs="Garamond" w:eastAsia="Garamond" w:hAnsi="Garamond"/>
+      </w:pPr>
+      <w:r>
+        <w:rPr>
           <w:b/>
           <w:bCs/>
-          <w:color w:val="E8647A"/>
-          <w:sz w:val="24"/>
-          <w:szCs w:val="24"/>
         </w:rPr>
         <w:t xml:space="preserve">Съставили:</w:t>
       </w:r>
     </w:p>
     <w:p>
       <w:pPr>
-        <w:spacing w:after="60" w:before="100"/>
-      </w:pPr>
-      <w:r>
-        <w:rPr>
-          <w:rFonts w:ascii="Garamond" w:cs="Garamond" w:eastAsia="Garamond" w:hAnsi="Garamond"/>
-          <w:color w:val="2D3561"/>
-          <w:sz w:val="24"/>
-          <w:szCs w:val="24"/>
-        </w:rPr>
+        <w:pStyle w:val="LegalBody"/>
+      </w:pPr>
+      <w:r>
+        <w:rPr/>
         <w:t>1. Строител:  ..............................   ({{Строител_Управител_1и3}})</w:t>
       </w:r>
       <w:r>
-        <w:rPr>
-          <w:rFonts w:ascii="Garamond" w:cs="Garamond" w:eastAsia="Garamond" w:hAnsi="Garamond"/>
-          <w:color w:val="9CA3AF"/>
-          <w:sz w:val="24"/>
-          <w:szCs w:val="24"/>
-        </w:rPr>
-      </w:r>
-      <w:r>
-        <w:rPr>
-          <w:rFonts w:ascii="Garamond" w:cs="Garamond" w:eastAsia="Garamond" w:hAnsi="Garamond"/>
+        <w:rPr/>
+      </w:r>
+      <w:r>
+        <w:rPr>
           <w:i/>
           <w:iCs/>
-          <w:color w:val="6B7280"/>
-          <w:sz w:val="24"/>
-          <w:szCs w:val="24"/>
-        </w:rPr>
-      </w:r>
-    </w:p>
-    <w:p>
-      <w:pPr>
-        <w:spacing w:after="60" w:before="100"/>
-      </w:pPr>
-      <w:r>
-        <w:rPr>
-          <w:rFonts w:ascii="Garamond" w:cs="Garamond" w:eastAsia="Garamond" w:hAnsi="Garamond"/>
-          <w:color w:val="2D3561"/>
-          <w:sz w:val="24"/>
-          <w:szCs w:val="24"/>
-        </w:rPr>
+        </w:rPr>
+      </w:r>
+    </w:p>
+    <w:p>
+      <w:pPr>
+        <w:pStyle w:val="LegalBody"/>
+      </w:pPr>
+      <w:r>
+        <w:rPr/>
         <w:t xml:space="preserve">   Техн. ръководител:  ..............................   ({{ТехРък_1и3}})</w:t>
       </w:r>
       <w:r>
-        <w:rPr>
-          <w:rFonts w:ascii="Garamond" w:cs="Garamond" w:eastAsia="Garamond" w:hAnsi="Garamond"/>
-          <w:color w:val="9CA3AF"/>
-          <w:sz w:val="24"/>
-          <w:szCs w:val="24"/>
-        </w:rPr>
-      </w:r>
-      <w:r>
-        <w:rPr>
-          <w:rFonts w:ascii="Garamond" w:cs="Garamond" w:eastAsia="Garamond" w:hAnsi="Garamond"/>
+        <w:rPr/>
+      </w:r>
+      <w:r>
+        <w:rPr>
           <w:i/>
           <w:iCs/>
-          <w:color w:val="6B7280"/>
-          <w:sz w:val="24"/>
-          <w:szCs w:val="24"/>
-        </w:rPr>
-      </w:r>
-    </w:p>
-    <w:p>
-      <w:pPr>
-        <w:spacing w:after="60" w:before="60"/>
-        <w:jc w:val="both"/>
-      </w:pPr>
-      <w:r>
-        <w:rPr>
-          <w:rFonts w:ascii="Garamond" w:cs="Garamond" w:eastAsia="Garamond" w:hAnsi="Garamond"/>
+        </w:rPr>
+      </w:r>
+    </w:p>
+    <w:p>
+      <w:pPr>
+        <w:pStyle w:val="LegalBody"/>
+      </w:pPr>
+      <w:r>
+        <w:rPr>
           <w:b w:val="false"/>
           <w:bCs w:val="false"/>
           <w:i w:val="false"/>
           <w:iCs w:val="false"/>
-          <w:color w:val="1F2937"/>
-          <w:sz w:val="24"/>
-          <w:szCs w:val="24"/>
         </w:rPr>
         <w:t>2. Управител СН:  ..............................   ({{Управител_1и3}})</w:t>
       </w:r>
     </w:p>
     <w:p>
       <w:pPr>
-        <w:spacing w:after="60" w:before="60"/>
-        <w:jc w:val="both"/>
-      </w:pPr>
-      <w:r>
-        <w:rPr>
-          <w:rFonts w:ascii="Garamond" w:cs="Garamond" w:eastAsia="Garamond" w:hAnsi="Garamond"/>
+        <w:pStyle w:val="LegalBody"/>
+      </w:pPr>
+      <w:r>
+        <w:rPr>
           <w:b w:val="false"/>
           <w:bCs w:val="false"/>
           <w:i w:val="false"/>
           <w:iCs w:val="false"/>
-          <w:color w:val="6B7280"/>
-          <w:sz w:val="24"/>
-          <w:szCs w:val="24"/>
         </w:rPr>
         <w:t>{{Консултанти_Подписи}}</w:t>
       </w:r>
     </w:p>
     <w:p>
       <w:pPr>
-        <w:spacing w:after="60" w:before="100"/>
-      </w:pPr>
-      <w:r>
-        <w:rPr>
-          <w:rFonts w:ascii="Garamond" w:cs="Garamond" w:eastAsia="Garamond" w:hAnsi="Garamond"/>
-          <w:color w:val="2D3561"/>
-          <w:sz w:val="24"/>
-          <w:szCs w:val="24"/>
-        </w:rPr>
+        <w:pStyle w:val="LegalBody"/>
+      </w:pPr>
+      <w:r>
+        <w:rPr/>
         <w:t>3. Проектанти:</w:t>
       </w:r>
       <w:r>
-        <w:rPr>
-          <w:rFonts w:ascii="Garamond" w:cs="Garamond" w:eastAsia="Garamond" w:hAnsi="Garamond"/>
-          <w:color w:val="9CA3AF"/>
-          <w:sz w:val="24"/>
-          <w:szCs w:val="24"/>
-        </w:rPr>
-      </w:r>
-      <w:r>
-        <w:rPr>
-          <w:rFonts w:ascii="Garamond" w:cs="Garamond" w:eastAsia="Garamond" w:hAnsi="Garamond"/>
+        <w:rPr/>
+      </w:r>
+      <w:r>
+        <w:rPr>
           <w:i/>
           <w:iCs/>
-          <w:color w:val="6B7280"/>
-          <w:sz w:val="24"/>
-          <w:szCs w:val="24"/>
-        </w:rPr>
-      </w:r>
-    </w:p>
-    <w:p>
-      <w:pPr>
-        <w:spacing w:after="60" w:before="100"/>
-      </w:pPr>
-      <w:r>
-        <w:rPr>
-          <w:rFonts w:ascii="Garamond" w:cs="Garamond" w:eastAsia="Garamond" w:hAnsi="Garamond"/>
-          <w:color w:val="2D3561"/>
-          <w:sz w:val="24"/>
-          <w:szCs w:val="24"/>
-        </w:rPr>
+        </w:rPr>
+      </w:r>
+    </w:p>
+    <w:p>
+      <w:pPr>
+        <w:pStyle w:val="LegalBody"/>
+      </w:pPr>
+      <w:r>
+        <w:rPr/>
         <w:t>{{Проектанти_Подписи}}</w:t>
       </w:r>
       <w:r>
-        <w:rPr>
-          <w:rFonts w:ascii="Garamond" w:cs="Garamond" w:eastAsia="Garamond" w:hAnsi="Garamond"/>
-          <w:color w:val="9CA3AF"/>
-          <w:sz w:val="24"/>
-          <w:szCs w:val="24"/>
-        </w:rPr>
-      </w:r>
-      <w:r>
-        <w:rPr>
-          <w:rFonts w:ascii="Garamond" w:cs="Garamond" w:eastAsia="Garamond" w:hAnsi="Garamond"/>
+        <w:rPr/>
+      </w:r>
+      <w:r>
+        <w:rPr>
           <w:i/>
           <w:iCs/>
-          <w:color w:val="6B7280"/>
-          <w:sz w:val="24"/>
-          <w:szCs w:val="24"/>
-        </w:rPr>
-      </w:r>
-    </w:p>
-    <w:p>
-      <w:pPr>
-        <w:spacing w:after="60" w:before="100"/>
-      </w:pPr>
-      <w:r>
-        <w:rPr>
-          <w:rFonts w:ascii="Garamond" w:cs="Garamond" w:eastAsia="Garamond" w:hAnsi="Garamond"/>
-          <w:color w:val="2D3561"/>
-          <w:sz w:val="24"/>
-          <w:szCs w:val="24"/>
-        </w:rPr>
+        </w:rPr>
+      </w:r>
+    </w:p>
+    <w:p>
+      <w:pPr>
+        <w:pStyle w:val="LegalBody"/>
+      </w:pPr>
+      <w:r>
+        <w:rPr/>
         <w:t>4. Технически контрол „Конструктивна“:  ..............................   (...........................................)</w:t>
       </w:r>
       <w:r>
-        <w:rPr>
-          <w:rFonts w:ascii="Garamond" w:cs="Garamond" w:eastAsia="Garamond" w:hAnsi="Garamond"/>
-          <w:color w:val="9CA3AF"/>
-          <w:sz w:val="24"/>
-          <w:szCs w:val="24"/>
-        </w:rPr>
-      </w:r>
-      <w:r>
-        <w:rPr>
-          <w:rFonts w:ascii="Garamond" w:cs="Garamond" w:eastAsia="Garamond" w:hAnsi="Garamond"/>
+        <w:rPr/>
+      </w:r>
+      <w:r>
+        <w:rPr>
           <w:i/>
           <w:iCs/>
-          <w:color w:val="6B7280"/>
-          <w:sz w:val="24"/>
-          <w:szCs w:val="24"/>
-        </w:rPr>
-      </w:r>
-    </w:p>
-    <w:p>
-      <w:pPr>
-        <w:spacing w:after="60" w:before="100"/>
-      </w:pPr>
-      <w:r>
-        <w:rPr>
-          <w:rFonts w:ascii="Garamond" w:cs="Garamond" w:eastAsia="Garamond" w:hAnsi="Garamond"/>
-          <w:color w:val="2D3561"/>
-          <w:sz w:val="24"/>
-          <w:szCs w:val="24"/>
-        </w:rPr>
+        </w:rPr>
+      </w:r>
+    </w:p>
+    <w:p>
+      <w:pPr>
+        <w:pStyle w:val="LegalBody"/>
+      </w:pPr>
+      <w:r>
+        <w:rPr/>
         <w:t>5. Възложител:</w:t>
       </w:r>
       <w:r>
-        <w:rPr>
-          <w:rFonts w:ascii="Garamond" w:cs="Garamond" w:eastAsia="Garamond" w:hAnsi="Garamond"/>
-          <w:color w:val="9CA3AF"/>
-          <w:sz w:val="24"/>
-          <w:szCs w:val="24"/>
-        </w:rPr>
-      </w:r>
-      <w:r>
-        <w:rPr>
-          <w:rFonts w:ascii="Garamond" w:cs="Garamond" w:eastAsia="Garamond" w:hAnsi="Garamond"/>
+        <w:rPr/>
+      </w:r>
+      <w:r>
+        <w:rPr>
           <w:i/>
           <w:iCs/>
-          <w:color w:val="6B7280"/>
-          <w:sz w:val="24"/>
-          <w:szCs w:val="24"/>
-        </w:rPr>
-      </w:r>
-    </w:p>
-    <w:p>
-      <w:pPr>
-        <w:spacing w:after="60" w:before="100"/>
-      </w:pPr>
-      <w:r>
-        <w:rPr>
-          <w:rFonts w:ascii="Garamond" w:cs="Garamond" w:eastAsia="Garamond" w:hAnsi="Garamond"/>
-          <w:color w:val="2D3561"/>
-          <w:sz w:val="24"/>
-          <w:szCs w:val="24"/>
-        </w:rPr>
+        </w:rPr>
+      </w:r>
+    </w:p>
+    <w:p>
+      <w:pPr>
+        <w:pStyle w:val="LegalBody"/>
+      </w:pPr>
+      <w:r>
+        <w:rPr/>
         <w:t>{{Възложители_Подписни_Редове}}</w:t>
       </w:r>
       <w:r>
-        <w:rPr>
-          <w:rFonts w:ascii="Garamond" w:cs="Garamond" w:eastAsia="Garamond" w:hAnsi="Garamond"/>
-          <w:color w:val="9CA3AF"/>
-          <w:sz w:val="24"/>
-          <w:szCs w:val="24"/>
-        </w:rPr>
-      </w:r>
-      <w:r>
-        <w:rPr>
-          <w:rFonts w:ascii="Garamond" w:cs="Garamond" w:eastAsia="Garamond" w:hAnsi="Garamond"/>
+        <w:rPr/>
+      </w:r>
+      <w:r>
+        <w:rPr>
           <w:i/>
           <w:iCs/>
-          <w:color w:val="6B7280"/>
-          <w:sz w:val="24"/>
-          <w:szCs w:val="24"/>
         </w:rPr>
       </w:r>
     </w:p>
@@ -1893,99 +1437,59 @@
         <w:spacing w:after="60" w:before="100"/>
       </w:pPr>
       <w:r>
-        <w:rPr>
-          <w:rFonts w:ascii="Garamond" w:cs="Garamond" w:eastAsia="Garamond" w:hAnsi="Garamond"/>
-          <w:color w:val="2D3561"/>
-          <w:sz w:val="24"/>
-          <w:szCs w:val="24"/>
-        </w:rPr>
-      </w:r>
-      <w:r>
-        <w:rPr>
-          <w:rFonts w:ascii="Garamond" w:cs="Garamond" w:eastAsia="Garamond" w:hAnsi="Garamond"/>
-          <w:color w:val="9CA3AF"/>
-          <w:sz w:val="24"/>
-          <w:szCs w:val="24"/>
-        </w:rPr>
-      </w:r>
-      <w:r>
-        <w:rPr>
-          <w:rFonts w:ascii="Garamond" w:cs="Garamond" w:eastAsia="Garamond" w:hAnsi="Garamond"/>
+        <w:rPr/>
+      </w:r>
+      <w:r>
+        <w:rPr/>
+      </w:r>
+      <w:r>
+        <w:rPr>
           <w:i/>
           <w:iCs/>
-          <w:color w:val="6B7280"/>
-          <w:sz w:val="24"/>
-          <w:szCs w:val="24"/>
-        </w:rPr>
-      </w:r>
-    </w:p>
-    <w:p>
-      <w:pPr>
-        <w:spacing w:after="60" w:before="100"/>
-      </w:pPr>
-      <w:r>
-        <w:rPr>
-          <w:rFonts w:ascii="Garamond" w:cs="Garamond" w:eastAsia="Garamond" w:hAnsi="Garamond"/>
-          <w:color w:val="2D3561"/>
-          <w:sz w:val="24"/>
-          <w:szCs w:val="24"/>
-        </w:rPr>
+        </w:rPr>
+      </w:r>
+    </w:p>
+    <w:p>
+      <w:pPr>
+        <w:pStyle w:val="FieldHint"/>
+      </w:pPr>
+      <w:r>
+        <w:rPr/>
         <w:t>..............................................................</w:t>
       </w:r>
       <w:r>
-        <w:rPr>
-          <w:rFonts w:ascii="Garamond" w:cs="Garamond" w:eastAsia="Garamond" w:hAnsi="Garamond"/>
-          <w:color w:val="9CA3AF"/>
-          <w:sz w:val="24"/>
-          <w:szCs w:val="24"/>
-        </w:rPr>
-      </w:r>
-      <w:r>
-        <w:rPr>
-          <w:rFonts w:ascii="Garamond" w:cs="Garamond" w:eastAsia="Garamond" w:hAnsi="Garamond"/>
+        <w:rPr/>
+      </w:r>
+      <w:r>
+        <w:rPr>
           <w:i/>
           <w:iCs/>
-          <w:color w:val="6B7280"/>
-          <w:sz w:val="24"/>
-          <w:szCs w:val="24"/>
-        </w:rPr>
-      </w:r>
-    </w:p>
-    <w:p>
-      <w:pPr>
-        <w:spacing w:after="60" w:before="100"/>
-      </w:pPr>
-      <w:r>
-        <w:rPr>
-          <w:rFonts w:ascii="Garamond" w:cs="Garamond" w:eastAsia="Garamond" w:hAnsi="Garamond"/>
-          <w:color w:val="2D3561"/>
-          <w:sz w:val="24"/>
-          <w:szCs w:val="24"/>
-        </w:rPr>
+        </w:rPr>
+      </w:r>
+    </w:p>
+    <w:p>
+      <w:pPr>
+        <w:pStyle w:val="FieldHint"/>
+      </w:pPr>
+      <w:r>
+        <w:rPr/>
         <w:t>(име и фамилия, подпис и печат)</w:t>
       </w:r>
       <w:r>
-        <w:rPr>
-          <w:rFonts w:ascii="Garamond" w:cs="Garamond" w:eastAsia="Garamond" w:hAnsi="Garamond"/>
-          <w:color w:val="9CA3AF"/>
-          <w:sz w:val="24"/>
-          <w:szCs w:val="24"/>
-        </w:rPr>
-      </w:r>
-      <w:r>
-        <w:rPr>
-          <w:rFonts w:ascii="Garamond" w:cs="Garamond" w:eastAsia="Garamond" w:hAnsi="Garamond"/>
+        <w:rPr/>
+      </w:r>
+      <w:r>
+        <w:rPr>
           <w:i/>
           <w:iCs/>
-          <w:color w:val="6B7280"/>
-          <w:sz w:val="24"/>
-          <w:szCs w:val="24"/>
         </w:rPr>
       </w:r>
     </w:p>
     <w:sectPr>
+      <w:headerReference w:type="default" r:id="rId7"/>
+      <w:footerReference w:type="default" r:id="rId8"/>
       <w:pgSz w:w="11906" w:h="16838" w:orient="portrait"/>
-      <w:pgMar w:top="1134" w:right="1134" w:bottom="1134" w:left="1701" w:header="708" w:footer="708" w:gutter="0"/>
+      <w:pgMar w:top="850" w:right="707" w:bottom="850" w:left="1020" w:header="708" w:footer="708" w:gutter="0"/>
       <w:pgNumType/>
       <w:docGrid w:linePitch="360"/>
     </w:sectPr>
@@ -2034,6 +1538,16 @@
 </w:endnotes>
 </file>
 
+<file path=word/footer1.xml><?xml version="1.0" encoding="utf-8"?>
+<w:ftr xmlns:m="http://schemas.openxmlformats.org/officeDocument/2006/math" xmlns:mc="http://schemas.openxmlformats.org/markup-compatibility/2006" xmlns:mo="http://schemas.microsoft.com/office/mac/office/2008/main" xmlns:mv="urn:schemas-microsoft-com:mac:vml" xmlns:o="urn:schemas-microsoft-com:office:office" xmlns:r="http://schemas.openxmlformats.org/officeDocument/2006/relationships" xmlns:v="urn:schemas-microsoft-com:vml" xmlns:w10="urn:schemas-microsoft-com:office:word" xmlns:w14="http://schemas.microsoft.com/office/word/2010/wordml" xmlns:w="http://schemas.openxmlformats.org/wordprocessingml/2006/main" xmlns:wne="http://schemas.microsoft.com/office/word/2006/wordml" xmlns:wp14="http://schemas.microsoft.com/office/word/2010/wordprocessingDrawing" xmlns:wp="http://schemas.openxmlformats.org/drawingml/2006/wordprocessingDrawing" xmlns:wpc="http://schemas.microsoft.com/office/word/2010/wordprocessingCanvas" xmlns:wpg="http://schemas.microsoft.com/office/word/2010/wordprocessingGroup" xmlns:wpi="http://schemas.microsoft.com/office/word/2010/wordprocessingInk" xmlns:wps="http://schemas.microsoft.com/office/word/2010/wordprocessingShape" mc:Ignorable="w14 wp14">
+  <w:p>
+    <w:pPr>
+      <w:pStyle w:val="Footer"/>
+    </w:pPr>
+  </w:p>
+</w:ftr>
+</file>
+
 <file path=word/footnotes.xml><?xml version="1.0" encoding="utf-8"?>
 <w:footnotes xmlns:wpc="http://schemas.microsoft.com/office/word/2010/wordprocessingCanvas" xmlns:mc="http://schemas.openxmlformats.org/markup-compatibility/2006" xmlns:o="urn:schemas-microsoft-com:office:office" xmlns:r="http://schemas.openxmlformats.org/officeDocument/2006/relationships" xmlns:m="http://schemas.openxmlformats.org/officeDocument/2006/math" xmlns:v="urn:schemas-microsoft-com:vml" xmlns:wp14="http://schemas.microsoft.com/office/word/2010/wordprocessingDrawing" xmlns:wp="http://schemas.openxmlformats.org/drawingml/2006/wordprocessingDrawing" xmlns:w10="urn:schemas-microsoft-com:office:word" xmlns:w="http://schemas.openxmlformats.org/wordprocessingml/2006/main" xmlns:w14="http://schemas.microsoft.com/office/word/2010/wordml" xmlns:w15="http://schemas.microsoft.com/office/word/2012/wordml" xmlns:wpg="http://schemas.microsoft.com/office/word/2010/wordprocessingGroup" xmlns:wpi="http://schemas.microsoft.com/office/word/2010/wordprocessingInk" xmlns:wne="http://schemas.microsoft.com/office/word/2006/wordml" xmlns:wps="http://schemas.microsoft.com/office/word/2010/wordprocessingShape" mc:Ignorable="w14 w15 wp14">
   <w:footnote w:type="separator" w:id="-1">
@@ -2069,6 +1583,16 @@
     </w:p>
   </w:footnote>
 </w:footnotes>
+</file>
+
+<file path=word/header1.xml><?xml version="1.0" encoding="utf-8"?>
+<w:hdr xmlns:m="http://schemas.openxmlformats.org/officeDocument/2006/math" xmlns:mc="http://schemas.openxmlformats.org/markup-compatibility/2006" xmlns:mo="http://schemas.microsoft.com/office/mac/office/2008/main" xmlns:mv="urn:schemas-microsoft-com:mac:vml" xmlns:o="urn:schemas-microsoft-com:office:office" xmlns:r="http://schemas.openxmlformats.org/officeDocument/2006/relationships" xmlns:v="urn:schemas-microsoft-com:vml" xmlns:w10="urn:schemas-microsoft-com:office:word" xmlns:w14="http://schemas.microsoft.com/office/word/2010/wordml" xmlns:w="http://schemas.openxmlformats.org/wordprocessingml/2006/main" xmlns:wne="http://schemas.microsoft.com/office/word/2006/wordml" xmlns:wp14="http://schemas.microsoft.com/office/word/2010/wordprocessingDrawing" xmlns:wp="http://schemas.openxmlformats.org/drawingml/2006/wordprocessingDrawing" xmlns:wpc="http://schemas.microsoft.com/office/word/2010/wordprocessingCanvas" xmlns:wpg="http://schemas.microsoft.com/office/word/2010/wordprocessingGroup" xmlns:wpi="http://schemas.microsoft.com/office/word/2010/wordprocessingInk" xmlns:wps="http://schemas.microsoft.com/office/word/2010/wordprocessingShape" mc:Ignorable="w14 wp14">
+  <w:p>
+    <w:pPr>
+      <w:pStyle w:val="Header"/>
+    </w:pPr>
+  </w:p>
+</w:hdr>
 </file>
 
 <file path=word/numbering.xml><?xml version="1.0" encoding="utf-8"?>
@@ -2169,8 +1693,19 @@
 <file path=word/styles.xml><?xml version="1.0" encoding="utf-8"?>
 <w:styles xmlns:mc="http://schemas.openxmlformats.org/markup-compatibility/2006" xmlns:r="http://schemas.openxmlformats.org/officeDocument/2006/relationships" xmlns:w="http://schemas.openxmlformats.org/wordprocessingml/2006/main" xmlns:w14="http://schemas.microsoft.com/office/word/2010/wordml" xmlns:w15="http://schemas.microsoft.com/office/word/2012/wordml" mc:Ignorable="w14 w15">
   <w:docDefaults>
-    <w:rPrDefault/>
-    <w:pPrDefault/>
+    <w:rPrDefault>
+      <w:rPr>
+        <w:rFonts w:asciiTheme="minorHAnsi" w:eastAsiaTheme="minorEastAsia" w:hAnsiTheme="minorHAnsi" w:cstheme="minorBidi"/>
+        <w:sz w:val="22"/>
+        <w:szCs w:val="22"/>
+        <w:lang w:val="en-US" w:eastAsia="en-US" w:bidi="ar-SA"/>
+      </w:rPr>
+    </w:rPrDefault>
+    <w:pPrDefault>
+      <w:pPr>
+        <w:spacing w:after="200" w:line="276" w:lineRule="auto"/>
+      </w:pPr>
+    </w:pPrDefault>
   </w:docDefaults>
   <w:style w:type="paragraph" w:styleId="Title">
     <w:name w:val="Title"/>
@@ -2343,6 +1878,19 @@
       <w:szCs w:val="20"/>
     </w:rPr>
   </w:style>
+  <w:style w:type="paragraph" w:default="1" w:styleId="Normal">
+    <w:name w:val="Normal"/>
+    <w:qFormat/>
+    <w:rsid w:val="00FC693F"/>
+    <w:pPr>
+      <w:spacing w:after="60" w:line="300" w:lineRule="auto"/>
+    </w:pPr>
+    <w:rPr>
+      <w:rFonts w:ascii="Georgia" w:hAnsi="Georgia"/>
+      <w:color w:val="1C1C1C"/>
+      <w:sz w:val="20"/>
+    </w:rPr>
+  </w:style>
   <w:style w:type="paragraph" w:customStyle="1" w:styleId="DocumentMeta">
     <w:name w:val="Document Meta"/>
     <w:basedOn w:val="Normal"/>
@@ -2355,6 +1903,61 @@
       <w:sz w:val="17"/>
     </w:rPr>
   </w:style>
+  <w:style w:type="paragraph" w:customStyle="1" w:styleId="DocumentTitle">
+    <w:name w:val="Document Title"/>
+    <w:basedOn w:val="Normal"/>
+    <w:pPr>
+      <w:spacing w:after="80" w:line="240" w:lineRule="auto"/>
+    </w:pPr>
+    <w:rPr>
+      <w:rFonts w:ascii="Arial" w:hAnsi="Arial"/>
+      <w:b/>
+      <w:color w:val="1F3A5F"/>
+      <w:sz w:val="32"/>
+    </w:rPr>
+  </w:style>
+  <w:style w:type="paragraph" w:customStyle="1" w:styleId="DocumentSubtitle">
+    <w:name w:val="Document Subtitle"/>
+    <w:basedOn w:val="Normal"/>
+    <w:pPr>
+      <w:spacing w:after="180" w:line="288" w:lineRule="auto"/>
+    </w:pPr>
+    <w:rPr>
+      <w:rFonts w:ascii="Arial" w:hAnsi="Arial"/>
+      <w:b/>
+      <w:sz w:val="21"/>
+    </w:rPr>
+  </w:style>
+  <w:style w:type="paragraph" w:customStyle="1" w:styleId="LegalBody">
+    <w:name w:val="Legal Body"/>
+    <w:basedOn w:val="Normal"/>
+  </w:style>
+  <w:style w:type="paragraph" w:customStyle="1" w:styleId="FieldHint">
+    <w:name w:val="Field Hint"/>
+    <w:basedOn w:val="Normal"/>
+    <w:pPr>
+      <w:spacing w:after="80" w:line="252" w:lineRule="auto"/>
+    </w:pPr>
+    <w:rPr>
+      <w:rFonts w:ascii="Arial" w:hAnsi="Arial"/>
+      <w:i/>
+      <w:color w:val="6F6F6F"/>
+      <w:sz w:val="16"/>
+    </w:rPr>
+  </w:style>
+  <w:style w:type="paragraph" w:customStyle="1" w:styleId="SectionHeading">
+    <w:name w:val="Section Heading"/>
+    <w:basedOn w:val="Normal"/>
+    <w:pPr>
+      <w:spacing w:after="100" w:line="240" w:lineRule="auto"/>
+    </w:pPr>
+    <w:rPr>
+      <w:rFonts w:ascii="Arial" w:hAnsi="Arial"/>
+      <w:b/>
+      <w:color w:val="1F3A5F"/>
+      <w:sz w:val="21"/>
+    </w:rPr>
+  </w:style>
   <w:style w:type="paragraph" w:customStyle="1" w:styleId="FieldLabel">
     <w:name w:val="Field Label"/>
     <w:basedOn w:val="Normal"/>
@@ -2377,47 +1980,17 @@
       <w:sz w:val="18"/>
     </w:rPr>
   </w:style>
-  <w:style w:type="paragraph" w:customStyle="1" w:styleId="FieldHint">
-    <w:name w:val="Field Hint"/>
+  <w:style w:type="paragraph" w:customStyle="1" w:styleId="SignatureRole">
+    <w:name w:val="Signature Role"/>
     <w:basedOn w:val="Normal"/>
     <w:pPr>
-      <w:spacing w:after="80" w:line="252" w:lineRule="auto"/>
-    </w:pPr>
-    <w:rPr>
-      <w:rFonts w:ascii="Arial" w:hAnsi="Arial"/>
-      <w:i/>
-      <w:color w:val="6F6F6F"/>
-      <w:sz w:val="16"/>
-    </w:rPr>
-  </w:style>
-  <w:style w:type="paragraph" w:customStyle="1" w:styleId="DocumentTitle">
-    <w:name w:val="Document Title"/>
-    <w:basedOn w:val="Normal"/>
-    <w:pPr>
-      <w:spacing w:after="80" w:line="240" w:lineRule="auto"/>
+      <w:spacing w:after="0" w:line="252" w:lineRule="auto"/>
     </w:pPr>
     <w:rPr>
       <w:rFonts w:ascii="Arial" w:hAnsi="Arial"/>
       <w:b/>
-      <w:color w:val="1F3A5F"/>
-      <w:sz w:val="32"/>
-    </w:rPr>
-  </w:style>
-  <w:style w:type="paragraph" w:customStyle="1" w:styleId="DocumentSubtitle">
-    <w:name w:val="Document Subtitle"/>
-    <w:basedOn w:val="Normal"/>
-    <w:pPr>
-      <w:spacing w:after="180" w:line="288" w:lineRule="auto"/>
-    </w:pPr>
-    <w:rPr>
-      <w:rFonts w:ascii="Arial" w:hAnsi="Arial"/>
-      <w:b/>
-      <w:sz w:val="21"/>
-    </w:rPr>
-  </w:style>
-  <w:style w:type="paragraph" w:customStyle="1" w:styleId="LegalBody">
-    <w:name w:val="Legal Body"/>
-    <w:basedOn w:val="Normal"/>
+      <w:sz w:val="17"/>
+    </w:rPr>
   </w:style>
 </w:styles>
 </file>
--- a/templates/Akt_10_Template.docx
+++ b/templates/Akt_10_Template.docx
@@ -1280,7 +1280,7 @@
     </w:p>
     <w:p>
       <w:pPr>
-        <w:pStyle w:val="LegalBody"/>
+        <w:pStyle w:val="SignatureLine"/>
       </w:pPr>
       <w:r>
         <w:rPr/>
@@ -1290,15 +1290,12 @@
         <w:rPr/>
       </w:r>
       <w:r>
-        <w:rPr>
-          <w:i/>
-          <w:iCs/>
-        </w:rPr>
-      </w:r>
-    </w:p>
-    <w:p>
-      <w:pPr>
-        <w:pStyle w:val="LegalBody"/>
+        <w:rPr/>
+      </w:r>
+    </w:p>
+    <w:p>
+      <w:pPr>
+        <w:pStyle w:val="SignatureLine"/>
       </w:pPr>
       <w:r>
         <w:rPr/>
@@ -1308,10 +1305,16 @@
         <w:rPr/>
       </w:r>
       <w:r>
-        <w:rPr>
-          <w:i/>
-          <w:iCs/>
-        </w:rPr>
+        <w:rPr/>
+      </w:r>
+    </w:p>
+    <w:p>
+      <w:pPr>
+        <w:pStyle w:val="SignatureLine"/>
+      </w:pPr>
+      <w:r>
+        <w:rPr/>
+        <w:t>2. Управител СН:  ..............................   ({{Управител_1и3}})</w:t>
       </w:r>
     </w:p>
     <w:p>
@@ -1325,20 +1328,6 @@
           <w:i w:val="false"/>
           <w:iCs w:val="false"/>
         </w:rPr>
-        <w:t>2. Управител СН:  ..............................   ({{Управител_1и3}})</w:t>
-      </w:r>
-    </w:p>
-    <w:p>
-      <w:pPr>
-        <w:pStyle w:val="LegalBody"/>
-      </w:pPr>
-      <w:r>
-        <w:rPr>
-          <w:b w:val="false"/>
-          <w:bCs w:val="false"/>
-          <w:i w:val="false"/>
-          <w:iCs w:val="false"/>
-        </w:rPr>
         <w:t>{{Консултанти_Подписи}}</w:t>
       </w:r>
     </w:p>
@@ -1380,11 +1369,26 @@
     </w:p>
     <w:p>
       <w:pPr>
-        <w:pStyle w:val="LegalBody"/>
+        <w:pStyle w:val="SignatureLine"/>
       </w:pPr>
       <w:r>
         <w:rPr/>
         <w:t>4. Технически контрол „Конструктивна“:  ..............................   (...........................................)</w:t>
+      </w:r>
+      <w:r>
+        <w:rPr/>
+      </w:r>
+      <w:r>
+        <w:rPr/>
+      </w:r>
+    </w:p>
+    <w:p>
+      <w:pPr>
+        <w:pStyle w:val="LegalBody"/>
+      </w:pPr>
+      <w:r>
+        <w:rPr/>
+        <w:t>5. Възложител:</w:t>
       </w:r>
       <w:r>
         <w:rPr/>
@@ -1398,25 +1402,7 @@
     </w:p>
     <w:p>
       <w:pPr>
-        <w:pStyle w:val="LegalBody"/>
-      </w:pPr>
-      <w:r>
-        <w:rPr/>
-        <w:t>5. Възложител:</w:t>
-      </w:r>
-      <w:r>
-        <w:rPr/>
-      </w:r>
-      <w:r>
-        <w:rPr>
-          <w:i/>
-          <w:iCs/>
-        </w:rPr>
-      </w:r>
-    </w:p>
-    <w:p>
-      <w:pPr>
-        <w:pStyle w:val="LegalBody"/>
+        <w:pStyle w:val="SignatureLine"/>
       </w:pPr>
       <w:r>
         <w:rPr/>
@@ -1426,10 +1412,7 @@
         <w:rPr/>
       </w:r>
       <w:r>
-        <w:rPr>
-          <w:i/>
-          <w:iCs/>
-        </w:rPr>
+        <w:rPr/>
       </w:r>
     </w:p>
     <w:p>
@@ -1992,5 +1975,21 @@
       <w:sz w:val="17"/>
     </w:rPr>
   </w:style>
+  <w:style w:type="paragraph" w:customStyle="1" w:styleId="SignatureLine">
+    <w:name w:val="Signature Line"/>
+    <w:basedOn w:val="Normal"/>
+    <w:pPr>
+      <w:spacing w:before="0" w:after="0" w:line="480" w:lineRule="auto"/>
+    </w:pPr>
+    <w:rPr>
+      <w:rFonts w:ascii="Arial" w:hAnsi="Arial" w:eastAsia="Arial" w:cs="Arial"/>
+      <w:b w:val="0"/>
+      <w:bCs w:val="0"/>
+      <w:i w:val="1"/>
+      <w:iCs w:val="1"/>
+      <w:sz w:val="21"/>
+      <w:szCs w:val="21"/>
+    </w:rPr>
+  </w:style>
 </w:styles>
 </file>
--- a/templates/Akt_10_Template.docx
+++ b/templates/Akt_10_Template.docx
@@ -1319,15 +1319,10 @@
     </w:p>
     <w:p>
       <w:pPr>
-        <w:pStyle w:val="LegalBody"/>
-      </w:pPr>
-      <w:r>
-        <w:rPr>
-          <w:b w:val="false"/>
-          <w:bCs w:val="false"/>
-          <w:i w:val="false"/>
-          <w:iCs w:val="false"/>
-        </w:rPr>
+        <w:pStyle w:val="SignatureLine"/>
+      </w:pPr>
+      <w:r>
+        <w:rPr/>
         <w:t>{{Консултанти_Подписи}}</w:t>
       </w:r>
     </w:p>
@@ -1351,7 +1346,7 @@
     </w:p>
     <w:p>
       <w:pPr>
-        <w:pStyle w:val="LegalBody"/>
+        <w:pStyle w:val="SignatureLine"/>
       </w:pPr>
       <w:r>
         <w:rPr/>
@@ -1361,10 +1356,7 @@
         <w:rPr/>
       </w:r>
       <w:r>
-        <w:rPr>
-          <w:i/>
-          <w:iCs/>
-        </w:rPr>
+        <w:rPr/>
       </w:r>
     </w:p>
     <w:p>
